--- a/07_React/React.docx
+++ b/07_React/React.docx
@@ -1186,8 +1186,6 @@
       <w:r>
         <w:t xml:space="preserve"> A special syntax that lets you write HTML inside JavaScript</w:t>
       </w:r>
-      <w:bookmarkStart w:id="0" w:name="_GoBack"/>
-      <w:bookmarkEnd w:id="0"/>
     </w:p>
     <w:p>
       <w:pPr>
@@ -1858,6 +1856,7 @@
             <w:insideH w:val="none" w:color="auto" w:sz="0" w:space="0"/>
             <w:insideV w:val="none" w:color="auto" w:sz="0" w:space="0"/>
           </w:tblBorders>
+          <w:shd w:val="clear"/>
           <w:tblCellMar>
             <w:top w:w="15" w:type="dxa"/>
             <w:left w:w="15" w:type="dxa"/>
@@ -1978,7 +1977,6 @@
             <w:insideH w:val="none" w:color="auto" w:sz="0" w:space="0"/>
             <w:insideV w:val="none" w:color="auto" w:sz="0" w:space="0"/>
           </w:tblBorders>
-          <w:shd w:val="clear"/>
           <w:tblCellMar>
             <w:top w:w="15" w:type="dxa"/>
             <w:left w:w="15" w:type="dxa"/>
@@ -2547,13 +2545,581 @@
     </w:p>
     <w:p>
       <w:pPr>
+        <w:pStyle w:val="3"/>
+        <w:keepNext w:val="0"/>
+        <w:keepLines w:val="0"/>
+        <w:widowControl/>
+        <w:suppressLineNumbers w:val="0"/>
+      </w:pPr>
+      <w:r>
+        <w:t>🧠 What is the DOM?</w:t>
+      </w:r>
+    </w:p>
+    <w:p>
+      <w:pPr>
+        <w:pStyle w:val="10"/>
+        <w:keepNext w:val="0"/>
+        <w:keepLines w:val="0"/>
+        <w:widowControl/>
+        <w:suppressLineNumbers w:val="0"/>
+      </w:pPr>
+      <w:r>
+        <w:rPr>
+          <w:rStyle w:val="11"/>
+        </w:rPr>
+        <w:t>DOM</w:t>
+      </w:r>
+      <w:r>
+        <w:t xml:space="preserve"> stands for </w:t>
+      </w:r>
+      <w:r>
+        <w:rPr>
+          <w:rStyle w:val="11"/>
+        </w:rPr>
+        <w:t>Document Object Model</w:t>
+      </w:r>
+      <w:r>
+        <w:t>.</w:t>
+      </w:r>
+      <w:r>
+        <w:br w:type="textWrapping"/>
+      </w:r>
+      <w:r>
+        <w:t xml:space="preserve">It is a </w:t>
+      </w:r>
+      <w:r>
+        <w:rPr>
+          <w:rStyle w:val="11"/>
+        </w:rPr>
+        <w:t>programming interface</w:t>
+      </w:r>
+      <w:r>
+        <w:t xml:space="preserve"> that represents a </w:t>
+      </w:r>
+      <w:r>
+        <w:rPr>
+          <w:rStyle w:val="11"/>
+        </w:rPr>
+        <w:t>web page (HTML document)</w:t>
+      </w:r>
+      <w:r>
+        <w:t xml:space="preserve"> as a </w:t>
+      </w:r>
+      <w:r>
+        <w:rPr>
+          <w:rStyle w:val="11"/>
+        </w:rPr>
+        <w:t>tree structure</w:t>
+      </w:r>
+      <w:r>
+        <w:t xml:space="preserve"> of objects.</w:t>
+      </w:r>
+    </w:p>
+    <w:p>
+      <w:pPr>
+        <w:pStyle w:val="10"/>
+        <w:keepNext w:val="0"/>
+        <w:keepLines w:val="0"/>
+        <w:widowControl/>
+        <w:suppressLineNumbers w:val="0"/>
+      </w:pPr>
+      <w:r>
+        <w:t xml:space="preserve">Each element (like </w:t>
+      </w:r>
+      <w:r>
+        <w:rPr>
+          <w:rStyle w:val="7"/>
+        </w:rPr>
+        <w:t>&lt;div&gt;</w:t>
+      </w:r>
+      <w:r>
+        <w:t xml:space="preserve">, </w:t>
+      </w:r>
+      <w:r>
+        <w:rPr>
+          <w:rStyle w:val="7"/>
+        </w:rPr>
+        <w:t>&lt;p&gt;</w:t>
+      </w:r>
+      <w:r>
+        <w:t xml:space="preserve">, </w:t>
+      </w:r>
+      <w:r>
+        <w:rPr>
+          <w:rStyle w:val="7"/>
+        </w:rPr>
+        <w:t>&lt;button&gt;</w:t>
+      </w:r>
+      <w:r>
+        <w:t xml:space="preserve">, etc.) is represented as a </w:t>
+      </w:r>
+      <w:r>
+        <w:rPr>
+          <w:rStyle w:val="11"/>
+        </w:rPr>
+        <w:t>node</w:t>
+      </w:r>
+      <w:r>
+        <w:t xml:space="preserve"> in this tree.</w:t>
+      </w:r>
+      <w:r>
+        <w:br w:type="textWrapping"/>
+      </w:r>
+      <w:r>
+        <w:t xml:space="preserve">This allows JavaScript (or React) to </w:t>
+      </w:r>
+      <w:r>
+        <w:rPr>
+          <w:rStyle w:val="11"/>
+        </w:rPr>
+        <w:t>interact with and update</w:t>
+      </w:r>
+      <w:r>
+        <w:t xml:space="preserve"> the web page dynamically.</w:t>
+      </w:r>
+    </w:p>
+    <w:p>
+      <w:pPr>
+        <w:pStyle w:val="3"/>
+        <w:keepNext w:val="0"/>
+        <w:keepLines w:val="0"/>
+        <w:widowControl/>
+        <w:suppressLineNumbers w:val="0"/>
+      </w:pPr>
+      <w:r>
+        <w:t>🌳</w:t>
+      </w:r>
+    </w:p>
+    <w:p>
+      <w:pPr>
+        <w:pStyle w:val="3"/>
+        <w:keepNext w:val="0"/>
+        <w:keepLines w:val="0"/>
+        <w:widowControl/>
+        <w:suppressLineNumbers w:val="0"/>
+      </w:pPr>
+      <w:r>
+        <w:t xml:space="preserve"> Example: DOM Tree</w:t>
+      </w:r>
+    </w:p>
+    <w:p>
+      <w:pPr>
+        <w:pStyle w:val="10"/>
+        <w:keepNext w:val="0"/>
+        <w:keepLines w:val="0"/>
+        <w:widowControl/>
+        <w:suppressLineNumbers w:val="0"/>
+      </w:pPr>
+      <w:r>
+        <w:t>Suppose you have this HTML:</w:t>
+      </w:r>
+    </w:p>
+    <w:p>
+      <w:pPr>
+        <w:pStyle w:val="10"/>
+        <w:keepNext w:val="0"/>
+        <w:keepLines w:val="0"/>
+        <w:widowControl/>
+        <w:suppressLineNumbers w:val="0"/>
+      </w:pPr>
+      <w:r>
+        <w:drawing>
+          <wp:inline distT="0" distB="0" distL="114300" distR="114300">
+            <wp:extent cx="5273675" cy="2205990"/>
+            <wp:effectExtent l="0" t="0" r="14605" b="3810"/>
+            <wp:docPr id="4" name="Picture 9"/>
+            <wp:cNvGraphicFramePr>
+              <a:graphicFrameLocks xmlns:a="http://schemas.openxmlformats.org/drawingml/2006/main" noChangeAspect="1"/>
+            </wp:cNvGraphicFramePr>
+            <a:graphic xmlns:a="http://schemas.openxmlformats.org/drawingml/2006/main">
+              <a:graphicData uri="http://schemas.openxmlformats.org/drawingml/2006/picture">
+                <pic:pic xmlns:pic="http://schemas.openxmlformats.org/drawingml/2006/picture">
+                  <pic:nvPicPr>
+                    <pic:cNvPr id="4" name="Picture 9"/>
+                    <pic:cNvPicPr>
+                      <a:picLocks noChangeAspect="1"/>
+                    </pic:cNvPicPr>
+                  </pic:nvPicPr>
+                  <pic:blipFill>
+                    <a:blip r:embed="rId7"/>
+                    <a:stretch>
+                      <a:fillRect/>
+                    </a:stretch>
+                  </pic:blipFill>
+                  <pic:spPr>
+                    <a:xfrm>
+                      <a:off x="0" y="0"/>
+                      <a:ext cx="5273675" cy="2205990"/>
+                    </a:xfrm>
+                    <a:prstGeom prst="rect">
+                      <a:avLst/>
+                    </a:prstGeom>
+                    <a:noFill/>
+                    <a:ln>
+                      <a:noFill/>
+                    </a:ln>
+                  </pic:spPr>
+                </pic:pic>
+              </a:graphicData>
+            </a:graphic>
+          </wp:inline>
+        </w:drawing>
+      </w:r>
+    </w:p>
+    <w:p>
+      <w:pPr>
+        <w:pStyle w:val="10"/>
+        <w:keepNext w:val="0"/>
+        <w:keepLines w:val="0"/>
+        <w:widowControl/>
+        <w:suppressLineNumbers w:val="0"/>
+      </w:pPr>
+      <w:r>
+        <w:t xml:space="preserve">The </w:t>
+      </w:r>
+      <w:r>
+        <w:rPr>
+          <w:rStyle w:val="11"/>
+        </w:rPr>
+        <w:t>DOM tree</w:t>
+      </w:r>
+      <w:r>
+        <w:t xml:space="preserve"> looks like this:</w:t>
+      </w:r>
+    </w:p>
+    <w:p>
+      <w:pPr>
+        <w:pStyle w:val="10"/>
+        <w:keepNext w:val="0"/>
+        <w:keepLines w:val="0"/>
+        <w:widowControl/>
+        <w:suppressLineNumbers w:val="0"/>
+      </w:pPr>
+      <w:r>
+        <w:drawing>
+          <wp:inline distT="0" distB="0" distL="114300" distR="114300">
+            <wp:extent cx="5270500" cy="1789430"/>
+            <wp:effectExtent l="0" t="0" r="2540" b="8890"/>
+            <wp:docPr id="5" name="Picture 10"/>
+            <wp:cNvGraphicFramePr>
+              <a:graphicFrameLocks xmlns:a="http://schemas.openxmlformats.org/drawingml/2006/main" noChangeAspect="1"/>
+            </wp:cNvGraphicFramePr>
+            <a:graphic xmlns:a="http://schemas.openxmlformats.org/drawingml/2006/main">
+              <a:graphicData uri="http://schemas.openxmlformats.org/drawingml/2006/picture">
+                <pic:pic xmlns:pic="http://schemas.openxmlformats.org/drawingml/2006/picture">
+                  <pic:nvPicPr>
+                    <pic:cNvPr id="5" name="Picture 10"/>
+                    <pic:cNvPicPr>
+                      <a:picLocks noChangeAspect="1"/>
+                    </pic:cNvPicPr>
+                  </pic:nvPicPr>
+                  <pic:blipFill>
+                    <a:blip r:embed="rId8"/>
+                    <a:stretch>
+                      <a:fillRect/>
+                    </a:stretch>
+                  </pic:blipFill>
+                  <pic:spPr>
+                    <a:xfrm>
+                      <a:off x="0" y="0"/>
+                      <a:ext cx="5270500" cy="1789430"/>
+                    </a:xfrm>
+                    <a:prstGeom prst="rect">
+                      <a:avLst/>
+                    </a:prstGeom>
+                    <a:noFill/>
+                    <a:ln>
+                      <a:noFill/>
+                    </a:ln>
+                  </pic:spPr>
+                </pic:pic>
+              </a:graphicData>
+            </a:graphic>
+          </wp:inline>
+        </w:drawing>
+      </w:r>
+    </w:p>
+    <w:p>
+      <w:pPr>
+        <w:pStyle w:val="10"/>
+        <w:keepNext w:val="0"/>
+        <w:keepLines w:val="0"/>
+        <w:widowControl/>
+        <w:suppressLineNumbers w:val="0"/>
+      </w:pPr>
+      <w:r>
+        <w:t>You can access and change these elements using JavaScript:</w:t>
+      </w:r>
+    </w:p>
+    <w:p>
+      <w:pPr>
         <w:pStyle w:val="2"/>
         <w:keepNext w:val="0"/>
         <w:keepLines w:val="0"/>
         <w:widowControl/>
         <w:suppressLineNumbers w:val="0"/>
       </w:pPr>
-    </w:p>
+      <w:r>
+        <w:drawing>
+          <wp:inline distT="0" distB="0" distL="114300" distR="114300">
+            <wp:extent cx="5271135" cy="835660"/>
+            <wp:effectExtent l="0" t="0" r="1905" b="2540"/>
+            <wp:docPr id="6" name="Picture 11"/>
+            <wp:cNvGraphicFramePr>
+              <a:graphicFrameLocks xmlns:a="http://schemas.openxmlformats.org/drawingml/2006/main" noChangeAspect="1"/>
+            </wp:cNvGraphicFramePr>
+            <a:graphic xmlns:a="http://schemas.openxmlformats.org/drawingml/2006/main">
+              <a:graphicData uri="http://schemas.openxmlformats.org/drawingml/2006/picture">
+                <pic:pic xmlns:pic="http://schemas.openxmlformats.org/drawingml/2006/picture">
+                  <pic:nvPicPr>
+                    <pic:cNvPr id="6" name="Picture 11"/>
+                    <pic:cNvPicPr>
+                      <a:picLocks noChangeAspect="1"/>
+                    </pic:cNvPicPr>
+                  </pic:nvPicPr>
+                  <pic:blipFill>
+                    <a:blip r:embed="rId9"/>
+                    <a:stretch>
+                      <a:fillRect/>
+                    </a:stretch>
+                  </pic:blipFill>
+                  <pic:spPr>
+                    <a:xfrm>
+                      <a:off x="0" y="0"/>
+                      <a:ext cx="5271135" cy="835660"/>
+                    </a:xfrm>
+                    <a:prstGeom prst="rect">
+                      <a:avLst/>
+                    </a:prstGeom>
+                    <a:noFill/>
+                    <a:ln>
+                      <a:noFill/>
+                    </a:ln>
+                  </pic:spPr>
+                </pic:pic>
+              </a:graphicData>
+            </a:graphic>
+          </wp:inline>
+        </w:drawing>
+      </w:r>
+    </w:p>
+    <w:p>
+      <w:pPr>
+        <w:pStyle w:val="10"/>
+        <w:keepNext w:val="0"/>
+        <w:keepLines w:val="0"/>
+        <w:widowControl/>
+        <w:suppressLineNumbers w:val="0"/>
+      </w:pPr>
+      <w:r>
+        <w:t xml:space="preserve">This line finds the </w:t>
+      </w:r>
+      <w:r>
+        <w:rPr>
+          <w:rStyle w:val="7"/>
+        </w:rPr>
+        <w:t>&lt;h1&gt;</w:t>
+      </w:r>
+      <w:r>
+        <w:t xml:space="preserve"> element and updates its text — the </w:t>
+      </w:r>
+      <w:r>
+        <w:rPr>
+          <w:rStyle w:val="11"/>
+        </w:rPr>
+        <w:t>DOM is updated</w:t>
+      </w:r>
+      <w:r>
+        <w:t>, and you see the change on the page.</w:t>
+      </w:r>
+    </w:p>
+    <w:p>
+      <w:pPr>
+        <w:pStyle w:val="3"/>
+        <w:keepNext w:val="0"/>
+        <w:keepLines w:val="0"/>
+        <w:widowControl/>
+        <w:suppressLineNumbers w:val="0"/>
+      </w:pPr>
+      <w:r>
+        <w:t>⚛️ React and the DOM</w:t>
+      </w:r>
+    </w:p>
+    <w:p>
+      <w:pPr>
+        <w:pStyle w:val="10"/>
+        <w:keepNext w:val="0"/>
+        <w:keepLines w:val="0"/>
+        <w:widowControl/>
+        <w:suppressLineNumbers w:val="0"/>
+      </w:pPr>
+      <w:r>
+        <w:t xml:space="preserve">React uses a concept called the </w:t>
+      </w:r>
+      <w:r>
+        <w:rPr>
+          <w:rStyle w:val="11"/>
+        </w:rPr>
+        <w:t>Virtual DOM</w:t>
+      </w:r>
+      <w:r>
+        <w:t>.</w:t>
+      </w:r>
+    </w:p>
+    <w:p>
+      <w:pPr>
+        <w:pStyle w:val="10"/>
+        <w:keepNext w:val="0"/>
+        <w:keepLines w:val="0"/>
+        <w:widowControl/>
+        <w:suppressLineNumbers w:val="0"/>
+      </w:pPr>
+      <w:r>
+        <w:t xml:space="preserve">The </w:t>
+      </w:r>
+      <w:r>
+        <w:rPr>
+          <w:rStyle w:val="11"/>
+        </w:rPr>
+        <w:t>Virtual DOM</w:t>
+      </w:r>
+      <w:r>
+        <w:t xml:space="preserve"> is a </w:t>
+      </w:r>
+      <w:r>
+        <w:rPr>
+          <w:rStyle w:val="11"/>
+        </w:rPr>
+        <w:t>lightweight copy</w:t>
+      </w:r>
+      <w:r>
+        <w:t xml:space="preserve"> of the real DOM kept in memory.</w:t>
+      </w:r>
+    </w:p>
+    <w:p>
+      <w:pPr>
+        <w:pStyle w:val="10"/>
+        <w:keepNext w:val="0"/>
+        <w:keepLines w:val="0"/>
+        <w:widowControl/>
+        <w:suppressLineNumbers w:val="0"/>
+      </w:pPr>
+      <w:r>
+        <w:t>When something changes (like data or user input), React:</w:t>
+      </w:r>
+    </w:p>
+    <w:p>
+      <w:pPr>
+        <w:pStyle w:val="10"/>
+        <w:keepNext w:val="0"/>
+        <w:keepLines w:val="0"/>
+        <w:widowControl/>
+        <w:suppressLineNumbers w:val="0"/>
+      </w:pPr>
+      <w:r>
+        <w:t xml:space="preserve">Updates the </w:t>
+      </w:r>
+      <w:r>
+        <w:rPr>
+          <w:rStyle w:val="11"/>
+        </w:rPr>
+        <w:t>Virtual DOM</w:t>
+      </w:r>
+      <w:r>
+        <w:t xml:space="preserve"> first.</w:t>
+      </w:r>
+    </w:p>
+    <w:p>
+      <w:pPr>
+        <w:pStyle w:val="10"/>
+        <w:keepNext w:val="0"/>
+        <w:keepLines w:val="0"/>
+        <w:widowControl/>
+        <w:suppressLineNumbers w:val="0"/>
+      </w:pPr>
+      <w:r>
+        <w:t xml:space="preserve">Compares it with the </w:t>
+      </w:r>
+      <w:r>
+        <w:rPr>
+          <w:rStyle w:val="11"/>
+        </w:rPr>
+        <w:t>previous Virtual DOM</w:t>
+      </w:r>
+      <w:r>
+        <w:t xml:space="preserve"> (this process is called </w:t>
+      </w:r>
+      <w:r>
+        <w:rPr>
+          <w:rStyle w:val="6"/>
+        </w:rPr>
+        <w:t>diffing</w:t>
+      </w:r>
+      <w:r>
+        <w:t>).</w:t>
+      </w:r>
+    </w:p>
+    <w:p>
+      <w:pPr>
+        <w:pStyle w:val="10"/>
+        <w:keepNext w:val="0"/>
+        <w:keepLines w:val="0"/>
+        <w:widowControl/>
+        <w:suppressLineNumbers w:val="0"/>
+      </w:pPr>
+      <w:r>
+        <w:t xml:space="preserve">Updates </w:t>
+      </w:r>
+      <w:r>
+        <w:rPr>
+          <w:rStyle w:val="11"/>
+        </w:rPr>
+        <w:t>only the changed parts</w:t>
+      </w:r>
+      <w:r>
+        <w:t xml:space="preserve"> in the </w:t>
+      </w:r>
+      <w:r>
+        <w:rPr>
+          <w:rStyle w:val="11"/>
+        </w:rPr>
+        <w:t>real DOM</w:t>
+      </w:r>
+      <w:r>
+        <w:t>.</w:t>
+      </w:r>
+    </w:p>
+    <w:p>
+      <w:pPr>
+        <w:pStyle w:val="10"/>
+        <w:keepNext w:val="0"/>
+        <w:keepLines w:val="0"/>
+        <w:widowControl/>
+        <w:suppressLineNumbers w:val="0"/>
+      </w:pPr>
+      <w:r>
+        <w:t xml:space="preserve">✅ This makes React apps </w:t>
+      </w:r>
+      <w:r>
+        <w:rPr>
+          <w:rStyle w:val="11"/>
+        </w:rPr>
+        <w:t>faster</w:t>
+      </w:r>
+      <w:r>
+        <w:t xml:space="preserve"> and more </w:t>
+      </w:r>
+      <w:r>
+        <w:rPr>
+          <w:rStyle w:val="11"/>
+        </w:rPr>
+        <w:t>efficient</w:t>
+      </w:r>
+      <w:r>
+        <w:t xml:space="preserve"> than directly manipulating the DOM with plain JavaScript.</w:t>
+      </w:r>
+    </w:p>
+    <w:p/>
     <w:p>
       <w:pPr>
         <w:pStyle w:val="2"/>
@@ -2571,6 +3137,161 @@
         <w:widowControl/>
         <w:suppressLineNumbers w:val="0"/>
       </w:pPr>
+      <w:r>
+        <w:t>⚡ 1️⃣ What is Vite in React?</w:t>
+      </w:r>
+    </w:p>
+    <w:p>
+      <w:pPr>
+        <w:pStyle w:val="10"/>
+        <w:keepNext w:val="0"/>
+        <w:keepLines w:val="0"/>
+        <w:widowControl/>
+        <w:suppressLineNumbers w:val="0"/>
+      </w:pPr>
+      <w:r>
+        <w:rPr>
+          <w:rStyle w:val="11"/>
+        </w:rPr>
+        <w:t>Vite</w:t>
+      </w:r>
+      <w:r>
+        <w:t xml:space="preserve"> (pronounced “veet”) is a </w:t>
+      </w:r>
+      <w:r>
+        <w:rPr>
+          <w:rStyle w:val="11"/>
+        </w:rPr>
+        <w:t>tool used to create and run React applications quickly and efficiently</w:t>
+      </w:r>
+      <w:r>
+        <w:t>.</w:t>
+      </w:r>
+    </w:p>
+    <w:p>
+      <w:pPr>
+        <w:pStyle w:val="10"/>
+        <w:keepNext w:val="0"/>
+        <w:keepLines w:val="0"/>
+        <w:widowControl/>
+        <w:suppressLineNumbers w:val="0"/>
+      </w:pPr>
+      <w:r>
+        <w:t xml:space="preserve">It’s called a </w:t>
+      </w:r>
+      <w:r>
+        <w:rPr>
+          <w:rStyle w:val="11"/>
+        </w:rPr>
+        <w:t>“build tool”</w:t>
+      </w:r>
+      <w:r>
+        <w:t xml:space="preserve"> or </w:t>
+      </w:r>
+      <w:r>
+        <w:rPr>
+          <w:rStyle w:val="11"/>
+        </w:rPr>
+        <w:t>“frontend development tool”</w:t>
+      </w:r>
+      <w:r>
+        <w:t xml:space="preserve"> that helps you:</w:t>
+      </w:r>
+    </w:p>
+    <w:p>
+      <w:pPr>
+        <w:pStyle w:val="10"/>
+        <w:keepNext w:val="0"/>
+        <w:keepLines w:val="0"/>
+        <w:widowControl/>
+        <w:numPr>
+          <w:ilvl w:val="0"/>
+          <w:numId w:val="1"/>
+        </w:numPr>
+        <w:suppressLineNumbers w:val="0"/>
+        <w:ind w:left="420" w:leftChars="0" w:hanging="420" w:firstLineChars="0"/>
+      </w:pPr>
+      <w:r>
+        <w:t>Start a React project instantly</w:t>
+      </w:r>
+    </w:p>
+    <w:p>
+      <w:pPr>
+        <w:pStyle w:val="10"/>
+        <w:keepNext w:val="0"/>
+        <w:keepLines w:val="0"/>
+        <w:widowControl/>
+        <w:numPr>
+          <w:ilvl w:val="0"/>
+          <w:numId w:val="1"/>
+        </w:numPr>
+        <w:suppressLineNumbers w:val="0"/>
+        <w:ind w:left="420" w:leftChars="0" w:hanging="420" w:firstLineChars="0"/>
+      </w:pPr>
+      <w:r>
+        <w:t>Run your project locally (for development)</w:t>
+      </w:r>
+    </w:p>
+    <w:p>
+      <w:pPr>
+        <w:pStyle w:val="10"/>
+        <w:keepNext w:val="0"/>
+        <w:keepLines w:val="0"/>
+        <w:widowControl/>
+        <w:numPr>
+          <w:ilvl w:val="0"/>
+          <w:numId w:val="1"/>
+        </w:numPr>
+        <w:suppressLineNumbers w:val="0"/>
+        <w:ind w:left="420" w:leftChars="0" w:hanging="420" w:firstLineChars="0"/>
+      </w:pPr>
+      <w:r>
+        <w:t>Build and optimize your React app for production (deployment)</w:t>
+      </w:r>
+    </w:p>
+    <w:p>
+      <w:pPr>
+        <w:pStyle w:val="10"/>
+        <w:keepNext w:val="0"/>
+        <w:keepLines w:val="0"/>
+        <w:widowControl/>
+        <w:numPr>
+          <w:ilvl w:val="0"/>
+          <w:numId w:val="1"/>
+        </w:numPr>
+        <w:suppressLineNumbers w:val="0"/>
+        <w:ind w:left="420" w:leftChars="0" w:right="720" w:hanging="420" w:firstLineChars="0"/>
+      </w:pPr>
+      <w:r>
+        <w:rPr>
+          <w:rStyle w:val="11"/>
+          <w:rFonts w:hint="eastAsia" w:ascii="SimSun" w:hAnsi="SimSun" w:eastAsia="SimSun" w:cs="SimSun"/>
+          <w:sz w:val="24"/>
+          <w:szCs w:val="24"/>
+        </w:rPr>
+        <w:t>Vite is a faster alternative to Create React App (CRA).</w:t>
+      </w:r>
+    </w:p>
+    <w:p>
+      <w:pPr>
+        <w:keepNext w:val="0"/>
+        <w:keepLines w:val="0"/>
+        <w:widowControl/>
+        <w:suppressLineNumbers w:val="0"/>
+      </w:pPr>
+      <w:r>
+        <w:pict>
+          <v:rect id="_x0000_i1036" o:spt="1" style="height:1.5pt;width:432pt;" fillcolor="#A0A0A0" filled="t" stroked="f" coordsize="21600,21600" o:hr="t" o:hrstd="t" o:hralign="center">
+            <v:path/>
+            <v:fill on="t" focussize="0,0"/>
+            <v:stroke on="f"/>
+            <v:imagedata o:title=""/>
+            <o:lock v:ext="edit"/>
+            <w10:wrap type="none"/>
+            <w10:anchorlock/>
+          </v:rect>
+        </w:pict>
+      </w:r>
     </w:p>
     <w:p>
       <w:pPr>
@@ -2581,15 +3302,385 @@
         <w:suppressLineNumbers w:val="0"/>
       </w:pPr>
       <w:r>
-        <w:t xml:space="preserve">🧩 </w:t>
-      </w:r>
-      <w:r>
-        <w:rPr>
-          <w:rStyle w:val="11"/>
-          <w:b/>
-          <w:bCs/>
-        </w:rPr>
-        <w:t>5️⃣ In Summary</w:t>
+        <w:t>🧩 2️⃣ Why We Need Vite</w:t>
+      </w:r>
+    </w:p>
+    <w:p>
+      <w:pPr>
+        <w:pStyle w:val="10"/>
+        <w:keepNext w:val="0"/>
+        <w:keepLines w:val="0"/>
+        <w:widowControl/>
+        <w:suppressLineNumbers w:val="0"/>
+      </w:pPr>
+      <w:r>
+        <w:t>When you start building a React project, you need some tool to:</w:t>
+      </w:r>
+    </w:p>
+    <w:p>
+      <w:pPr>
+        <w:pStyle w:val="10"/>
+        <w:keepNext w:val="0"/>
+        <w:keepLines w:val="0"/>
+        <w:widowControl/>
+        <w:numPr>
+          <w:ilvl w:val="0"/>
+          <w:numId w:val="1"/>
+        </w:numPr>
+        <w:suppressLineNumbers w:val="0"/>
+        <w:ind w:left="420" w:leftChars="0" w:hanging="420" w:firstLineChars="0"/>
+      </w:pPr>
+      <w:r>
+        <w:rPr>
+          <w:rStyle w:val="11"/>
+        </w:rPr>
+        <w:t>Bundle</w:t>
+      </w:r>
+      <w:r>
+        <w:t xml:space="preserve"> your JavaScript, CSS, and assets together</w:t>
+      </w:r>
+    </w:p>
+    <w:p>
+      <w:pPr>
+        <w:pStyle w:val="10"/>
+        <w:keepNext w:val="0"/>
+        <w:keepLines w:val="0"/>
+        <w:widowControl/>
+        <w:numPr>
+          <w:ilvl w:val="0"/>
+          <w:numId w:val="1"/>
+        </w:numPr>
+        <w:suppressLineNumbers w:val="0"/>
+        <w:ind w:left="420" w:leftChars="0" w:hanging="420" w:firstLineChars="0"/>
+      </w:pPr>
+      <w:r>
+        <w:rPr>
+          <w:rStyle w:val="11"/>
+        </w:rPr>
+        <w:t>Serve</w:t>
+      </w:r>
+      <w:r>
+        <w:t xml:space="preserve"> your app in the browser during development</w:t>
+      </w:r>
+    </w:p>
+    <w:p>
+      <w:pPr>
+        <w:pStyle w:val="10"/>
+        <w:keepNext w:val="0"/>
+        <w:keepLines w:val="0"/>
+        <w:widowControl/>
+        <w:numPr>
+          <w:ilvl w:val="0"/>
+          <w:numId w:val="1"/>
+        </w:numPr>
+        <w:suppressLineNumbers w:val="0"/>
+        <w:ind w:left="420" w:leftChars="0" w:hanging="420" w:firstLineChars="0"/>
+      </w:pPr>
+      <w:r>
+        <w:rPr>
+          <w:rStyle w:val="11"/>
+        </w:rPr>
+        <w:t>Reload automatically</w:t>
+      </w:r>
+      <w:r>
+        <w:t xml:space="preserve"> when you save changes</w:t>
+      </w:r>
+    </w:p>
+    <w:p>
+      <w:pPr>
+        <w:pStyle w:val="10"/>
+        <w:keepNext w:val="0"/>
+        <w:keepLines w:val="0"/>
+        <w:widowControl/>
+        <w:numPr>
+          <w:ilvl w:val="0"/>
+          <w:numId w:val="1"/>
+        </w:numPr>
+        <w:suppressLineNumbers w:val="0"/>
+        <w:ind w:left="420" w:leftChars="0" w:hanging="420" w:firstLineChars="0"/>
+      </w:pPr>
+      <w:r>
+        <w:rPr>
+          <w:rStyle w:val="11"/>
+        </w:rPr>
+        <w:t>Optimize</w:t>
+      </w:r>
+      <w:r>
+        <w:t xml:space="preserve"> files before deployment</w:t>
+      </w:r>
+    </w:p>
+    <w:p>
+      <w:pPr>
+        <w:pStyle w:val="10"/>
+        <w:keepNext w:val="0"/>
+        <w:keepLines w:val="0"/>
+        <w:widowControl/>
+        <w:suppressLineNumbers w:val="0"/>
+      </w:pPr>
+      <w:r>
+        <w:t xml:space="preserve">Earlier, developers used </w:t>
+      </w:r>
+      <w:r>
+        <w:rPr>
+          <w:rStyle w:val="11"/>
+        </w:rPr>
+        <w:t>Create React App (CRA)</w:t>
+      </w:r>
+      <w:r>
+        <w:t xml:space="preserve"> for this.</w:t>
+      </w:r>
+      <w:r>
+        <w:br w:type="textWrapping"/>
+      </w:r>
+      <w:r>
+        <w:t xml:space="preserve">But CRA has become </w:t>
+      </w:r>
+      <w:r>
+        <w:rPr>
+          <w:rStyle w:val="11"/>
+        </w:rPr>
+        <w:t>slow</w:t>
+      </w:r>
+      <w:r>
+        <w:t xml:space="preserve"> and </w:t>
+      </w:r>
+      <w:r>
+        <w:rPr>
+          <w:rStyle w:val="11"/>
+        </w:rPr>
+        <w:t>heavy</w:t>
+      </w:r>
+      <w:r>
+        <w:t>, especially for large projects.</w:t>
+      </w:r>
+    </w:p>
+    <w:p>
+      <w:pPr>
+        <w:pStyle w:val="10"/>
+        <w:keepNext w:val="0"/>
+        <w:keepLines w:val="0"/>
+        <w:widowControl/>
+        <w:suppressLineNumbers w:val="0"/>
+      </w:pPr>
+      <w:r>
+        <w:t xml:space="preserve">That’s where </w:t>
+      </w:r>
+      <w:r>
+        <w:rPr>
+          <w:rStyle w:val="11"/>
+        </w:rPr>
+        <w:t>Vite</w:t>
+      </w:r>
+      <w:r>
+        <w:t xml:space="preserve"> comes in 🚀</w:t>
+      </w:r>
+    </w:p>
+    <w:p>
+      <w:pPr>
+        <w:keepNext w:val="0"/>
+        <w:keepLines w:val="0"/>
+        <w:widowControl/>
+        <w:suppressLineNumbers w:val="0"/>
+      </w:pPr>
+      <w:r>
+        <w:pict>
+          <v:rect id="_x0000_i1037" o:spt="1" style="height:1.5pt;width:432pt;" fillcolor="#A0A0A0" filled="t" stroked="f" coordsize="21600,21600" o:hr="t" o:hrstd="t" o:hralign="center">
+            <v:path/>
+            <v:fill on="t" focussize="0,0"/>
+            <v:stroke on="f"/>
+            <v:imagedata o:title=""/>
+            <o:lock v:ext="edit"/>
+            <w10:wrap type="none"/>
+            <w10:anchorlock/>
+          </v:rect>
+        </w:pict>
+      </w:r>
+    </w:p>
+    <w:p>
+      <w:pPr>
+        <w:pStyle w:val="2"/>
+        <w:keepNext w:val="0"/>
+        <w:keepLines w:val="0"/>
+        <w:widowControl/>
+        <w:suppressLineNumbers w:val="0"/>
+      </w:pPr>
+    </w:p>
+    <w:p>
+      <w:pPr>
+        <w:pStyle w:val="2"/>
+        <w:keepNext w:val="0"/>
+        <w:keepLines w:val="0"/>
+        <w:widowControl/>
+        <w:suppressLineNumbers w:val="0"/>
+      </w:pPr>
+    </w:p>
+    <w:p>
+      <w:pPr>
+        <w:pStyle w:val="2"/>
+        <w:keepNext w:val="0"/>
+        <w:keepLines w:val="0"/>
+        <w:widowControl/>
+        <w:suppressLineNumbers w:val="0"/>
+      </w:pPr>
+      <w:r>
+        <w:t>⚙️ 3️⃣ How Vite Works (Simple Explanation)</w:t>
+      </w:r>
+    </w:p>
+    <w:p>
+      <w:pPr>
+        <w:pStyle w:val="10"/>
+        <w:keepNext w:val="0"/>
+        <w:keepLines w:val="0"/>
+        <w:widowControl/>
+        <w:suppressLineNumbers w:val="0"/>
+      </w:pPr>
+      <w:r>
+        <w:t xml:space="preserve">Vite has </w:t>
+      </w:r>
+      <w:r>
+        <w:rPr>
+          <w:rStyle w:val="11"/>
+        </w:rPr>
+        <w:t>two main parts:</w:t>
+      </w:r>
+    </w:p>
+    <w:p>
+      <w:pPr>
+        <w:pStyle w:val="10"/>
+        <w:keepNext w:val="0"/>
+        <w:keepLines w:val="0"/>
+        <w:widowControl/>
+        <w:numPr>
+          <w:ilvl w:val="0"/>
+          <w:numId w:val="2"/>
+        </w:numPr>
+        <w:suppressLineNumbers w:val="0"/>
+        <w:ind w:left="425" w:leftChars="0" w:hanging="425" w:firstLineChars="0"/>
+      </w:pPr>
+      <w:r>
+        <w:rPr>
+          <w:rStyle w:val="11"/>
+        </w:rPr>
+        <w:t>Dev Server (for development):</w:t>
+      </w:r>
+    </w:p>
+    <w:p>
+      <w:pPr>
+        <w:pStyle w:val="10"/>
+        <w:keepNext w:val="0"/>
+        <w:keepLines w:val="0"/>
+        <w:widowControl/>
+        <w:suppressLineNumbers w:val="0"/>
+      </w:pPr>
+      <w:r>
+        <w:t>Instantly runs your React app locally.</w:t>
+      </w:r>
+    </w:p>
+    <w:p>
+      <w:pPr>
+        <w:pStyle w:val="10"/>
+        <w:keepNext w:val="0"/>
+        <w:keepLines w:val="0"/>
+        <w:widowControl/>
+        <w:suppressLineNumbers w:val="0"/>
+      </w:pPr>
+      <w:r>
+        <w:t xml:space="preserve">Updates your browser immediately when you save files (called </w:t>
+      </w:r>
+      <w:r>
+        <w:rPr>
+          <w:rStyle w:val="6"/>
+        </w:rPr>
+        <w:t>Hot Module Replacement</w:t>
+      </w:r>
+      <w:r>
+        <w:t>).</w:t>
+      </w:r>
+    </w:p>
+    <w:p>
+      <w:pPr>
+        <w:pStyle w:val="10"/>
+        <w:keepNext w:val="0"/>
+        <w:keepLines w:val="0"/>
+        <w:widowControl/>
+        <w:numPr>
+          <w:ilvl w:val="0"/>
+          <w:numId w:val="2"/>
+        </w:numPr>
+        <w:suppressLineNumbers w:val="0"/>
+        <w:ind w:left="425" w:leftChars="0" w:hanging="425" w:firstLineChars="0"/>
+      </w:pPr>
+      <w:r>
+        <w:rPr>
+          <w:rStyle w:val="11"/>
+        </w:rPr>
+        <w:t>Build Tool (for production):</w:t>
+      </w:r>
+    </w:p>
+    <w:p>
+      <w:pPr>
+        <w:pStyle w:val="10"/>
+        <w:keepNext w:val="0"/>
+        <w:keepLines w:val="0"/>
+        <w:widowControl/>
+        <w:suppressLineNumbers w:val="0"/>
+      </w:pPr>
+      <w:r>
+        <w:t xml:space="preserve">Uses </w:t>
+      </w:r>
+      <w:r>
+        <w:rPr>
+          <w:rStyle w:val="11"/>
+        </w:rPr>
+        <w:t>Rollup</w:t>
+      </w:r>
+      <w:r>
+        <w:t xml:space="preserve"> internally to bundle and optimize your React app for deployment.</w:t>
+      </w:r>
+    </w:p>
+    <w:p>
+      <w:pPr>
+        <w:pStyle w:val="10"/>
+        <w:keepNext w:val="0"/>
+        <w:keepLines w:val="0"/>
+        <w:widowControl/>
+        <w:suppressLineNumbers w:val="0"/>
+      </w:pPr>
+      <w:r>
+        <w:t>Makes your build smaller and faster.</w:t>
+      </w:r>
+    </w:p>
+    <w:p>
+      <w:pPr>
+        <w:keepNext w:val="0"/>
+        <w:keepLines w:val="0"/>
+        <w:widowControl/>
+        <w:suppressLineNumbers w:val="0"/>
+      </w:pPr>
+      <w:r>
+        <w:pict>
+          <v:rect id="_x0000_i1038" o:spt="1" style="height:1.5pt;width:432pt;" fillcolor="#A0A0A0" filled="t" stroked="f" coordsize="21600,21600" o:hr="t" o:hrstd="t" o:hralign="center">
+            <v:path/>
+            <v:fill on="t" focussize="0,0"/>
+            <v:stroke on="f"/>
+            <v:imagedata o:title=""/>
+            <o:lock v:ext="edit"/>
+            <w10:wrap type="none"/>
+            <w10:anchorlock/>
+          </v:rect>
+        </w:pict>
+      </w:r>
+    </w:p>
+    <w:p>
+      <w:pPr>
+        <w:pStyle w:val="2"/>
+        <w:keepNext w:val="0"/>
+        <w:keepLines w:val="0"/>
+        <w:widowControl/>
+        <w:suppressLineNumbers w:val="0"/>
+      </w:pPr>
+      <w:r>
+        <w:t>⚡ 4️⃣ Why Developers Prefer Vite Over Create React App (CRA)</w:t>
       </w:r>
     </w:p>
     <w:tbl>
@@ -2615,8 +3706,9 @@
         </w:tblCellMar>
       </w:tblPr>
       <w:tblGrid>
-        <w:gridCol w:w="1535"/>
-        <w:gridCol w:w="6861"/>
+        <w:gridCol w:w="2230"/>
+        <w:gridCol w:w="3037"/>
+        <w:gridCol w:w="3129"/>
       </w:tblGrid>
       <w:tr>
         <w:tblPrEx>
@@ -2667,7 +3759,7 @@
                 <w:szCs w:val="24"/>
                 <w:lang w:val="en-US" w:eastAsia="zh-CN" w:bidi="ar"/>
               </w:rPr>
-              <w:t>Key Point</w:t>
+              <w:t>Feature</w:t>
             </w:r>
           </w:p>
         </w:tc>
@@ -2699,7 +3791,39 @@
                 <w:szCs w:val="24"/>
                 <w:lang w:val="en-US" w:eastAsia="zh-CN" w:bidi="ar"/>
               </w:rPr>
-              <w:t>Meaning</w:t>
+              <w:t>Create React App (CRA)</w:t>
+            </w:r>
+          </w:p>
+        </w:tc>
+        <w:tc>
+          <w:tcPr>
+            <w:tcW w:w="0" w:type="auto"/>
+            <w:shd w:val="clear"/>
+            <w:vAlign w:val="center"/>
+          </w:tcPr>
+          <w:p>
+            <w:pPr>
+              <w:keepNext w:val="0"/>
+              <w:keepLines w:val="0"/>
+              <w:widowControl/>
+              <w:suppressLineNumbers w:val="0"/>
+              <w:jc w:val="center"/>
+              <w:rPr>
+                <w:b/>
+                <w:bCs/>
+              </w:rPr>
+            </w:pPr>
+            <w:r>
+              <w:rPr>
+                <w:rFonts w:ascii="SimSun" w:hAnsi="SimSun" w:eastAsia="SimSun" w:cs="SimSun"/>
+                <w:b/>
+                <w:bCs/>
+                <w:kern w:val="0"/>
+                <w:sz w:val="24"/>
+                <w:szCs w:val="24"/>
+                <w:lang w:val="en-US" w:eastAsia="zh-CN" w:bidi="ar"/>
+              </w:rPr>
+              <w:t>Vite</w:t>
             </w:r>
           </w:p>
         </w:tc>
@@ -2746,7 +3870,7 @@
                 <w:szCs w:val="24"/>
                 <w:lang w:val="en-US" w:eastAsia="zh-CN" w:bidi="ar"/>
               </w:rPr>
-              <w:t>🧱 React is</w:t>
+              <w:t>⚙️ Setup Speed</w:t>
             </w:r>
           </w:p>
         </w:tc>
@@ -2772,18 +3896,233 @@
                 <w:szCs w:val="24"/>
                 <w:lang w:val="en-US" w:eastAsia="zh-CN" w:bidi="ar"/>
               </w:rPr>
-              <w:t xml:space="preserve">A JavaScript </w:t>
-            </w:r>
-            <w:r>
-              <w:rPr>
-                <w:rStyle w:val="11"/>
-                <w:rFonts w:ascii="SimSun" w:hAnsi="SimSun" w:eastAsia="SimSun" w:cs="SimSun"/>
-                <w:kern w:val="0"/>
-                <w:sz w:val="24"/>
-                <w:szCs w:val="24"/>
-                <w:lang w:val="en-US" w:eastAsia="zh-CN" w:bidi="ar"/>
-              </w:rPr>
-              <w:t>library for building UI</w:t>
+              <w:t>Slow (takes time to create project)</w:t>
+            </w:r>
+          </w:p>
+        </w:tc>
+        <w:tc>
+          <w:tcPr>
+            <w:tcW w:w="0" w:type="auto"/>
+            <w:shd w:val="clear"/>
+            <w:vAlign w:val="center"/>
+          </w:tcPr>
+          <w:p>
+            <w:pPr>
+              <w:keepNext w:val="0"/>
+              <w:keepLines w:val="0"/>
+              <w:widowControl/>
+              <w:suppressLineNumbers w:val="0"/>
+              <w:jc w:val="left"/>
+            </w:pPr>
+            <w:r>
+              <w:rPr>
+                <w:rFonts w:ascii="SimSun" w:hAnsi="SimSun" w:eastAsia="SimSun" w:cs="SimSun"/>
+                <w:kern w:val="0"/>
+                <w:sz w:val="24"/>
+                <w:szCs w:val="24"/>
+                <w:lang w:val="en-US" w:eastAsia="zh-CN" w:bidi="ar"/>
+              </w:rPr>
+              <w:t>Super fast (just a few seconds)</w:t>
+            </w:r>
+          </w:p>
+        </w:tc>
+      </w:tr>
+      <w:tr>
+        <w:tblPrEx>
+          <w:tblBorders>
+            <w:top w:val="none" w:color="auto" w:sz="0" w:space="0"/>
+            <w:left w:val="none" w:color="auto" w:sz="0" w:space="0"/>
+            <w:bottom w:val="none" w:color="auto" w:sz="0" w:space="0"/>
+            <w:right w:val="none" w:color="auto" w:sz="0" w:space="0"/>
+            <w:insideH w:val="none" w:color="auto" w:sz="0" w:space="0"/>
+            <w:insideV w:val="none" w:color="auto" w:sz="0" w:space="0"/>
+          </w:tblBorders>
+          <w:shd w:val="clear"/>
+          <w:tblCellMar>
+            <w:top w:w="15" w:type="dxa"/>
+            <w:left w:w="15" w:type="dxa"/>
+            <w:bottom w:w="15" w:type="dxa"/>
+            <w:right w:w="15" w:type="dxa"/>
+          </w:tblCellMar>
+        </w:tblPrEx>
+        <w:trPr>
+          <w:tblCellSpacing w:w="15" w:type="dxa"/>
+        </w:trPr>
+        <w:tc>
+          <w:tcPr>
+            <w:tcW w:w="0" w:type="auto"/>
+            <w:shd w:val="clear"/>
+            <w:vAlign w:val="center"/>
+          </w:tcPr>
+          <w:p>
+            <w:pPr>
+              <w:keepNext w:val="0"/>
+              <w:keepLines w:val="0"/>
+              <w:widowControl/>
+              <w:suppressLineNumbers w:val="0"/>
+              <w:jc w:val="left"/>
+            </w:pPr>
+            <w:r>
+              <w:rPr>
+                <w:rFonts w:ascii="SimSun" w:hAnsi="SimSun" w:eastAsia="SimSun" w:cs="SimSun"/>
+                <w:kern w:val="0"/>
+                <w:sz w:val="24"/>
+                <w:szCs w:val="24"/>
+                <w:lang w:val="en-US" w:eastAsia="zh-CN" w:bidi="ar"/>
+              </w:rPr>
+              <w:t>⚡ Development Speed</w:t>
+            </w:r>
+          </w:p>
+        </w:tc>
+        <w:tc>
+          <w:tcPr>
+            <w:tcW w:w="0" w:type="auto"/>
+            <w:shd w:val="clear"/>
+            <w:vAlign w:val="center"/>
+          </w:tcPr>
+          <w:p>
+            <w:pPr>
+              <w:keepNext w:val="0"/>
+              <w:keepLines w:val="0"/>
+              <w:widowControl/>
+              <w:suppressLineNumbers w:val="0"/>
+              <w:jc w:val="left"/>
+            </w:pPr>
+            <w:r>
+              <w:rPr>
+                <w:rFonts w:ascii="SimSun" w:hAnsi="SimSun" w:eastAsia="SimSun" w:cs="SimSun"/>
+                <w:kern w:val="0"/>
+                <w:sz w:val="24"/>
+                <w:szCs w:val="24"/>
+                <w:lang w:val="en-US" w:eastAsia="zh-CN" w:bidi="ar"/>
+              </w:rPr>
+              <w:t>Slow refresh, sometimes laggy</w:t>
+            </w:r>
+          </w:p>
+        </w:tc>
+        <w:tc>
+          <w:tcPr>
+            <w:tcW w:w="0" w:type="auto"/>
+            <w:shd w:val="clear"/>
+            <w:vAlign w:val="center"/>
+          </w:tcPr>
+          <w:p>
+            <w:pPr>
+              <w:keepNext w:val="0"/>
+              <w:keepLines w:val="0"/>
+              <w:widowControl/>
+              <w:suppressLineNumbers w:val="0"/>
+              <w:jc w:val="left"/>
+            </w:pPr>
+            <w:r>
+              <w:rPr>
+                <w:rFonts w:ascii="SimSun" w:hAnsi="SimSun" w:eastAsia="SimSun" w:cs="SimSun"/>
+                <w:kern w:val="0"/>
+                <w:sz w:val="24"/>
+                <w:szCs w:val="24"/>
+                <w:lang w:val="en-US" w:eastAsia="zh-CN" w:bidi="ar"/>
+              </w:rPr>
+              <w:t>Instant updates when you save</w:t>
+            </w:r>
+          </w:p>
+        </w:tc>
+      </w:tr>
+      <w:tr>
+        <w:tblPrEx>
+          <w:tblBorders>
+            <w:top w:val="none" w:color="auto" w:sz="0" w:space="0"/>
+            <w:left w:val="none" w:color="auto" w:sz="0" w:space="0"/>
+            <w:bottom w:val="none" w:color="auto" w:sz="0" w:space="0"/>
+            <w:right w:val="none" w:color="auto" w:sz="0" w:space="0"/>
+            <w:insideH w:val="none" w:color="auto" w:sz="0" w:space="0"/>
+            <w:insideV w:val="none" w:color="auto" w:sz="0" w:space="0"/>
+          </w:tblBorders>
+          <w:shd w:val="clear"/>
+          <w:tblCellMar>
+            <w:top w:w="15" w:type="dxa"/>
+            <w:left w:w="15" w:type="dxa"/>
+            <w:bottom w:w="15" w:type="dxa"/>
+            <w:right w:w="15" w:type="dxa"/>
+          </w:tblCellMar>
+        </w:tblPrEx>
+        <w:trPr>
+          <w:tblCellSpacing w:w="15" w:type="dxa"/>
+        </w:trPr>
+        <w:tc>
+          <w:tcPr>
+            <w:tcW w:w="0" w:type="auto"/>
+            <w:shd w:val="clear"/>
+            <w:vAlign w:val="center"/>
+          </w:tcPr>
+          <w:p>
+            <w:pPr>
+              <w:keepNext w:val="0"/>
+              <w:keepLines w:val="0"/>
+              <w:widowControl/>
+              <w:suppressLineNumbers w:val="0"/>
+              <w:jc w:val="left"/>
+            </w:pPr>
+            <w:r>
+              <w:rPr>
+                <w:rFonts w:ascii="SimSun" w:hAnsi="SimSun" w:eastAsia="SimSun" w:cs="SimSun"/>
+                <w:kern w:val="0"/>
+                <w:sz w:val="24"/>
+                <w:szCs w:val="24"/>
+                <w:lang w:val="en-US" w:eastAsia="zh-CN" w:bidi="ar"/>
+              </w:rPr>
+              <w:t>📦 Build Time</w:t>
+            </w:r>
+          </w:p>
+        </w:tc>
+        <w:tc>
+          <w:tcPr>
+            <w:tcW w:w="0" w:type="auto"/>
+            <w:shd w:val="clear"/>
+            <w:vAlign w:val="center"/>
+          </w:tcPr>
+          <w:p>
+            <w:pPr>
+              <w:keepNext w:val="0"/>
+              <w:keepLines w:val="0"/>
+              <w:widowControl/>
+              <w:suppressLineNumbers w:val="0"/>
+              <w:jc w:val="left"/>
+            </w:pPr>
+            <w:r>
+              <w:rPr>
+                <w:rFonts w:ascii="SimSun" w:hAnsi="SimSun" w:eastAsia="SimSun" w:cs="SimSun"/>
+                <w:kern w:val="0"/>
+                <w:sz w:val="24"/>
+                <w:szCs w:val="24"/>
+                <w:lang w:val="en-US" w:eastAsia="zh-CN" w:bidi="ar"/>
+              </w:rPr>
+              <w:t>Slower for large apps</w:t>
+            </w:r>
+          </w:p>
+        </w:tc>
+        <w:tc>
+          <w:tcPr>
+            <w:tcW w:w="0" w:type="auto"/>
+            <w:shd w:val="clear"/>
+            <w:vAlign w:val="center"/>
+          </w:tcPr>
+          <w:p>
+            <w:pPr>
+              <w:keepNext w:val="0"/>
+              <w:keepLines w:val="0"/>
+              <w:widowControl/>
+              <w:suppressLineNumbers w:val="0"/>
+              <w:jc w:val="left"/>
+            </w:pPr>
+            <w:r>
+              <w:rPr>
+                <w:rFonts w:ascii="SimSun" w:hAnsi="SimSun" w:eastAsia="SimSun" w:cs="SimSun"/>
+                <w:kern w:val="0"/>
+                <w:sz w:val="24"/>
+                <w:szCs w:val="24"/>
+                <w:lang w:val="en-US" w:eastAsia="zh-CN" w:bidi="ar"/>
+              </w:rPr>
+              <w:t>Very fast (optimized build)</w:t>
             </w:r>
           </w:p>
         </w:tc>
@@ -2830,7 +4169,7 @@
                 <w:szCs w:val="24"/>
                 <w:lang w:val="en-US" w:eastAsia="zh-CN" w:bidi="ar"/>
               </w:rPr>
-              <w:t>🧠 Created by</w:t>
+              <w:t>🧠 Configurability</w:t>
             </w:r>
           </w:p>
         </w:tc>
@@ -2856,7 +4195,133 @@
                 <w:szCs w:val="24"/>
                 <w:lang w:val="en-US" w:eastAsia="zh-CN" w:bidi="ar"/>
               </w:rPr>
-              <w:t>Facebook (Meta)</w:t>
+              <w:t>Hidden (hard to customize)</w:t>
+            </w:r>
+          </w:p>
+        </w:tc>
+        <w:tc>
+          <w:tcPr>
+            <w:tcW w:w="0" w:type="auto"/>
+            <w:shd w:val="clear"/>
+            <w:vAlign w:val="center"/>
+          </w:tcPr>
+          <w:p>
+            <w:pPr>
+              <w:keepNext w:val="0"/>
+              <w:keepLines w:val="0"/>
+              <w:widowControl/>
+              <w:suppressLineNumbers w:val="0"/>
+              <w:jc w:val="left"/>
+            </w:pPr>
+            <w:r>
+              <w:rPr>
+                <w:rFonts w:ascii="SimSun" w:hAnsi="SimSun" w:eastAsia="SimSun" w:cs="SimSun"/>
+                <w:kern w:val="0"/>
+                <w:sz w:val="24"/>
+                <w:szCs w:val="24"/>
+                <w:lang w:val="en-US" w:eastAsia="zh-CN" w:bidi="ar"/>
+              </w:rPr>
+              <w:t>Simple &amp; open configuration</w:t>
+            </w:r>
+          </w:p>
+        </w:tc>
+      </w:tr>
+      <w:tr>
+        <w:tblPrEx>
+          <w:tblBorders>
+            <w:top w:val="none" w:color="auto" w:sz="0" w:space="0"/>
+            <w:left w:val="none" w:color="auto" w:sz="0" w:space="0"/>
+            <w:bottom w:val="none" w:color="auto" w:sz="0" w:space="0"/>
+            <w:right w:val="none" w:color="auto" w:sz="0" w:space="0"/>
+            <w:insideH w:val="none" w:color="auto" w:sz="0" w:space="0"/>
+            <w:insideV w:val="none" w:color="auto" w:sz="0" w:space="0"/>
+          </w:tblBorders>
+          <w:shd w:val="clear"/>
+          <w:tblCellMar>
+            <w:top w:w="15" w:type="dxa"/>
+            <w:left w:w="15" w:type="dxa"/>
+            <w:bottom w:w="15" w:type="dxa"/>
+            <w:right w:w="15" w:type="dxa"/>
+          </w:tblCellMar>
+        </w:tblPrEx>
+        <w:trPr>
+          <w:tblCellSpacing w:w="15" w:type="dxa"/>
+        </w:trPr>
+        <w:tc>
+          <w:tcPr>
+            <w:tcW w:w="0" w:type="auto"/>
+            <w:shd w:val="clear"/>
+            <w:vAlign w:val="center"/>
+          </w:tcPr>
+          <w:p>
+            <w:pPr>
+              <w:keepNext w:val="0"/>
+              <w:keepLines w:val="0"/>
+              <w:widowControl/>
+              <w:suppressLineNumbers w:val="0"/>
+              <w:jc w:val="left"/>
+            </w:pPr>
+            <w:r>
+              <w:rPr>
+                <w:rFonts w:ascii="SimSun" w:hAnsi="SimSun" w:eastAsia="SimSun" w:cs="SimSun"/>
+                <w:kern w:val="0"/>
+                <w:sz w:val="24"/>
+                <w:szCs w:val="24"/>
+                <w:lang w:val="en-US" w:eastAsia="zh-CN" w:bidi="ar"/>
+              </w:rPr>
+              <w:t>🌍 Browser Support</w:t>
+            </w:r>
+          </w:p>
+        </w:tc>
+        <w:tc>
+          <w:tcPr>
+            <w:tcW w:w="0" w:type="auto"/>
+            <w:shd w:val="clear"/>
+            <w:vAlign w:val="center"/>
+          </w:tcPr>
+          <w:p>
+            <w:pPr>
+              <w:keepNext w:val="0"/>
+              <w:keepLines w:val="0"/>
+              <w:widowControl/>
+              <w:suppressLineNumbers w:val="0"/>
+              <w:jc w:val="left"/>
+            </w:pPr>
+            <w:r>
+              <w:rPr>
+                <w:rFonts w:ascii="SimSun" w:hAnsi="SimSun" w:eastAsia="SimSun" w:cs="SimSun"/>
+                <w:kern w:val="0"/>
+                <w:sz w:val="24"/>
+                <w:szCs w:val="24"/>
+                <w:lang w:val="en-US" w:eastAsia="zh-CN" w:bidi="ar"/>
+              </w:rPr>
+              <w:t>Works with older tech</w:t>
+            </w:r>
+          </w:p>
+        </w:tc>
+        <w:tc>
+          <w:tcPr>
+            <w:tcW w:w="0" w:type="auto"/>
+            <w:shd w:val="clear"/>
+            <w:vAlign w:val="center"/>
+          </w:tcPr>
+          <w:p>
+            <w:pPr>
+              <w:keepNext w:val="0"/>
+              <w:keepLines w:val="0"/>
+              <w:widowControl/>
+              <w:suppressLineNumbers w:val="0"/>
+              <w:jc w:val="left"/>
+            </w:pPr>
+            <w:r>
+              <w:rPr>
+                <w:rFonts w:ascii="SimSun" w:hAnsi="SimSun" w:eastAsia="SimSun" w:cs="SimSun"/>
+                <w:kern w:val="0"/>
+                <w:sz w:val="24"/>
+                <w:szCs w:val="24"/>
+                <w:lang w:val="en-US" w:eastAsia="zh-CN" w:bidi="ar"/>
+              </w:rPr>
+              <w:t>Uses latest ES Modules (modern JS)</w:t>
             </w:r>
           </w:p>
         </w:tc>
@@ -2903,7 +4368,7 @@
                 <w:szCs w:val="24"/>
                 <w:lang w:val="en-US" w:eastAsia="zh-CN" w:bidi="ar"/>
               </w:rPr>
-              <w:t>⚡ Helps you</w:t>
+              <w:t>🧰 Tech Inside</w:t>
             </w:r>
           </w:p>
         </w:tc>
@@ -2929,54 +4394,7 @@
                 <w:szCs w:val="24"/>
                 <w:lang w:val="en-US" w:eastAsia="zh-CN" w:bidi="ar"/>
               </w:rPr>
-              <w:t>Build fast, reusable, and dynamic web apps</w:t>
-            </w:r>
-          </w:p>
-        </w:tc>
-      </w:tr>
-      <w:tr>
-        <w:tblPrEx>
-          <w:tblBorders>
-            <w:top w:val="none" w:color="auto" w:sz="0" w:space="0"/>
-            <w:left w:val="none" w:color="auto" w:sz="0" w:space="0"/>
-            <w:bottom w:val="none" w:color="auto" w:sz="0" w:space="0"/>
-            <w:right w:val="none" w:color="auto" w:sz="0" w:space="0"/>
-            <w:insideH w:val="none" w:color="auto" w:sz="0" w:space="0"/>
-            <w:insideV w:val="none" w:color="auto" w:sz="0" w:space="0"/>
-          </w:tblBorders>
-          <w:tblCellMar>
-            <w:top w:w="15" w:type="dxa"/>
-            <w:left w:w="15" w:type="dxa"/>
-            <w:bottom w:w="15" w:type="dxa"/>
-            <w:right w:w="15" w:type="dxa"/>
-          </w:tblCellMar>
-        </w:tblPrEx>
-        <w:trPr>
-          <w:tblCellSpacing w:w="15" w:type="dxa"/>
-        </w:trPr>
-        <w:tc>
-          <w:tcPr>
-            <w:tcW w:w="0" w:type="auto"/>
-            <w:shd w:val="clear"/>
-            <w:vAlign w:val="center"/>
-          </w:tcPr>
-          <w:p>
-            <w:pPr>
-              <w:keepNext w:val="0"/>
-              <w:keepLines w:val="0"/>
-              <w:widowControl/>
-              <w:suppressLineNumbers w:val="0"/>
-              <w:jc w:val="left"/>
-            </w:pPr>
-            <w:r>
-              <w:rPr>
-                <w:rFonts w:ascii="SimSun" w:hAnsi="SimSun" w:eastAsia="SimSun" w:cs="SimSun"/>
-                <w:kern w:val="0"/>
-                <w:sz w:val="24"/>
-                <w:szCs w:val="24"/>
-                <w:lang w:val="en-US" w:eastAsia="zh-CN" w:bidi="ar"/>
-              </w:rPr>
-              <w:t>💬 Uses</w:t>
+              <w:t>Webpack</w:t>
             </w:r>
           </w:p>
         </w:tc>
@@ -2996,197 +4414,3349 @@
             </w:pPr>
             <w:r>
               <w:rPr>
-                <w:rStyle w:val="11"/>
-                <w:rFonts w:ascii="SimSun" w:hAnsi="SimSun" w:eastAsia="SimSun" w:cs="SimSun"/>
-                <w:kern w:val="0"/>
-                <w:sz w:val="24"/>
-                <w:szCs w:val="24"/>
-                <w:lang w:val="en-US" w:eastAsia="zh-CN" w:bidi="ar"/>
-              </w:rPr>
-              <w:t>Components</w:t>
-            </w:r>
-            <w:r>
-              <w:rPr>
-                <w:rFonts w:ascii="SimSun" w:hAnsi="SimSun" w:eastAsia="SimSun" w:cs="SimSun"/>
-                <w:kern w:val="0"/>
-                <w:sz w:val="24"/>
-                <w:szCs w:val="24"/>
-                <w:lang w:val="en-US" w:eastAsia="zh-CN" w:bidi="ar"/>
-              </w:rPr>
-              <w:t xml:space="preserve">, </w:t>
-            </w:r>
-            <w:r>
-              <w:rPr>
-                <w:rStyle w:val="11"/>
-                <w:rFonts w:ascii="SimSun" w:hAnsi="SimSun" w:eastAsia="SimSun" w:cs="SimSun"/>
-                <w:kern w:val="0"/>
-                <w:sz w:val="24"/>
-                <w:szCs w:val="24"/>
-                <w:lang w:val="en-US" w:eastAsia="zh-CN" w:bidi="ar"/>
-              </w:rPr>
-              <w:t>JSX</w:t>
-            </w:r>
-            <w:r>
-              <w:rPr>
-                <w:rFonts w:ascii="SimSun" w:hAnsi="SimSun" w:eastAsia="SimSun" w:cs="SimSun"/>
-                <w:kern w:val="0"/>
-                <w:sz w:val="24"/>
-                <w:szCs w:val="24"/>
-                <w:lang w:val="en-US" w:eastAsia="zh-CN" w:bidi="ar"/>
-              </w:rPr>
-              <w:t xml:space="preserve">, </w:t>
-            </w:r>
-            <w:r>
-              <w:rPr>
-                <w:rStyle w:val="11"/>
-                <w:rFonts w:ascii="SimSun" w:hAnsi="SimSun" w:eastAsia="SimSun" w:cs="SimSun"/>
-                <w:kern w:val="0"/>
-                <w:sz w:val="24"/>
-                <w:szCs w:val="24"/>
-                <w:lang w:val="en-US" w:eastAsia="zh-CN" w:bidi="ar"/>
-              </w:rPr>
-              <w:t>Virtual DOM</w:t>
-            </w:r>
-            <w:r>
-              <w:rPr>
-                <w:rFonts w:ascii="SimSun" w:hAnsi="SimSun" w:eastAsia="SimSun" w:cs="SimSun"/>
-                <w:kern w:val="0"/>
-                <w:sz w:val="24"/>
-                <w:szCs w:val="24"/>
-                <w:lang w:val="en-US" w:eastAsia="zh-CN" w:bidi="ar"/>
-              </w:rPr>
-              <w:t xml:space="preserve">, </w:t>
-            </w:r>
-            <w:r>
-              <w:rPr>
-                <w:rStyle w:val="11"/>
-                <w:rFonts w:ascii="SimSun" w:hAnsi="SimSun" w:eastAsia="SimSun" w:cs="SimSun"/>
-                <w:kern w:val="0"/>
-                <w:sz w:val="24"/>
-                <w:szCs w:val="24"/>
-                <w:lang w:val="en-US" w:eastAsia="zh-CN" w:bidi="ar"/>
-              </w:rPr>
-              <w:t>Hooks</w:t>
-            </w:r>
-          </w:p>
-        </w:tc>
-      </w:tr>
-      <w:tr>
-        <w:tblPrEx>
-          <w:tblBorders>
-            <w:top w:val="none" w:color="auto" w:sz="0" w:space="0"/>
-            <w:left w:val="none" w:color="auto" w:sz="0" w:space="0"/>
-            <w:bottom w:val="none" w:color="auto" w:sz="0" w:space="0"/>
-            <w:right w:val="none" w:color="auto" w:sz="0" w:space="0"/>
-            <w:insideH w:val="none" w:color="auto" w:sz="0" w:space="0"/>
-            <w:insideV w:val="none" w:color="auto" w:sz="0" w:space="0"/>
-          </w:tblBorders>
-          <w:tblCellMar>
-            <w:top w:w="15" w:type="dxa"/>
-            <w:left w:w="15" w:type="dxa"/>
-            <w:bottom w:w="15" w:type="dxa"/>
-            <w:right w:w="15" w:type="dxa"/>
-          </w:tblCellMar>
-        </w:tblPrEx>
-        <w:trPr>
-          <w:tblCellSpacing w:w="15" w:type="dxa"/>
-        </w:trPr>
-        <w:tc>
-          <w:tcPr>
-            <w:tcW w:w="0" w:type="auto"/>
-            <w:shd w:val="clear"/>
-            <w:vAlign w:val="center"/>
-          </w:tcPr>
-          <w:p>
-            <w:pPr>
-              <w:keepNext w:val="0"/>
-              <w:keepLines w:val="0"/>
-              <w:widowControl/>
-              <w:suppressLineNumbers w:val="0"/>
-              <w:jc w:val="left"/>
-            </w:pPr>
-            <w:r>
-              <w:rPr>
-                <w:rFonts w:ascii="SimSun" w:hAnsi="SimSun" w:eastAsia="SimSun" w:cs="SimSun"/>
-                <w:kern w:val="0"/>
-                <w:sz w:val="24"/>
-                <w:szCs w:val="24"/>
-                <w:lang w:val="en-US" w:eastAsia="zh-CN" w:bidi="ar"/>
-              </w:rPr>
-              <w:t>🔍 Difference</w:t>
-            </w:r>
-          </w:p>
-        </w:tc>
-        <w:tc>
-          <w:tcPr>
-            <w:tcW w:w="0" w:type="auto"/>
-            <w:shd w:val="clear"/>
-            <w:vAlign w:val="center"/>
-          </w:tcPr>
-          <w:p>
-            <w:pPr>
-              <w:keepNext w:val="0"/>
-              <w:keepLines w:val="0"/>
-              <w:widowControl/>
-              <w:suppressLineNumbers w:val="0"/>
-              <w:jc w:val="left"/>
-            </w:pPr>
-            <w:r>
-              <w:rPr>
-                <w:rFonts w:ascii="SimSun" w:hAnsi="SimSun" w:eastAsia="SimSun" w:cs="SimSun"/>
-                <w:kern w:val="0"/>
-                <w:sz w:val="24"/>
-                <w:szCs w:val="24"/>
-                <w:lang w:val="en-US" w:eastAsia="zh-CN" w:bidi="ar"/>
-              </w:rPr>
-              <w:t xml:space="preserve">React is built </w:t>
-            </w:r>
-            <w:r>
-              <w:rPr>
-                <w:rStyle w:val="6"/>
-                <w:rFonts w:ascii="SimSun" w:hAnsi="SimSun" w:eastAsia="SimSun" w:cs="SimSun"/>
-                <w:kern w:val="0"/>
-                <w:sz w:val="24"/>
-                <w:szCs w:val="24"/>
-                <w:lang w:val="en-US" w:eastAsia="zh-CN" w:bidi="ar"/>
-              </w:rPr>
-              <w:t>on top of</w:t>
-            </w:r>
-            <w:r>
-              <w:rPr>
-                <w:rFonts w:ascii="SimSun" w:hAnsi="SimSun" w:eastAsia="SimSun" w:cs="SimSun"/>
-                <w:kern w:val="0"/>
-                <w:sz w:val="24"/>
-                <w:szCs w:val="24"/>
-                <w:lang w:val="en-US" w:eastAsia="zh-CN" w:bidi="ar"/>
-              </w:rPr>
-              <w:t xml:space="preserve"> JavaScript — it </w:t>
-            </w:r>
-            <w:r>
-              <w:rPr>
-                <w:rStyle w:val="6"/>
-                <w:rFonts w:ascii="SimSun" w:hAnsi="SimSun" w:eastAsia="SimSun" w:cs="SimSun"/>
-                <w:kern w:val="0"/>
-                <w:sz w:val="24"/>
-                <w:szCs w:val="24"/>
-                <w:lang w:val="en-US" w:eastAsia="zh-CN" w:bidi="ar"/>
-              </w:rPr>
-              <w:t>uses</w:t>
-            </w:r>
-            <w:r>
-              <w:rPr>
-                <w:rFonts w:ascii="SimSun" w:hAnsi="SimSun" w:eastAsia="SimSun" w:cs="SimSun"/>
-                <w:kern w:val="0"/>
-                <w:sz w:val="24"/>
-                <w:szCs w:val="24"/>
-                <w:lang w:val="en-US" w:eastAsia="zh-CN" w:bidi="ar"/>
-              </w:rPr>
-              <w:t xml:space="preserve"> JavaScript, not replaces it</w:t>
+                <w:rFonts w:ascii="SimSun" w:hAnsi="SimSun" w:eastAsia="SimSun" w:cs="SimSun"/>
+                <w:kern w:val="0"/>
+                <w:sz w:val="24"/>
+                <w:szCs w:val="24"/>
+                <w:lang w:val="en-US" w:eastAsia="zh-CN" w:bidi="ar"/>
+              </w:rPr>
+              <w:t>ESBuild + Rollup</w:t>
             </w:r>
           </w:p>
         </w:tc>
       </w:tr>
     </w:tbl>
+    <w:p>
+      <w:pPr>
+        <w:pStyle w:val="10"/>
+        <w:keepNext w:val="0"/>
+        <w:keepLines w:val="0"/>
+        <w:widowControl/>
+        <w:suppressLineNumbers w:val="0"/>
+      </w:pPr>
+      <w:r>
+        <w:t xml:space="preserve">💬 </w:t>
+      </w:r>
+      <w:r>
+        <w:rPr>
+          <w:rStyle w:val="11"/>
+        </w:rPr>
+        <w:t>In short:</w:t>
+      </w:r>
+      <w:r>
+        <w:br w:type="textWrapping"/>
+      </w:r>
+      <w:r>
+        <w:t xml:space="preserve">Vite is </w:t>
+      </w:r>
+      <w:r>
+        <w:rPr>
+          <w:rStyle w:val="11"/>
+        </w:rPr>
+        <w:t>modern</w:t>
+      </w:r>
+      <w:r>
+        <w:t xml:space="preserve">, </w:t>
+      </w:r>
+      <w:r>
+        <w:rPr>
+          <w:rStyle w:val="11"/>
+        </w:rPr>
+        <w:t>fast</w:t>
+      </w:r>
+      <w:r>
+        <w:t xml:space="preserve">, and </w:t>
+      </w:r>
+      <w:r>
+        <w:rPr>
+          <w:rStyle w:val="11"/>
+        </w:rPr>
+        <w:t>lightweight</w:t>
+      </w:r>
+      <w:r>
+        <w:t>, which makes your React development smoother.</w:t>
+      </w:r>
+    </w:p>
+    <w:p>
+      <w:pPr>
+        <w:keepNext w:val="0"/>
+        <w:keepLines w:val="0"/>
+        <w:widowControl/>
+        <w:suppressLineNumbers w:val="0"/>
+      </w:pPr>
+      <w:r>
+        <w:pict>
+          <v:rect id="_x0000_i1039" o:spt="1" style="height:1.5pt;width:432pt;" fillcolor="#A0A0A0" filled="t" stroked="f" coordsize="21600,21600" o:hr="t" o:hrstd="t" o:hralign="center">
+            <v:path/>
+            <v:fill on="t" focussize="0,0"/>
+            <v:stroke on="f"/>
+            <v:imagedata o:title=""/>
+            <o:lock v:ext="edit"/>
+            <w10:wrap type="none"/>
+            <w10:anchorlock/>
+          </v:rect>
+        </w:pict>
+      </w:r>
+    </w:p>
+    <w:p>
+      <w:pPr>
+        <w:pStyle w:val="2"/>
+        <w:keepNext w:val="0"/>
+        <w:keepLines w:val="0"/>
+        <w:widowControl/>
+        <w:suppressLineNumbers w:val="0"/>
+      </w:pPr>
+    </w:p>
+    <w:p>
+      <w:pPr>
+        <w:pStyle w:val="2"/>
+        <w:keepNext w:val="0"/>
+        <w:keepLines w:val="0"/>
+        <w:widowControl/>
+        <w:suppressLineNumbers w:val="0"/>
+      </w:pPr>
+    </w:p>
+    <w:p>
+      <w:pPr>
+        <w:pStyle w:val="2"/>
+        <w:keepNext w:val="0"/>
+        <w:keepLines w:val="0"/>
+        <w:widowControl/>
+        <w:suppressLineNumbers w:val="0"/>
+      </w:pPr>
+      <w:r>
+        <w:t>🧠 5️⃣ How Vite Works in React Project</w:t>
+      </w:r>
+    </w:p>
+    <w:p>
+      <w:pPr>
+        <w:pStyle w:val="10"/>
+        <w:keepNext w:val="0"/>
+        <w:keepLines w:val="0"/>
+        <w:widowControl/>
+        <w:suppressLineNumbers w:val="0"/>
+      </w:pPr>
+      <w:r>
+        <w:t>When you create a React app with Vite:</w:t>
+      </w:r>
+    </w:p>
+    <w:p>
+      <w:pPr>
+        <w:pStyle w:val="10"/>
+        <w:keepNext w:val="0"/>
+        <w:keepLines w:val="0"/>
+        <w:widowControl/>
+        <w:numPr>
+          <w:ilvl w:val="0"/>
+          <w:numId w:val="3"/>
+        </w:numPr>
+        <w:suppressLineNumbers w:val="0"/>
+        <w:ind w:left="420" w:leftChars="0" w:hanging="420" w:firstLineChars="0"/>
+      </w:pPr>
+      <w:r>
+        <w:t>It sets up everything automatically (React + JSX + Hot Reloading)</w:t>
+      </w:r>
+    </w:p>
+    <w:p>
+      <w:pPr>
+        <w:pStyle w:val="10"/>
+        <w:keepNext w:val="0"/>
+        <w:keepLines w:val="0"/>
+        <w:widowControl/>
+        <w:numPr>
+          <w:ilvl w:val="0"/>
+          <w:numId w:val="3"/>
+        </w:numPr>
+        <w:suppressLineNumbers w:val="0"/>
+        <w:ind w:left="420" w:leftChars="0" w:hanging="420" w:firstLineChars="0"/>
+      </w:pPr>
+      <w:r>
+        <w:t>It gives you a clean folder structure</w:t>
+      </w:r>
+    </w:p>
+    <w:p>
+      <w:pPr>
+        <w:pStyle w:val="10"/>
+        <w:keepNext w:val="0"/>
+        <w:keepLines w:val="0"/>
+        <w:widowControl/>
+        <w:numPr>
+          <w:ilvl w:val="0"/>
+          <w:numId w:val="3"/>
+        </w:numPr>
+        <w:suppressLineNumbers w:val="0"/>
+        <w:ind w:left="420" w:leftChars="0" w:hanging="420" w:firstLineChars="0"/>
+      </w:pPr>
+      <w:r>
+        <w:t>You run it using simple commands like:</w:t>
+      </w:r>
+    </w:p>
+    <w:p>
+      <w:pPr>
+        <w:keepNext w:val="0"/>
+        <w:keepLines w:val="0"/>
+        <w:widowControl/>
+        <w:suppressLineNumbers w:val="0"/>
+        <w:bidi w:val="0"/>
+        <w:ind w:firstLine="360" w:firstLineChars="150"/>
+        <w:jc w:val="left"/>
+      </w:pPr>
+      <w:r>
+        <w:rPr>
+          <w:rStyle w:val="7"/>
+          <w:rFonts w:ascii="SimSun" w:hAnsi="SimSun" w:eastAsia="SimSun" w:cs="SimSun"/>
+          <w:kern w:val="0"/>
+          <w:sz w:val="24"/>
+          <w:szCs w:val="24"/>
+          <w:lang w:val="en-US" w:eastAsia="zh-CN" w:bidi="ar"/>
+        </w:rPr>
+        <w:t>npm run dev</w:t>
+      </w:r>
+    </w:p>
+    <w:p>
+      <w:pPr>
+        <w:pStyle w:val="10"/>
+        <w:keepNext w:val="0"/>
+        <w:keepLines w:val="0"/>
+        <w:widowControl/>
+        <w:numPr>
+          <w:ilvl w:val="0"/>
+          <w:numId w:val="3"/>
+        </w:numPr>
+        <w:suppressLineNumbers w:val="0"/>
+        <w:tabs>
+          <w:tab w:val="clear" w:pos="420"/>
+        </w:tabs>
+        <w:ind w:left="420" w:leftChars="0" w:right="0" w:rightChars="0" w:hanging="420" w:firstLineChars="0"/>
+      </w:pPr>
+      <w:r>
+        <w:t xml:space="preserve">It runs your app on a local server (like </w:t>
+      </w:r>
+      <w:r>
+        <w:rPr>
+          <w:rStyle w:val="7"/>
+        </w:rPr>
+        <w:t>http://localhost:5173</w:t>
+      </w:r>
+      <w:r>
+        <w:t>)</w:t>
+      </w:r>
+    </w:p>
+    <w:p>
+      <w:pPr>
+        <w:keepNext w:val="0"/>
+        <w:keepLines w:val="0"/>
+        <w:widowControl/>
+        <w:suppressLineNumbers w:val="0"/>
+      </w:pPr>
+      <w:r>
+        <w:pict>
+          <v:rect id="_x0000_i1040" o:spt="1" style="height:1.5pt;width:432pt;" fillcolor="#A0A0A0" filled="t" stroked="f" coordsize="21600,21600" o:hr="t" o:hrstd="t" o:hralign="center">
+            <v:path/>
+            <v:fill on="t" focussize="0,0"/>
+            <v:stroke on="f"/>
+            <v:imagedata o:title=""/>
+            <o:lock v:ext="edit"/>
+            <w10:wrap type="none"/>
+            <w10:anchorlock/>
+          </v:rect>
+        </w:pict>
+      </w:r>
+    </w:p>
+    <w:p>
+      <w:pPr>
+        <w:pStyle w:val="2"/>
+        <w:keepNext w:val="0"/>
+        <w:keepLines w:val="0"/>
+        <w:widowControl/>
+        <w:suppressLineNumbers w:val="0"/>
+      </w:pPr>
+      <w:r>
+        <w:t>🛠️ 6️⃣ Example: Creating a React App with Vite</w:t>
+      </w:r>
+    </w:p>
+    <w:p>
+      <w:pPr>
+        <w:pStyle w:val="3"/>
+        <w:keepNext w:val="0"/>
+        <w:keepLines w:val="0"/>
+        <w:widowControl/>
+        <w:suppressLineNumbers w:val="0"/>
+      </w:pPr>
+      <w:r>
+        <w:t>Step 1: Create app</w:t>
+      </w:r>
+    </w:p>
+    <w:p>
+      <w:pPr>
+        <w:keepNext w:val="0"/>
+        <w:keepLines w:val="0"/>
+        <w:widowControl/>
+        <w:suppressLineNumbers w:val="0"/>
+        <w:bidi w:val="0"/>
+        <w:jc w:val="left"/>
+      </w:pPr>
+      <w:r>
+        <w:rPr>
+          <w:rStyle w:val="7"/>
+          <w:rFonts w:ascii="SimSun" w:hAnsi="SimSun" w:eastAsia="SimSun" w:cs="SimSun"/>
+          <w:kern w:val="0"/>
+          <w:sz w:val="24"/>
+          <w:szCs w:val="24"/>
+          <w:lang w:val="en-US" w:eastAsia="zh-CN" w:bidi="ar"/>
+        </w:rPr>
+        <w:t>npm create vite@latest my-react-app</w:t>
+      </w:r>
+    </w:p>
+    <w:p>
+      <w:pPr>
+        <w:pStyle w:val="3"/>
+        <w:keepNext w:val="0"/>
+        <w:keepLines w:val="0"/>
+        <w:widowControl/>
+        <w:suppressLineNumbers w:val="0"/>
+      </w:pPr>
+      <w:r>
+        <w:t>Step 2: Choose options</w:t>
+      </w:r>
+    </w:p>
+    <w:p>
+      <w:pPr>
+        <w:keepNext w:val="0"/>
+        <w:keepLines w:val="0"/>
+        <w:widowControl/>
+        <w:suppressLineNumbers w:val="0"/>
+        <w:bidi w:val="0"/>
+        <w:jc w:val="left"/>
+      </w:pPr>
+      <w:r>
+        <w:rPr>
+          <w:rFonts w:ascii="SimSun" w:hAnsi="SimSun" w:eastAsia="SimSun" w:cs="SimSun"/>
+          <w:kern w:val="0"/>
+          <w:sz w:val="24"/>
+          <w:szCs w:val="24"/>
+          <w:lang w:val="en-US" w:eastAsia="zh-CN" w:bidi="ar"/>
+        </w:rPr>
+        <w:t>✔</w:t>
+      </w:r>
+      <w:r>
+        <w:rPr>
+          <w:rStyle w:val="7"/>
+          <w:rFonts w:ascii="SimSun" w:hAnsi="SimSun" w:eastAsia="SimSun" w:cs="SimSun"/>
+          <w:kern w:val="0"/>
+          <w:sz w:val="24"/>
+          <w:szCs w:val="24"/>
+          <w:lang w:val="en-US" w:eastAsia="zh-CN" w:bidi="ar"/>
+        </w:rPr>
+        <w:t xml:space="preserve"> </w:t>
+      </w:r>
+      <w:r>
+        <w:rPr>
+          <w:rFonts w:ascii="SimSun" w:hAnsi="SimSun" w:eastAsia="SimSun" w:cs="SimSun"/>
+          <w:kern w:val="0"/>
+          <w:sz w:val="24"/>
+          <w:szCs w:val="24"/>
+          <w:lang w:val="en-US" w:eastAsia="zh-CN" w:bidi="ar"/>
+        </w:rPr>
+        <w:t>Project name:</w:t>
+      </w:r>
+      <w:r>
+        <w:rPr>
+          <w:rStyle w:val="7"/>
+          <w:rFonts w:ascii="SimSun" w:hAnsi="SimSun" w:eastAsia="SimSun" w:cs="SimSun"/>
+          <w:kern w:val="0"/>
+          <w:sz w:val="24"/>
+          <w:szCs w:val="24"/>
+          <w:lang w:val="en-US" w:eastAsia="zh-CN" w:bidi="ar"/>
+        </w:rPr>
+        <w:t xml:space="preserve"> </w:t>
+      </w:r>
+      <w:r>
+        <w:rPr>
+          <w:rFonts w:ascii="SimSun" w:hAnsi="SimSun" w:eastAsia="SimSun" w:cs="SimSun"/>
+          <w:kern w:val="0"/>
+          <w:sz w:val="24"/>
+          <w:szCs w:val="24"/>
+          <w:lang w:val="en-US" w:eastAsia="zh-CN" w:bidi="ar"/>
+        </w:rPr>
+        <w:t>my-react-app✔</w:t>
+      </w:r>
+      <w:r>
+        <w:rPr>
+          <w:rStyle w:val="7"/>
+          <w:rFonts w:ascii="SimSun" w:hAnsi="SimSun" w:eastAsia="SimSun" w:cs="SimSun"/>
+          <w:kern w:val="0"/>
+          <w:sz w:val="24"/>
+          <w:szCs w:val="24"/>
+          <w:lang w:val="en-US" w:eastAsia="zh-CN" w:bidi="ar"/>
+        </w:rPr>
+        <w:t xml:space="preserve"> </w:t>
+      </w:r>
+      <w:r>
+        <w:rPr>
+          <w:rFonts w:ascii="SimSun" w:hAnsi="SimSun" w:eastAsia="SimSun" w:cs="SimSun"/>
+          <w:kern w:val="0"/>
+          <w:sz w:val="24"/>
+          <w:szCs w:val="24"/>
+          <w:lang w:val="en-US" w:eastAsia="zh-CN" w:bidi="ar"/>
+        </w:rPr>
+        <w:t>Select a framework:</w:t>
+      </w:r>
+      <w:r>
+        <w:rPr>
+          <w:rStyle w:val="7"/>
+          <w:rFonts w:ascii="SimSun" w:hAnsi="SimSun" w:eastAsia="SimSun" w:cs="SimSun"/>
+          <w:kern w:val="0"/>
+          <w:sz w:val="24"/>
+          <w:szCs w:val="24"/>
+          <w:lang w:val="en-US" w:eastAsia="zh-CN" w:bidi="ar"/>
+        </w:rPr>
+        <w:t xml:space="preserve"> </w:t>
+      </w:r>
+      <w:r>
+        <w:rPr>
+          <w:rFonts w:ascii="SimSun" w:hAnsi="SimSun" w:eastAsia="SimSun" w:cs="SimSun"/>
+          <w:kern w:val="0"/>
+          <w:sz w:val="24"/>
+          <w:szCs w:val="24"/>
+          <w:lang w:val="en-US" w:eastAsia="zh-CN" w:bidi="ar"/>
+        </w:rPr>
+        <w:t>›</w:t>
+      </w:r>
+      <w:r>
+        <w:rPr>
+          <w:rStyle w:val="7"/>
+          <w:rFonts w:ascii="SimSun" w:hAnsi="SimSun" w:eastAsia="SimSun" w:cs="SimSun"/>
+          <w:kern w:val="0"/>
+          <w:sz w:val="24"/>
+          <w:szCs w:val="24"/>
+          <w:lang w:val="en-US" w:eastAsia="zh-CN" w:bidi="ar"/>
+        </w:rPr>
+        <w:t xml:space="preserve"> </w:t>
+      </w:r>
+      <w:r>
+        <w:rPr>
+          <w:rFonts w:ascii="SimSun" w:hAnsi="SimSun" w:eastAsia="SimSun" w:cs="SimSun"/>
+          <w:kern w:val="0"/>
+          <w:sz w:val="24"/>
+          <w:szCs w:val="24"/>
+          <w:lang w:val="en-US" w:eastAsia="zh-CN" w:bidi="ar"/>
+        </w:rPr>
+        <w:t>React✔</w:t>
+      </w:r>
+      <w:r>
+        <w:rPr>
+          <w:rStyle w:val="7"/>
+          <w:rFonts w:ascii="SimSun" w:hAnsi="SimSun" w:eastAsia="SimSun" w:cs="SimSun"/>
+          <w:kern w:val="0"/>
+          <w:sz w:val="24"/>
+          <w:szCs w:val="24"/>
+          <w:lang w:val="en-US" w:eastAsia="zh-CN" w:bidi="ar"/>
+        </w:rPr>
+        <w:t xml:space="preserve"> </w:t>
+      </w:r>
+      <w:r>
+        <w:rPr>
+          <w:rFonts w:ascii="SimSun" w:hAnsi="SimSun" w:eastAsia="SimSun" w:cs="SimSun"/>
+          <w:kern w:val="0"/>
+          <w:sz w:val="24"/>
+          <w:szCs w:val="24"/>
+          <w:lang w:val="en-US" w:eastAsia="zh-CN" w:bidi="ar"/>
+        </w:rPr>
+        <w:t>Select a variant:</w:t>
+      </w:r>
+      <w:r>
+        <w:rPr>
+          <w:rStyle w:val="7"/>
+          <w:rFonts w:ascii="SimSun" w:hAnsi="SimSun" w:eastAsia="SimSun" w:cs="SimSun"/>
+          <w:kern w:val="0"/>
+          <w:sz w:val="24"/>
+          <w:szCs w:val="24"/>
+          <w:lang w:val="en-US" w:eastAsia="zh-CN" w:bidi="ar"/>
+        </w:rPr>
+        <w:t xml:space="preserve"> </w:t>
+      </w:r>
+      <w:r>
+        <w:rPr>
+          <w:rFonts w:ascii="SimSun" w:hAnsi="SimSun" w:eastAsia="SimSun" w:cs="SimSun"/>
+          <w:kern w:val="0"/>
+          <w:sz w:val="24"/>
+          <w:szCs w:val="24"/>
+          <w:lang w:val="en-US" w:eastAsia="zh-CN" w:bidi="ar"/>
+        </w:rPr>
+        <w:t>›</w:t>
+      </w:r>
+      <w:r>
+        <w:rPr>
+          <w:rStyle w:val="7"/>
+          <w:rFonts w:ascii="SimSun" w:hAnsi="SimSun" w:eastAsia="SimSun" w:cs="SimSun"/>
+          <w:kern w:val="0"/>
+          <w:sz w:val="24"/>
+          <w:szCs w:val="24"/>
+          <w:lang w:val="en-US" w:eastAsia="zh-CN" w:bidi="ar"/>
+        </w:rPr>
+        <w:t xml:space="preserve"> </w:t>
+      </w:r>
+      <w:r>
+        <w:rPr>
+          <w:rFonts w:ascii="SimSun" w:hAnsi="SimSun" w:eastAsia="SimSun" w:cs="SimSun"/>
+          <w:kern w:val="0"/>
+          <w:sz w:val="24"/>
+          <w:szCs w:val="24"/>
+          <w:lang w:val="en-US" w:eastAsia="zh-CN" w:bidi="ar"/>
+        </w:rPr>
+        <w:t>JavaScript</w:t>
+      </w:r>
+    </w:p>
+    <w:p>
+      <w:pPr>
+        <w:pStyle w:val="3"/>
+        <w:keepNext w:val="0"/>
+        <w:keepLines w:val="0"/>
+        <w:widowControl/>
+        <w:suppressLineNumbers w:val="0"/>
+      </w:pPr>
+      <w:r>
+        <w:t>Step 3: Go to project folder</w:t>
+      </w:r>
+    </w:p>
+    <w:p>
+      <w:pPr>
+        <w:keepNext w:val="0"/>
+        <w:keepLines w:val="0"/>
+        <w:widowControl/>
+        <w:suppressLineNumbers w:val="0"/>
+        <w:bidi w:val="0"/>
+        <w:jc w:val="left"/>
+      </w:pPr>
+      <w:r>
+        <w:rPr>
+          <w:rFonts w:ascii="SimSun" w:hAnsi="SimSun" w:eastAsia="SimSun" w:cs="SimSun"/>
+          <w:kern w:val="0"/>
+          <w:sz w:val="24"/>
+          <w:szCs w:val="24"/>
+          <w:lang w:val="en-US" w:eastAsia="zh-CN" w:bidi="ar"/>
+        </w:rPr>
+        <w:t>cd</w:t>
+      </w:r>
+      <w:r>
+        <w:rPr>
+          <w:rStyle w:val="7"/>
+          <w:rFonts w:ascii="SimSun" w:hAnsi="SimSun" w:eastAsia="SimSun" w:cs="SimSun"/>
+          <w:kern w:val="0"/>
+          <w:sz w:val="24"/>
+          <w:szCs w:val="24"/>
+          <w:lang w:val="en-US" w:eastAsia="zh-CN" w:bidi="ar"/>
+        </w:rPr>
+        <w:t xml:space="preserve"> my-react-app</w:t>
+      </w:r>
+    </w:p>
+    <w:p>
+      <w:pPr>
+        <w:pStyle w:val="3"/>
+        <w:keepNext w:val="0"/>
+        <w:keepLines w:val="0"/>
+        <w:widowControl/>
+        <w:suppressLineNumbers w:val="0"/>
+      </w:pPr>
+      <w:r>
+        <w:t>Step 4: Install dependencies</w:t>
+      </w:r>
+    </w:p>
+    <w:p>
+      <w:pPr>
+        <w:keepNext w:val="0"/>
+        <w:keepLines w:val="0"/>
+        <w:widowControl/>
+        <w:suppressLineNumbers w:val="0"/>
+        <w:bidi w:val="0"/>
+        <w:jc w:val="left"/>
+      </w:pPr>
+      <w:r>
+        <w:rPr>
+          <w:rStyle w:val="7"/>
+          <w:rFonts w:ascii="SimSun" w:hAnsi="SimSun" w:eastAsia="SimSun" w:cs="SimSun"/>
+          <w:kern w:val="0"/>
+          <w:sz w:val="24"/>
+          <w:szCs w:val="24"/>
+          <w:lang w:val="en-US" w:eastAsia="zh-CN" w:bidi="ar"/>
+        </w:rPr>
+        <w:t>npm install</w:t>
+      </w:r>
+    </w:p>
+    <w:p>
+      <w:pPr>
+        <w:pStyle w:val="3"/>
+        <w:keepNext w:val="0"/>
+        <w:keepLines w:val="0"/>
+        <w:widowControl/>
+        <w:suppressLineNumbers w:val="0"/>
+      </w:pPr>
+      <w:r>
+        <w:t>Step 5: Run the app</w:t>
+      </w:r>
+    </w:p>
+    <w:p>
+      <w:pPr>
+        <w:keepNext w:val="0"/>
+        <w:keepLines w:val="0"/>
+        <w:widowControl/>
+        <w:suppressLineNumbers w:val="0"/>
+        <w:bidi w:val="0"/>
+        <w:jc w:val="left"/>
+      </w:pPr>
+      <w:r>
+        <w:rPr>
+          <w:rStyle w:val="7"/>
+          <w:rFonts w:ascii="SimSun" w:hAnsi="SimSun" w:eastAsia="SimSun" w:cs="SimSun"/>
+          <w:kern w:val="0"/>
+          <w:sz w:val="24"/>
+          <w:szCs w:val="24"/>
+          <w:lang w:val="en-US" w:eastAsia="zh-CN" w:bidi="ar"/>
+        </w:rPr>
+        <w:t>npm run dev</w:t>
+      </w:r>
+    </w:p>
+    <w:p>
+      <w:pPr>
+        <w:pStyle w:val="10"/>
+        <w:keepNext w:val="0"/>
+        <w:keepLines w:val="0"/>
+        <w:widowControl/>
+        <w:suppressLineNumbers w:val="0"/>
+      </w:pPr>
+      <w:r>
+        <w:t>You’ll get something like this:</w:t>
+      </w:r>
+    </w:p>
+    <w:p>
+      <w:pPr>
+        <w:keepNext w:val="0"/>
+        <w:keepLines w:val="0"/>
+        <w:widowControl/>
+        <w:suppressLineNumbers w:val="0"/>
+        <w:bidi w:val="0"/>
+        <w:jc w:val="left"/>
+        <w:rPr>
+          <w:rStyle w:val="7"/>
+          <w:rFonts w:ascii="SimSun" w:hAnsi="SimSun" w:eastAsia="SimSun" w:cs="SimSun"/>
+          <w:kern w:val="0"/>
+          <w:sz w:val="24"/>
+          <w:szCs w:val="24"/>
+          <w:lang w:val="en-US" w:eastAsia="zh-CN" w:bidi="ar"/>
+        </w:rPr>
+      </w:pPr>
+      <w:r>
+        <w:rPr>
+          <w:rStyle w:val="7"/>
+          <w:rFonts w:ascii="SimSun" w:hAnsi="SimSun" w:eastAsia="SimSun" w:cs="SimSun"/>
+          <w:kern w:val="0"/>
+          <w:sz w:val="24"/>
+          <w:szCs w:val="24"/>
+          <w:lang w:val="en-US" w:eastAsia="zh-CN" w:bidi="ar"/>
+        </w:rPr>
+        <w:t xml:space="preserve">  VITE v5</w:t>
+      </w:r>
+      <w:r>
+        <w:rPr>
+          <w:rFonts w:ascii="SimSun" w:hAnsi="SimSun" w:eastAsia="SimSun" w:cs="SimSun"/>
+          <w:kern w:val="0"/>
+          <w:sz w:val="24"/>
+          <w:szCs w:val="24"/>
+          <w:lang w:val="en-US" w:eastAsia="zh-CN" w:bidi="ar"/>
+        </w:rPr>
+        <w:t>.0.0</w:t>
+      </w:r>
+      <w:r>
+        <w:rPr>
+          <w:rStyle w:val="7"/>
+          <w:rFonts w:ascii="SimSun" w:hAnsi="SimSun" w:eastAsia="SimSun" w:cs="SimSun"/>
+          <w:kern w:val="0"/>
+          <w:sz w:val="24"/>
+          <w:szCs w:val="24"/>
+          <w:lang w:val="en-US" w:eastAsia="zh-CN" w:bidi="ar"/>
+        </w:rPr>
+        <w:t xml:space="preserve">  ready in </w:t>
+      </w:r>
+      <w:r>
+        <w:rPr>
+          <w:rFonts w:ascii="SimSun" w:hAnsi="SimSun" w:eastAsia="SimSun" w:cs="SimSun"/>
+          <w:kern w:val="0"/>
+          <w:sz w:val="24"/>
+          <w:szCs w:val="24"/>
+          <w:lang w:val="en-US" w:eastAsia="zh-CN" w:bidi="ar"/>
+        </w:rPr>
+        <w:t>250</w:t>
+      </w:r>
+      <w:r>
+        <w:rPr>
+          <w:rStyle w:val="7"/>
+          <w:rFonts w:ascii="SimSun" w:hAnsi="SimSun" w:eastAsia="SimSun" w:cs="SimSun"/>
+          <w:kern w:val="0"/>
+          <w:sz w:val="24"/>
+          <w:szCs w:val="24"/>
+          <w:lang w:val="en-US" w:eastAsia="zh-CN" w:bidi="ar"/>
+        </w:rPr>
+        <w:t>ms</w:t>
+      </w:r>
+    </w:p>
+    <w:p>
+      <w:pPr>
+        <w:keepNext w:val="0"/>
+        <w:keepLines w:val="0"/>
+        <w:widowControl/>
+        <w:suppressLineNumbers w:val="0"/>
+        <w:bidi w:val="0"/>
+        <w:jc w:val="left"/>
+        <w:rPr>
+          <w:rStyle w:val="7"/>
+          <w:rFonts w:ascii="SimSun" w:hAnsi="SimSun" w:eastAsia="SimSun" w:cs="SimSun"/>
+          <w:kern w:val="0"/>
+          <w:sz w:val="24"/>
+          <w:szCs w:val="24"/>
+          <w:lang w:val="en-US" w:eastAsia="zh-CN" w:bidi="ar"/>
+        </w:rPr>
+      </w:pPr>
+    </w:p>
+    <w:p>
+      <w:pPr>
+        <w:keepNext w:val="0"/>
+        <w:keepLines w:val="0"/>
+        <w:widowControl/>
+        <w:suppressLineNumbers w:val="0"/>
+        <w:bidi w:val="0"/>
+        <w:jc w:val="left"/>
+        <w:rPr>
+          <w:rFonts w:ascii="SimSun" w:hAnsi="SimSun" w:eastAsia="SimSun" w:cs="SimSun"/>
+          <w:kern w:val="0"/>
+          <w:sz w:val="24"/>
+          <w:szCs w:val="24"/>
+          <w:lang w:val="en-US" w:eastAsia="zh-CN" w:bidi="ar"/>
+        </w:rPr>
+      </w:pPr>
+      <w:r>
+        <w:rPr>
+          <w:rStyle w:val="7"/>
+          <w:rFonts w:ascii="SimSun" w:hAnsi="SimSun" w:eastAsia="SimSun" w:cs="SimSun"/>
+          <w:kern w:val="0"/>
+          <w:sz w:val="24"/>
+          <w:szCs w:val="24"/>
+          <w:lang w:val="en-US" w:eastAsia="zh-CN" w:bidi="ar"/>
+        </w:rPr>
+        <w:t xml:space="preserve"> ➜  Local:   </w:t>
+      </w:r>
+      <w:r>
+        <w:rPr>
+          <w:rStyle w:val="7"/>
+          <w:rFonts w:ascii="SimSun" w:hAnsi="SimSun" w:eastAsia="SimSun" w:cs="SimSun"/>
+          <w:kern w:val="0"/>
+          <w:sz w:val="24"/>
+          <w:szCs w:val="24"/>
+          <w:lang w:val="en-US" w:eastAsia="zh-CN" w:bidi="ar"/>
+        </w:rPr>
+        <w:fldChar w:fldCharType="begin"/>
+      </w:r>
+      <w:r>
+        <w:rPr>
+          <w:rStyle w:val="7"/>
+          <w:rFonts w:ascii="SimSun" w:hAnsi="SimSun" w:eastAsia="SimSun" w:cs="SimSun"/>
+          <w:kern w:val="0"/>
+          <w:sz w:val="24"/>
+          <w:szCs w:val="24"/>
+          <w:lang w:val="en-US" w:eastAsia="zh-CN" w:bidi="ar"/>
+        </w:rPr>
+        <w:instrText xml:space="preserve"> HYPERLINK "http://localhost:5173/" </w:instrText>
+      </w:r>
+      <w:r>
+        <w:rPr>
+          <w:rStyle w:val="7"/>
+          <w:rFonts w:ascii="SimSun" w:hAnsi="SimSun" w:eastAsia="SimSun" w:cs="SimSun"/>
+          <w:kern w:val="0"/>
+          <w:sz w:val="24"/>
+          <w:szCs w:val="24"/>
+          <w:lang w:val="en-US" w:eastAsia="zh-CN" w:bidi="ar"/>
+        </w:rPr>
+        <w:fldChar w:fldCharType="separate"/>
+      </w:r>
+      <w:r>
+        <w:rPr>
+          <w:rStyle w:val="9"/>
+          <w:rFonts w:ascii="SimSun" w:hAnsi="SimSun" w:eastAsia="SimSun" w:cs="SimSun"/>
+          <w:kern w:val="0"/>
+          <w:sz w:val="24"/>
+          <w:szCs w:val="24"/>
+          <w:lang w:val="en-US" w:eastAsia="zh-CN" w:bidi="ar"/>
+        </w:rPr>
+        <w:t>http://localhost:5173/</w:t>
+      </w:r>
+      <w:r>
+        <w:rPr>
+          <w:rStyle w:val="7"/>
+          <w:rFonts w:ascii="SimSun" w:hAnsi="SimSun" w:eastAsia="SimSun" w:cs="SimSun"/>
+          <w:kern w:val="0"/>
+          <w:sz w:val="24"/>
+          <w:szCs w:val="24"/>
+          <w:lang w:val="en-US" w:eastAsia="zh-CN" w:bidi="ar"/>
+        </w:rPr>
+        <w:fldChar w:fldCharType="end"/>
+      </w:r>
+    </w:p>
+    <w:p>
+      <w:pPr>
+        <w:keepNext w:val="0"/>
+        <w:keepLines w:val="0"/>
+        <w:widowControl/>
+        <w:suppressLineNumbers w:val="0"/>
+        <w:bidi w:val="0"/>
+        <w:jc w:val="left"/>
+      </w:pPr>
+    </w:p>
+    <w:p>
+      <w:pPr>
+        <w:keepNext w:val="0"/>
+        <w:keepLines w:val="0"/>
+        <w:widowControl/>
+        <w:suppressLineNumbers w:val="0"/>
+        <w:bidi w:val="0"/>
+        <w:jc w:val="left"/>
+      </w:pPr>
+      <w:r>
+        <w:t>Your React app will open in the browser 🎉</w:t>
+      </w:r>
+    </w:p>
+    <w:p>
+      <w:pPr>
+        <w:pStyle w:val="10"/>
+        <w:keepNext w:val="0"/>
+        <w:keepLines w:val="0"/>
+        <w:widowControl/>
+        <w:numPr>
+          <w:ilvl w:val="0"/>
+          <w:numId w:val="3"/>
+        </w:numPr>
+        <w:suppressLineNumbers w:val="0"/>
+        <w:ind w:left="420" w:leftChars="0" w:hanging="420" w:firstLineChars="0"/>
+      </w:pPr>
+      <w:r>
+        <w:t>Let’s go through each part one by one so you fully understand what each file and folder does 👇</w:t>
+      </w:r>
+    </w:p>
+    <w:p>
+      <w:pPr>
+        <w:pStyle w:val="2"/>
+        <w:keepNext w:val="0"/>
+        <w:keepLines w:val="0"/>
+        <w:widowControl/>
+        <w:suppressLineNumbers w:val="0"/>
+      </w:pPr>
+      <w:r>
+        <w:drawing>
+          <wp:inline distT="0" distB="0" distL="114300" distR="114300">
+            <wp:extent cx="3133725" cy="2867025"/>
+            <wp:effectExtent l="0" t="0" r="5715" b="13335"/>
+            <wp:docPr id="16" name="Picture 36"/>
+            <wp:cNvGraphicFramePr>
+              <a:graphicFrameLocks xmlns:a="http://schemas.openxmlformats.org/drawingml/2006/main" noChangeAspect="1"/>
+            </wp:cNvGraphicFramePr>
+            <a:graphic xmlns:a="http://schemas.openxmlformats.org/drawingml/2006/main">
+              <a:graphicData uri="http://schemas.openxmlformats.org/drawingml/2006/picture">
+                <pic:pic xmlns:pic="http://schemas.openxmlformats.org/drawingml/2006/picture">
+                  <pic:nvPicPr>
+                    <pic:cNvPr id="16" name="Picture 36"/>
+                    <pic:cNvPicPr>
+                      <a:picLocks noChangeAspect="1"/>
+                    </pic:cNvPicPr>
+                  </pic:nvPicPr>
+                  <pic:blipFill>
+                    <a:blip r:embed="rId10"/>
+                    <a:stretch>
+                      <a:fillRect/>
+                    </a:stretch>
+                  </pic:blipFill>
+                  <pic:spPr>
+                    <a:xfrm>
+                      <a:off x="0" y="0"/>
+                      <a:ext cx="3133725" cy="2867025"/>
+                    </a:xfrm>
+                    <a:prstGeom prst="rect">
+                      <a:avLst/>
+                    </a:prstGeom>
+                    <a:noFill/>
+                    <a:ln>
+                      <a:noFill/>
+                    </a:ln>
+                  </pic:spPr>
+                </pic:pic>
+              </a:graphicData>
+            </a:graphic>
+          </wp:inline>
+        </w:drawing>
+      </w:r>
+      <w:r>
+        <w:rPr>
+          <w:rFonts w:ascii="SimSun" w:hAnsi="SimSun" w:eastAsia="SimSun" w:cs="SimSun"/>
+          <w:sz w:val="24"/>
+          <w:szCs w:val="24"/>
+        </w:rPr>
+        <w:drawing>
+          <wp:inline distT="0" distB="0" distL="114300" distR="114300">
+            <wp:extent cx="304800" cy="304800"/>
+            <wp:effectExtent l="0" t="0" r="0" b="0"/>
+            <wp:docPr id="7" name="Picture 27" descr="IMG_256"/>
+            <wp:cNvGraphicFramePr>
+              <a:graphicFrameLocks xmlns:a="http://schemas.openxmlformats.org/drawingml/2006/main" noChangeAspect="1"/>
+            </wp:cNvGraphicFramePr>
+            <a:graphic xmlns:a="http://schemas.openxmlformats.org/drawingml/2006/main">
+              <a:graphicData uri="http://schemas.openxmlformats.org/drawingml/2006/picture">
+                <pic:pic xmlns:pic="http://schemas.openxmlformats.org/drawingml/2006/picture">
+                  <pic:nvPicPr>
+                    <pic:cNvPr id="7" name="Picture 27" descr="IMG_256"/>
+                    <pic:cNvPicPr>
+                      <a:picLocks noChangeAspect="1"/>
+                    </pic:cNvPicPr>
+                  </pic:nvPicPr>
+                  <pic:blipFill>
+                    <a:blip r:embed="rId11"/>
+                    <a:stretch>
+                      <a:fillRect/>
+                    </a:stretch>
+                  </pic:blipFill>
+                  <pic:spPr>
+                    <a:xfrm>
+                      <a:off x="0" y="0"/>
+                      <a:ext cx="304800" cy="304800"/>
+                    </a:xfrm>
+                    <a:prstGeom prst="rect">
+                      <a:avLst/>
+                    </a:prstGeom>
+                    <a:noFill/>
+                    <a:ln w="9525">
+                      <a:noFill/>
+                    </a:ln>
+                  </pic:spPr>
+                </pic:pic>
+              </a:graphicData>
+            </a:graphic>
+          </wp:inline>
+        </w:drawing>
+      </w:r>
+      <w:r>
+        <w:rPr>
+          <w:rFonts w:ascii="SimSun" w:hAnsi="SimSun" w:eastAsia="SimSun" w:cs="SimSun"/>
+          <w:sz w:val="24"/>
+          <w:szCs w:val="24"/>
+        </w:rPr>
+        <w:drawing>
+          <wp:inline distT="0" distB="0" distL="114300" distR="114300">
+            <wp:extent cx="304800" cy="304800"/>
+            <wp:effectExtent l="0" t="0" r="0" b="0"/>
+            <wp:docPr id="8" name="Picture 28" descr="IMG_256"/>
+            <wp:cNvGraphicFramePr>
+              <a:graphicFrameLocks xmlns:a="http://schemas.openxmlformats.org/drawingml/2006/main" noChangeAspect="1"/>
+            </wp:cNvGraphicFramePr>
+            <a:graphic xmlns:a="http://schemas.openxmlformats.org/drawingml/2006/main">
+              <a:graphicData uri="http://schemas.openxmlformats.org/drawingml/2006/picture">
+                <pic:pic xmlns:pic="http://schemas.openxmlformats.org/drawingml/2006/picture">
+                  <pic:nvPicPr>
+                    <pic:cNvPr id="8" name="Picture 28" descr="IMG_256"/>
+                    <pic:cNvPicPr>
+                      <a:picLocks noChangeAspect="1"/>
+                    </pic:cNvPicPr>
+                  </pic:nvPicPr>
+                  <pic:blipFill>
+                    <a:blip r:embed="rId11"/>
+                    <a:stretch>
+                      <a:fillRect/>
+                    </a:stretch>
+                  </pic:blipFill>
+                  <pic:spPr>
+                    <a:xfrm>
+                      <a:off x="0" y="0"/>
+                      <a:ext cx="304800" cy="304800"/>
+                    </a:xfrm>
+                    <a:prstGeom prst="rect">
+                      <a:avLst/>
+                    </a:prstGeom>
+                    <a:noFill/>
+                    <a:ln w="9525">
+                      <a:noFill/>
+                    </a:ln>
+                  </pic:spPr>
+                </pic:pic>
+              </a:graphicData>
+            </a:graphic>
+          </wp:inline>
+        </w:drawing>
+      </w:r>
+      <w:r>
+        <w:rPr>
+          <w:rFonts w:ascii="SimSun" w:hAnsi="SimSun" w:eastAsia="SimSun" w:cs="SimSun"/>
+          <w:sz w:val="24"/>
+          <w:szCs w:val="24"/>
+        </w:rPr>
+        <w:drawing>
+          <wp:inline distT="0" distB="0" distL="114300" distR="114300">
+            <wp:extent cx="304800" cy="304800"/>
+            <wp:effectExtent l="0" t="0" r="0" b="0"/>
+            <wp:docPr id="14" name="Picture 34" descr="IMG_256"/>
+            <wp:cNvGraphicFramePr>
+              <a:graphicFrameLocks xmlns:a="http://schemas.openxmlformats.org/drawingml/2006/main" noChangeAspect="1"/>
+            </wp:cNvGraphicFramePr>
+            <a:graphic xmlns:a="http://schemas.openxmlformats.org/drawingml/2006/main">
+              <a:graphicData uri="http://schemas.openxmlformats.org/drawingml/2006/picture">
+                <pic:pic xmlns:pic="http://schemas.openxmlformats.org/drawingml/2006/picture">
+                  <pic:nvPicPr>
+                    <pic:cNvPr id="14" name="Picture 34" descr="IMG_256"/>
+                    <pic:cNvPicPr>
+                      <a:picLocks noChangeAspect="1"/>
+                    </pic:cNvPicPr>
+                  </pic:nvPicPr>
+                  <pic:blipFill>
+                    <a:blip r:embed="rId11"/>
+                    <a:stretch>
+                      <a:fillRect/>
+                    </a:stretch>
+                  </pic:blipFill>
+                  <pic:spPr>
+                    <a:xfrm>
+                      <a:off x="0" y="0"/>
+                      <a:ext cx="304800" cy="304800"/>
+                    </a:xfrm>
+                    <a:prstGeom prst="rect">
+                      <a:avLst/>
+                    </a:prstGeom>
+                    <a:noFill/>
+                    <a:ln w="9525">
+                      <a:noFill/>
+                    </a:ln>
+                  </pic:spPr>
+                </pic:pic>
+              </a:graphicData>
+            </a:graphic>
+          </wp:inline>
+        </w:drawing>
+      </w:r>
+      <w:r>
+        <w:rPr>
+          <w:rFonts w:ascii="SimSun" w:hAnsi="SimSun" w:eastAsia="SimSun" w:cs="SimSun"/>
+          <w:sz w:val="24"/>
+          <w:szCs w:val="24"/>
+        </w:rPr>
+        <w:drawing>
+          <wp:inline distT="0" distB="0" distL="114300" distR="114300">
+            <wp:extent cx="304800" cy="304800"/>
+            <wp:effectExtent l="0" t="0" r="0" b="0"/>
+            <wp:docPr id="15" name="Picture 35" descr="IMG_256"/>
+            <wp:cNvGraphicFramePr>
+              <a:graphicFrameLocks xmlns:a="http://schemas.openxmlformats.org/drawingml/2006/main" noChangeAspect="1"/>
+            </wp:cNvGraphicFramePr>
+            <a:graphic xmlns:a="http://schemas.openxmlformats.org/drawingml/2006/main">
+              <a:graphicData uri="http://schemas.openxmlformats.org/drawingml/2006/picture">
+                <pic:pic xmlns:pic="http://schemas.openxmlformats.org/drawingml/2006/picture">
+                  <pic:nvPicPr>
+                    <pic:cNvPr id="15" name="Picture 35" descr="IMG_256"/>
+                    <pic:cNvPicPr>
+                      <a:picLocks noChangeAspect="1"/>
+                    </pic:cNvPicPr>
+                  </pic:nvPicPr>
+                  <pic:blipFill>
+                    <a:blip r:embed="rId11"/>
+                    <a:stretch>
+                      <a:fillRect/>
+                    </a:stretch>
+                  </pic:blipFill>
+                  <pic:spPr>
+                    <a:xfrm>
+                      <a:off x="0" y="0"/>
+                      <a:ext cx="304800" cy="304800"/>
+                    </a:xfrm>
+                    <a:prstGeom prst="rect">
+                      <a:avLst/>
+                    </a:prstGeom>
+                    <a:noFill/>
+                    <a:ln w="9525">
+                      <a:noFill/>
+                    </a:ln>
+                  </pic:spPr>
+                </pic:pic>
+              </a:graphicData>
+            </a:graphic>
+          </wp:inline>
+        </w:drawing>
+      </w:r>
+    </w:p>
+    <w:p>
+      <w:pPr>
+        <w:pStyle w:val="2"/>
+        <w:keepNext w:val="0"/>
+        <w:keepLines w:val="0"/>
+        <w:widowControl/>
+        <w:suppressLineNumbers w:val="0"/>
+      </w:pPr>
+      <w:r>
+        <w:t xml:space="preserve">📁 </w:t>
+      </w:r>
+      <w:r>
+        <w:rPr>
+          <w:rStyle w:val="11"/>
+          <w:b/>
+          <w:bCs/>
+        </w:rPr>
+        <w:t xml:space="preserve">Root Folder – </w:t>
+      </w:r>
+      <w:r>
+        <w:rPr>
+          <w:rStyle w:val="7"/>
+        </w:rPr>
+        <w:t>my-react-app</w:t>
+      </w:r>
+    </w:p>
+    <w:p>
+      <w:pPr>
+        <w:pStyle w:val="10"/>
+        <w:keepNext w:val="0"/>
+        <w:keepLines w:val="0"/>
+        <w:widowControl/>
+        <w:numPr>
+          <w:ilvl w:val="0"/>
+          <w:numId w:val="4"/>
+        </w:numPr>
+        <w:suppressLineNumbers w:val="0"/>
+        <w:ind w:left="420" w:leftChars="0" w:hanging="420" w:firstLineChars="0"/>
+      </w:pPr>
+      <w:r>
+        <w:t xml:space="preserve">This is your </w:t>
+      </w:r>
+      <w:r>
+        <w:rPr>
+          <w:rStyle w:val="11"/>
+        </w:rPr>
+        <w:t>project’s main directory</w:t>
+      </w:r>
+      <w:r>
+        <w:t>.</w:t>
+      </w:r>
+      <w:r>
+        <w:br w:type="textWrapping"/>
+      </w:r>
+      <w:r>
+        <w:t>Everything inside belongs to your React app.</w:t>
+      </w:r>
+    </w:p>
+    <w:p>
+      <w:pPr>
+        <w:keepNext w:val="0"/>
+        <w:keepLines w:val="0"/>
+        <w:widowControl/>
+        <w:suppressLineNumbers w:val="0"/>
+      </w:pPr>
+      <w:r>
+        <w:pict>
+          <v:rect id="_x0000_i1041" o:spt="1" style="height:1.5pt;width:432pt;" fillcolor="#A0A0A0" filled="t" stroked="f" coordsize="21600,21600" o:hr="t" o:hrstd="t" o:hralign="center">
+            <v:path/>
+            <v:fill on="t" focussize="0,0"/>
+            <v:stroke on="f"/>
+            <v:imagedata o:title=""/>
+            <o:lock v:ext="edit"/>
+            <w10:wrap type="none"/>
+            <w10:anchorlock/>
+          </v:rect>
+        </w:pict>
+      </w:r>
+    </w:p>
+    <w:p>
+      <w:pPr>
+        <w:pStyle w:val="2"/>
+        <w:keepNext w:val="0"/>
+        <w:keepLines w:val="0"/>
+        <w:widowControl/>
+        <w:suppressLineNumbers w:val="0"/>
+      </w:pPr>
+      <w:r>
+        <w:t xml:space="preserve">📦 </w:t>
+      </w:r>
+      <w:r>
+        <w:rPr>
+          <w:rStyle w:val="11"/>
+          <w:b/>
+          <w:bCs/>
+        </w:rPr>
+        <w:t>node_modules/</w:t>
+      </w:r>
+    </w:p>
+    <w:p>
+      <w:pPr>
+        <w:pStyle w:val="10"/>
+        <w:keepNext w:val="0"/>
+        <w:keepLines w:val="0"/>
+        <w:widowControl/>
+        <w:numPr>
+          <w:ilvl w:val="0"/>
+          <w:numId w:val="5"/>
+        </w:numPr>
+        <w:suppressLineNumbers w:val="0"/>
+        <w:ind w:left="420" w:leftChars="0" w:hanging="420" w:firstLineChars="0"/>
+      </w:pPr>
+      <w:r>
+        <w:t xml:space="preserve">This folder contains all the </w:t>
+      </w:r>
+      <w:r>
+        <w:rPr>
+          <w:rStyle w:val="11"/>
+        </w:rPr>
+        <w:t>dependencies (libraries and packages)</w:t>
+      </w:r>
+      <w:r>
+        <w:t xml:space="preserve"> your project needs.</w:t>
+      </w:r>
+    </w:p>
+    <w:p>
+      <w:pPr>
+        <w:pStyle w:val="10"/>
+        <w:keepNext w:val="0"/>
+        <w:keepLines w:val="0"/>
+        <w:widowControl/>
+        <w:numPr>
+          <w:ilvl w:val="0"/>
+          <w:numId w:val="5"/>
+        </w:numPr>
+        <w:suppressLineNumbers w:val="0"/>
+        <w:ind w:left="420" w:leftChars="0" w:hanging="420" w:firstLineChars="0"/>
+      </w:pPr>
+      <w:r>
+        <w:t>For example, React, Vite, ESLint, etc. are all installed here.</w:t>
+      </w:r>
+    </w:p>
+    <w:p>
+      <w:pPr>
+        <w:pStyle w:val="10"/>
+        <w:keepNext w:val="0"/>
+        <w:keepLines w:val="0"/>
+        <w:widowControl/>
+        <w:numPr>
+          <w:ilvl w:val="0"/>
+          <w:numId w:val="5"/>
+        </w:numPr>
+        <w:suppressLineNumbers w:val="0"/>
+        <w:ind w:left="420" w:leftChars="0" w:hanging="420" w:firstLineChars="0"/>
+      </w:pPr>
+      <w:r>
+        <w:t xml:space="preserve">You </w:t>
+      </w:r>
+      <w:r>
+        <w:rPr>
+          <w:rStyle w:val="11"/>
+        </w:rPr>
+        <w:t>should not edit</w:t>
+      </w:r>
+      <w:r>
+        <w:t xml:space="preserve"> anything in this folder manually.</w:t>
+      </w:r>
+    </w:p>
+    <w:p>
+      <w:pPr>
+        <w:pStyle w:val="10"/>
+        <w:keepNext w:val="0"/>
+        <w:keepLines w:val="0"/>
+        <w:widowControl/>
+        <w:numPr>
+          <w:ilvl w:val="0"/>
+          <w:numId w:val="5"/>
+        </w:numPr>
+        <w:suppressLineNumbers w:val="0"/>
+        <w:ind w:left="420" w:leftChars="0" w:hanging="420" w:firstLineChars="0"/>
+      </w:pPr>
+      <w:r>
+        <w:t>It is automatically created when you run:</w:t>
+      </w:r>
+    </w:p>
+    <w:p>
+      <w:pPr>
+        <w:pStyle w:val="10"/>
+        <w:keepNext w:val="0"/>
+        <w:keepLines w:val="0"/>
+        <w:widowControl/>
+        <w:numPr>
+          <w:numId w:val="0"/>
+        </w:numPr>
+        <w:suppressLineNumbers w:val="0"/>
+        <w:ind w:leftChars="0" w:right="0" w:rightChars="0" w:firstLine="600" w:firstLineChars="250"/>
+      </w:pPr>
+      <w:r>
+        <w:rPr>
+          <w:rStyle w:val="7"/>
+          <w:rFonts w:ascii="SimSun" w:hAnsi="SimSun" w:eastAsia="SimSun" w:cs="SimSun"/>
+          <w:kern w:val="0"/>
+          <w:sz w:val="24"/>
+          <w:szCs w:val="24"/>
+          <w:lang w:val="en-US" w:eastAsia="zh-CN" w:bidi="ar"/>
+        </w:rPr>
+        <w:t>npm install</w:t>
+      </w:r>
+    </w:p>
+    <w:p>
+      <w:pPr>
+        <w:pStyle w:val="10"/>
+        <w:keepNext w:val="0"/>
+        <w:keepLines w:val="0"/>
+        <w:widowControl/>
+        <w:numPr>
+          <w:ilvl w:val="0"/>
+          <w:numId w:val="5"/>
+        </w:numPr>
+        <w:suppressLineNumbers w:val="0"/>
+        <w:ind w:left="420" w:leftChars="0" w:hanging="420" w:firstLineChars="0"/>
+      </w:pPr>
+      <w:r>
+        <w:t xml:space="preserve">It can be large, but it’s ignored by Git using </w:t>
+      </w:r>
+      <w:r>
+        <w:rPr>
+          <w:rStyle w:val="7"/>
+        </w:rPr>
+        <w:t>.gitignore</w:t>
+      </w:r>
+      <w:r>
+        <w:t>.</w:t>
+      </w:r>
+    </w:p>
+    <w:p>
+      <w:pPr>
+        <w:keepNext w:val="0"/>
+        <w:keepLines w:val="0"/>
+        <w:widowControl/>
+        <w:suppressLineNumbers w:val="0"/>
+      </w:pPr>
+      <w:r>
+        <w:pict>
+          <v:rect id="_x0000_i1042" o:spt="1" style="height:1.5pt;width:432pt;" fillcolor="#A0A0A0" filled="t" stroked="f" coordsize="21600,21600" o:hr="t" o:hrstd="t" o:hralign="center">
+            <v:path/>
+            <v:fill on="t" focussize="0,0"/>
+            <v:stroke on="f"/>
+            <v:imagedata o:title=""/>
+            <o:lock v:ext="edit"/>
+            <w10:wrap type="none"/>
+            <w10:anchorlock/>
+          </v:rect>
+        </w:pict>
+      </w:r>
+    </w:p>
+    <w:p>
+      <w:pPr>
+        <w:pStyle w:val="2"/>
+        <w:keepNext w:val="0"/>
+        <w:keepLines w:val="0"/>
+        <w:widowControl/>
+        <w:suppressLineNumbers w:val="0"/>
+      </w:pPr>
+      <w:r>
+        <w:t>📁</w:t>
+      </w:r>
+    </w:p>
+    <w:p>
+      <w:pPr>
+        <w:pStyle w:val="2"/>
+        <w:keepNext w:val="0"/>
+        <w:keepLines w:val="0"/>
+        <w:widowControl/>
+        <w:suppressLineNumbers w:val="0"/>
+      </w:pPr>
+    </w:p>
+    <w:p>
+      <w:pPr>
+        <w:pStyle w:val="2"/>
+        <w:keepNext w:val="0"/>
+        <w:keepLines w:val="0"/>
+        <w:widowControl/>
+        <w:suppressLineNumbers w:val="0"/>
+      </w:pPr>
+      <w:r>
+        <w:t xml:space="preserve"> </w:t>
+      </w:r>
+    </w:p>
+    <w:p>
+      <w:pPr>
+        <w:pStyle w:val="2"/>
+        <w:keepNext w:val="0"/>
+        <w:keepLines w:val="0"/>
+        <w:widowControl/>
+        <w:suppressLineNumbers w:val="0"/>
+      </w:pPr>
+      <w:r>
+        <w:rPr>
+          <w:rStyle w:val="11"/>
+          <w:b/>
+          <w:bCs/>
+        </w:rPr>
+        <w:t>public/</w:t>
+      </w:r>
+    </w:p>
+    <w:p>
+      <w:pPr>
+        <w:pStyle w:val="10"/>
+        <w:keepNext w:val="0"/>
+        <w:keepLines w:val="0"/>
+        <w:widowControl/>
+        <w:numPr>
+          <w:ilvl w:val="0"/>
+          <w:numId w:val="5"/>
+        </w:numPr>
+        <w:suppressLineNumbers w:val="0"/>
+        <w:ind w:left="420" w:leftChars="0" w:hanging="420" w:firstLineChars="0"/>
+      </w:pPr>
+      <w:r>
+        <w:t xml:space="preserve">Contains </w:t>
+      </w:r>
+      <w:r>
+        <w:rPr>
+          <w:rStyle w:val="11"/>
+        </w:rPr>
+        <w:t>static files</w:t>
+      </w:r>
+      <w:r>
+        <w:t xml:space="preserve"> that you might want to serve directly — like images, icons, or manifest files.</w:t>
+      </w:r>
+    </w:p>
+    <w:p>
+      <w:pPr>
+        <w:pStyle w:val="10"/>
+        <w:keepNext w:val="0"/>
+        <w:keepLines w:val="0"/>
+        <w:widowControl/>
+        <w:numPr>
+          <w:ilvl w:val="0"/>
+          <w:numId w:val="5"/>
+        </w:numPr>
+        <w:suppressLineNumbers w:val="0"/>
+        <w:ind w:left="420" w:leftChars="0" w:hanging="420" w:firstLineChars="0"/>
+      </w:pPr>
+      <w:r>
+        <w:t xml:space="preserve">These files are </w:t>
+      </w:r>
+      <w:r>
+        <w:rPr>
+          <w:rStyle w:val="11"/>
+        </w:rPr>
+        <w:t>not processed by Vite</w:t>
+      </w:r>
+      <w:r>
+        <w:t>.</w:t>
+      </w:r>
+    </w:p>
+    <w:p>
+      <w:pPr>
+        <w:pStyle w:val="10"/>
+        <w:keepNext w:val="0"/>
+        <w:keepLines w:val="0"/>
+        <w:widowControl/>
+        <w:numPr>
+          <w:ilvl w:val="0"/>
+          <w:numId w:val="5"/>
+        </w:numPr>
+        <w:suppressLineNumbers w:val="0"/>
+        <w:ind w:left="420" w:leftChars="0" w:hanging="420" w:firstLineChars="0"/>
+      </w:pPr>
+      <w:r>
+        <w:t xml:space="preserve">Anything inside </w:t>
+      </w:r>
+      <w:r>
+        <w:rPr>
+          <w:rStyle w:val="7"/>
+        </w:rPr>
+        <w:t>public</w:t>
+      </w:r>
+      <w:r>
+        <w:t xml:space="preserve"> is accessible directly using </w:t>
+      </w:r>
+      <w:r>
+        <w:rPr>
+          <w:rStyle w:val="7"/>
+        </w:rPr>
+        <w:t>/filename</w:t>
+      </w:r>
+      <w:r>
+        <w:t>.</w:t>
+      </w:r>
+    </w:p>
+    <w:p>
+      <w:pPr>
+        <w:keepNext w:val="0"/>
+        <w:keepLines w:val="0"/>
+        <w:widowControl/>
+        <w:numPr>
+          <w:numId w:val="0"/>
+        </w:numPr>
+        <w:suppressLineNumbers w:val="0"/>
+        <w:spacing w:before="0" w:beforeAutospacing="1" w:after="0" w:afterAutospacing="1"/>
+      </w:pPr>
+    </w:p>
+    <w:p>
+      <w:pPr>
+        <w:pStyle w:val="10"/>
+        <w:keepNext w:val="0"/>
+        <w:keepLines w:val="0"/>
+        <w:widowControl/>
+        <w:suppressLineNumbers w:val="0"/>
+      </w:pPr>
+      <w:r>
+        <w:t>Example:</w:t>
+      </w:r>
+      <w:r>
+        <w:br w:type="textWrapping"/>
+      </w:r>
+      <w:r>
+        <w:t xml:space="preserve">If you add </w:t>
+      </w:r>
+      <w:r>
+        <w:rPr>
+          <w:rStyle w:val="7"/>
+        </w:rPr>
+        <w:t>logo.png</w:t>
+      </w:r>
+      <w:r>
+        <w:t xml:space="preserve"> in </w:t>
+      </w:r>
+      <w:r>
+        <w:rPr>
+          <w:rStyle w:val="7"/>
+        </w:rPr>
+        <w:t>public</w:t>
+      </w:r>
+      <w:r>
+        <w:t>, you can access it as</w:t>
+      </w:r>
+      <w:r>
+        <w:br w:type="textWrapping"/>
+      </w:r>
+      <w:r>
+        <w:rPr>
+          <w:rStyle w:val="7"/>
+        </w:rPr>
+        <w:t>http://localhost:5173/logo.png</w:t>
+      </w:r>
+      <w:r>
+        <w:t>.</w:t>
+      </w:r>
+    </w:p>
+    <w:p>
+      <w:pPr>
+        <w:keepNext w:val="0"/>
+        <w:keepLines w:val="0"/>
+        <w:widowControl/>
+        <w:suppressLineNumbers w:val="0"/>
+      </w:pPr>
+      <w:r>
+        <w:pict>
+          <v:rect id="_x0000_i1043" o:spt="1" style="height:1.5pt;width:432pt;" fillcolor="#A0A0A0" filled="t" stroked="f" coordsize="21600,21600" o:hr="t" o:hrstd="t" o:hralign="center">
+            <v:path/>
+            <v:fill on="t" focussize="0,0"/>
+            <v:stroke on="f"/>
+            <v:imagedata o:title=""/>
+            <o:lock v:ext="edit"/>
+            <w10:wrap type="none"/>
+            <w10:anchorlock/>
+          </v:rect>
+        </w:pict>
+      </w:r>
+    </w:p>
+    <w:p>
+      <w:pPr>
+        <w:pStyle w:val="2"/>
+        <w:keepNext w:val="0"/>
+        <w:keepLines w:val="0"/>
+        <w:widowControl/>
+        <w:suppressLineNumbers w:val="0"/>
+      </w:pPr>
+      <w:r>
+        <w:t xml:space="preserve">📁 </w:t>
+      </w:r>
+      <w:r>
+        <w:rPr>
+          <w:rStyle w:val="11"/>
+          <w:b/>
+          <w:bCs/>
+        </w:rPr>
+        <w:t>src/</w:t>
+      </w:r>
+    </w:p>
+    <w:p>
+      <w:pPr>
+        <w:pStyle w:val="10"/>
+        <w:keepNext w:val="0"/>
+        <w:keepLines w:val="0"/>
+        <w:widowControl/>
+        <w:numPr>
+          <w:ilvl w:val="0"/>
+          <w:numId w:val="5"/>
+        </w:numPr>
+        <w:suppressLineNumbers w:val="0"/>
+        <w:ind w:left="420" w:leftChars="0" w:hanging="420" w:firstLineChars="0"/>
+      </w:pPr>
+      <w:r>
+        <w:t xml:space="preserve">This is the </w:t>
+      </w:r>
+      <w:r>
+        <w:rPr>
+          <w:rStyle w:val="11"/>
+        </w:rPr>
+        <w:t>most important folder</w:t>
+      </w:r>
+      <w:r>
+        <w:t xml:space="preserve"> — it contains your </w:t>
+      </w:r>
+      <w:r>
+        <w:rPr>
+          <w:rStyle w:val="11"/>
+        </w:rPr>
+        <w:t>application’s actual code</w:t>
+      </w:r>
+      <w:r>
+        <w:t>.</w:t>
+      </w:r>
+    </w:p>
+    <w:p>
+      <w:pPr>
+        <w:pStyle w:val="10"/>
+        <w:keepNext w:val="0"/>
+        <w:keepLines w:val="0"/>
+        <w:widowControl/>
+        <w:numPr>
+          <w:ilvl w:val="0"/>
+          <w:numId w:val="5"/>
+        </w:numPr>
+        <w:suppressLineNumbers w:val="0"/>
+        <w:ind w:left="420" w:leftChars="0" w:hanging="420" w:firstLineChars="0"/>
+      </w:pPr>
+      <w:r>
+        <w:t>Inside this folder, you’ll usually find:</w:t>
+      </w:r>
+    </w:p>
+    <w:p>
+      <w:pPr>
+        <w:pStyle w:val="10"/>
+        <w:keepNext w:val="0"/>
+        <w:keepLines w:val="0"/>
+        <w:widowControl/>
+        <w:suppressLineNumbers w:val="0"/>
+        <w:ind w:firstLine="600" w:firstLineChars="300"/>
+      </w:pPr>
+      <w:r>
+        <w:rPr>
+          <w:rStyle w:val="7"/>
+        </w:rPr>
+        <w:t>main.jsx</w:t>
+      </w:r>
+      <w:r>
+        <w:t xml:space="preserve"> → Entry point (where React app starts)</w:t>
+      </w:r>
+    </w:p>
+    <w:p>
+      <w:pPr>
+        <w:pStyle w:val="10"/>
+        <w:keepNext w:val="0"/>
+        <w:keepLines w:val="0"/>
+        <w:widowControl/>
+        <w:suppressLineNumbers w:val="0"/>
+        <w:ind w:firstLine="600" w:firstLineChars="300"/>
+      </w:pPr>
+      <w:r>
+        <w:rPr>
+          <w:rStyle w:val="7"/>
+        </w:rPr>
+        <w:t>App.jsx</w:t>
+      </w:r>
+      <w:r>
+        <w:t xml:space="preserve"> → Root React component</w:t>
+      </w:r>
+    </w:p>
+    <w:p>
+      <w:pPr>
+        <w:pStyle w:val="10"/>
+        <w:keepNext w:val="0"/>
+        <w:keepLines w:val="0"/>
+        <w:widowControl/>
+        <w:numPr>
+          <w:ilvl w:val="0"/>
+          <w:numId w:val="5"/>
+        </w:numPr>
+        <w:suppressLineNumbers w:val="0"/>
+        <w:ind w:left="420" w:leftChars="0" w:hanging="420" w:firstLineChars="0"/>
+      </w:pPr>
+      <w:r>
+        <w:t>Additional folders for:</w:t>
+      </w:r>
+    </w:p>
+    <w:p>
+      <w:pPr>
+        <w:pStyle w:val="10"/>
+        <w:keepNext w:val="0"/>
+        <w:keepLines w:val="0"/>
+        <w:widowControl/>
+        <w:suppressLineNumbers w:val="0"/>
+        <w:ind w:firstLine="500" w:firstLineChars="250"/>
+      </w:pPr>
+      <w:r>
+        <w:rPr>
+          <w:rStyle w:val="7"/>
+        </w:rPr>
+        <w:t>components/</w:t>
+      </w:r>
+    </w:p>
+    <w:p>
+      <w:pPr>
+        <w:pStyle w:val="10"/>
+        <w:keepNext w:val="0"/>
+        <w:keepLines w:val="0"/>
+        <w:widowControl/>
+        <w:suppressLineNumbers w:val="0"/>
+        <w:ind w:firstLine="500" w:firstLineChars="250"/>
+      </w:pPr>
+      <w:r>
+        <w:rPr>
+          <w:rStyle w:val="7"/>
+        </w:rPr>
+        <w:t>pages/</w:t>
+      </w:r>
+    </w:p>
+    <w:p>
+      <w:pPr>
+        <w:pStyle w:val="10"/>
+        <w:keepNext w:val="0"/>
+        <w:keepLines w:val="0"/>
+        <w:widowControl/>
+        <w:suppressLineNumbers w:val="0"/>
+        <w:ind w:firstLine="500" w:firstLineChars="250"/>
+      </w:pPr>
+      <w:r>
+        <w:rPr>
+          <w:rStyle w:val="7"/>
+        </w:rPr>
+        <w:t>assets/</w:t>
+      </w:r>
+    </w:p>
+    <w:p>
+      <w:pPr>
+        <w:pStyle w:val="10"/>
+        <w:keepNext w:val="0"/>
+        <w:keepLines w:val="0"/>
+        <w:widowControl/>
+        <w:suppressLineNumbers w:val="0"/>
+        <w:ind w:firstLine="500" w:firstLineChars="250"/>
+      </w:pPr>
+      <w:r>
+        <w:rPr>
+          <w:rStyle w:val="7"/>
+        </w:rPr>
+        <w:t>styles/</w:t>
+      </w:r>
+    </w:p>
+    <w:p>
+      <w:pPr>
+        <w:pStyle w:val="10"/>
+        <w:keepNext w:val="0"/>
+        <w:keepLines w:val="0"/>
+        <w:widowControl/>
+        <w:numPr>
+          <w:ilvl w:val="0"/>
+          <w:numId w:val="5"/>
+        </w:numPr>
+        <w:suppressLineNumbers w:val="0"/>
+        <w:ind w:left="420" w:leftChars="0" w:hanging="420" w:firstLineChars="0"/>
+      </w:pPr>
+      <w:r>
+        <w:t xml:space="preserve">This is where you’ll spend </w:t>
+      </w:r>
+      <w:r>
+        <w:rPr>
+          <w:rStyle w:val="11"/>
+        </w:rPr>
+        <w:t>most of your time coding</w:t>
+      </w:r>
+      <w:r>
+        <w:t xml:space="preserve"> React.</w:t>
+      </w:r>
+    </w:p>
+    <w:p>
+      <w:pPr>
+        <w:keepNext w:val="0"/>
+        <w:keepLines w:val="0"/>
+        <w:widowControl/>
+        <w:suppressLineNumbers w:val="0"/>
+      </w:pPr>
+      <w:r>
+        <w:pict>
+          <v:rect id="_x0000_i1044" o:spt="1" style="height:1.5pt;width:432pt;" fillcolor="#A0A0A0" filled="t" stroked="f" coordsize="21600,21600" o:hr="t" o:hrstd="t" o:hralign="center">
+            <v:path/>
+            <v:fill on="t" focussize="0,0"/>
+            <v:stroke on="f"/>
+            <v:imagedata o:title=""/>
+            <o:lock v:ext="edit"/>
+            <w10:wrap type="none"/>
+            <w10:anchorlock/>
+          </v:rect>
+        </w:pict>
+      </w:r>
+    </w:p>
+    <w:p>
+      <w:pPr>
+        <w:pStyle w:val="2"/>
+        <w:keepNext w:val="0"/>
+        <w:keepLines w:val="0"/>
+        <w:widowControl/>
+        <w:suppressLineNumbers w:val="0"/>
+      </w:pPr>
+      <w:r>
+        <w:t xml:space="preserve">⚙️ </w:t>
+      </w:r>
+      <w:r>
+        <w:rPr>
+          <w:rStyle w:val="11"/>
+          <w:b/>
+          <w:bCs/>
+        </w:rPr>
+        <w:t>.gitignore</w:t>
+      </w:r>
+    </w:p>
+    <w:p>
+      <w:pPr>
+        <w:pStyle w:val="10"/>
+        <w:keepNext w:val="0"/>
+        <w:keepLines w:val="0"/>
+        <w:widowControl/>
+        <w:numPr>
+          <w:ilvl w:val="0"/>
+          <w:numId w:val="5"/>
+        </w:numPr>
+        <w:suppressLineNumbers w:val="0"/>
+        <w:ind w:left="420" w:leftChars="0" w:hanging="420" w:firstLineChars="0"/>
+      </w:pPr>
+      <w:r>
+        <w:t xml:space="preserve">Tells Git which files or folders to </w:t>
+      </w:r>
+      <w:r>
+        <w:rPr>
+          <w:rStyle w:val="11"/>
+        </w:rPr>
+        <w:t>ignore</w:t>
+      </w:r>
+      <w:r>
+        <w:t xml:space="preserve"> (not upload to GitHub).</w:t>
+      </w:r>
+    </w:p>
+    <w:p>
+      <w:pPr>
+        <w:pStyle w:val="10"/>
+        <w:keepNext w:val="0"/>
+        <w:keepLines w:val="0"/>
+        <w:widowControl/>
+        <w:suppressLineNumbers w:val="0"/>
+        <w:ind w:firstLine="360" w:firstLineChars="150"/>
+      </w:pPr>
+      <w:r>
+        <w:t>Common examples:</w:t>
+      </w:r>
+    </w:p>
+    <w:p>
+      <w:pPr>
+        <w:pStyle w:val="10"/>
+        <w:keepNext w:val="0"/>
+        <w:keepLines w:val="0"/>
+        <w:widowControl/>
+        <w:suppressLineNumbers w:val="0"/>
+        <w:ind w:left="720"/>
+        <w:rPr>
+          <w:rStyle w:val="7"/>
+          <w:rFonts w:ascii="SimSun" w:hAnsi="SimSun" w:eastAsia="SimSun" w:cs="SimSun"/>
+          <w:kern w:val="0"/>
+          <w:sz w:val="24"/>
+          <w:szCs w:val="24"/>
+          <w:lang w:val="en-US" w:eastAsia="zh-CN" w:bidi="ar"/>
+        </w:rPr>
+      </w:pPr>
+      <w:r>
+        <w:rPr>
+          <w:rStyle w:val="7"/>
+          <w:rFonts w:ascii="SimSun" w:hAnsi="SimSun" w:eastAsia="SimSun" w:cs="SimSun"/>
+          <w:kern w:val="0"/>
+          <w:sz w:val="24"/>
+          <w:szCs w:val="24"/>
+          <w:lang w:val="en-US" w:eastAsia="zh-CN" w:bidi="ar"/>
+        </w:rPr>
+        <w:t>node_modules/</w:t>
+      </w:r>
+    </w:p>
+    <w:p>
+      <w:pPr>
+        <w:keepNext w:val="0"/>
+        <w:keepLines w:val="0"/>
+        <w:widowControl/>
+        <w:suppressLineNumbers w:val="0"/>
+        <w:bidi w:val="0"/>
+        <w:ind w:left="720"/>
+        <w:jc w:val="left"/>
+        <w:rPr>
+          <w:rStyle w:val="7"/>
+          <w:rFonts w:ascii="SimSun" w:hAnsi="SimSun" w:eastAsia="SimSun" w:cs="SimSun"/>
+          <w:kern w:val="0"/>
+          <w:sz w:val="24"/>
+          <w:szCs w:val="24"/>
+          <w:lang w:val="en-US" w:eastAsia="zh-CN" w:bidi="ar"/>
+        </w:rPr>
+      </w:pPr>
+      <w:r>
+        <w:rPr>
+          <w:rStyle w:val="7"/>
+          <w:rFonts w:ascii="SimSun" w:hAnsi="SimSun" w:eastAsia="SimSun" w:cs="SimSun"/>
+          <w:kern w:val="0"/>
+          <w:sz w:val="24"/>
+          <w:szCs w:val="24"/>
+          <w:lang w:val="en-US" w:eastAsia="zh-CN" w:bidi="ar"/>
+        </w:rPr>
+        <w:t>dist/</w:t>
+      </w:r>
+    </w:p>
+    <w:p>
+      <w:pPr>
+        <w:keepNext w:val="0"/>
+        <w:keepLines w:val="0"/>
+        <w:widowControl/>
+        <w:suppressLineNumbers w:val="0"/>
+        <w:bidi w:val="0"/>
+        <w:ind w:left="720"/>
+        <w:jc w:val="left"/>
+      </w:pPr>
+      <w:r>
+        <w:rPr>
+          <w:rStyle w:val="7"/>
+          <w:rFonts w:ascii="SimSun" w:hAnsi="SimSun" w:eastAsia="SimSun" w:cs="SimSun"/>
+          <w:kern w:val="0"/>
+          <w:sz w:val="24"/>
+          <w:szCs w:val="24"/>
+          <w:lang w:val="en-US" w:eastAsia="zh-CN" w:bidi="ar"/>
+        </w:rPr>
+        <w:t>.</w:t>
+      </w:r>
+      <w:r>
+        <w:rPr>
+          <w:rFonts w:ascii="SimSun" w:hAnsi="SimSun" w:eastAsia="SimSun" w:cs="SimSun"/>
+          <w:kern w:val="0"/>
+          <w:sz w:val="24"/>
+          <w:szCs w:val="24"/>
+          <w:lang w:val="en-US" w:eastAsia="zh-CN" w:bidi="ar"/>
+        </w:rPr>
+        <w:t>env</w:t>
+      </w:r>
+    </w:p>
+    <w:p>
+      <w:pPr>
+        <w:keepNext w:val="0"/>
+        <w:keepLines w:val="0"/>
+        <w:widowControl/>
+        <w:numPr>
+          <w:numId w:val="0"/>
+        </w:numPr>
+        <w:suppressLineNumbers w:val="0"/>
+        <w:spacing w:before="0" w:beforeAutospacing="1" w:after="0" w:afterAutospacing="1"/>
+      </w:pPr>
+    </w:p>
+    <w:p>
+      <w:pPr>
+        <w:keepNext w:val="0"/>
+        <w:keepLines w:val="0"/>
+        <w:widowControl/>
+        <w:suppressLineNumbers w:val="0"/>
+      </w:pPr>
+      <w:r>
+        <w:pict>
+          <v:rect id="_x0000_i1045" o:spt="1" style="height:1.5pt;width:432pt;" fillcolor="#A0A0A0" filled="t" stroked="f" coordsize="21600,21600" o:hr="t" o:hrstd="t" o:hralign="center">
+            <v:path/>
+            <v:fill on="t" focussize="0,0"/>
+            <v:stroke on="f"/>
+            <v:imagedata o:title=""/>
+            <o:lock v:ext="edit"/>
+            <w10:wrap type="none"/>
+            <w10:anchorlock/>
+          </v:rect>
+        </w:pict>
+      </w:r>
+    </w:p>
+    <w:p>
+      <w:pPr>
+        <w:pStyle w:val="2"/>
+        <w:keepNext w:val="0"/>
+        <w:keepLines w:val="0"/>
+        <w:widowControl/>
+        <w:suppressLineNumbers w:val="0"/>
+      </w:pPr>
+      <w:r>
+        <w:t xml:space="preserve">⚙️ </w:t>
+      </w:r>
+      <w:r>
+        <w:rPr>
+          <w:rStyle w:val="11"/>
+          <w:b/>
+          <w:bCs/>
+        </w:rPr>
+        <w:t>eslint.config.js</w:t>
+      </w:r>
+    </w:p>
+    <w:p>
+      <w:pPr>
+        <w:pStyle w:val="10"/>
+        <w:keepNext w:val="0"/>
+        <w:keepLines w:val="0"/>
+        <w:widowControl/>
+        <w:suppressLineNumbers w:val="0"/>
+      </w:pPr>
+      <w:r>
+        <w:t xml:space="preserve">ESLint checks your code for </w:t>
+      </w:r>
+      <w:r>
+        <w:rPr>
+          <w:rStyle w:val="11"/>
+        </w:rPr>
+        <w:t>syntax and style errors</w:t>
+      </w:r>
+      <w:r>
+        <w:t>.</w:t>
+      </w:r>
+    </w:p>
+    <w:p>
+      <w:pPr>
+        <w:pStyle w:val="10"/>
+        <w:keepNext w:val="0"/>
+        <w:keepLines w:val="0"/>
+        <w:widowControl/>
+        <w:suppressLineNumbers w:val="0"/>
+      </w:pPr>
+      <w:r>
+        <w:t>This file defines linting rules (example: enforcing semicolons, indentation).</w:t>
+      </w:r>
+    </w:p>
+    <w:p>
+      <w:pPr>
+        <w:pStyle w:val="10"/>
+        <w:keepNext w:val="0"/>
+        <w:keepLines w:val="0"/>
+        <w:widowControl/>
+        <w:suppressLineNumbers w:val="0"/>
+      </w:pPr>
+      <w:r>
+        <w:t xml:space="preserve">Helps maintain </w:t>
+      </w:r>
+      <w:r>
+        <w:rPr>
+          <w:rStyle w:val="11"/>
+        </w:rPr>
+        <w:t>clean, consistent, error-free</w:t>
+      </w:r>
+      <w:r>
+        <w:t xml:space="preserve"> code.</w:t>
+      </w:r>
+    </w:p>
+    <w:p>
+      <w:pPr>
+        <w:keepNext w:val="0"/>
+        <w:keepLines w:val="0"/>
+        <w:widowControl/>
+        <w:numPr>
+          <w:numId w:val="0"/>
+        </w:numPr>
+        <w:suppressLineNumbers w:val="0"/>
+        <w:spacing w:before="0" w:beforeAutospacing="1" w:after="0" w:afterAutospacing="1"/>
+      </w:pPr>
+    </w:p>
+    <w:p>
+      <w:pPr>
+        <w:keepNext w:val="0"/>
+        <w:keepLines w:val="0"/>
+        <w:widowControl/>
+        <w:suppressLineNumbers w:val="0"/>
+      </w:pPr>
+      <w:r>
+        <w:pict>
+          <v:rect id="_x0000_i1046" o:spt="1" style="height:1.5pt;width:432pt;" fillcolor="#A0A0A0" filled="t" stroked="f" coordsize="21600,21600" o:hr="t" o:hrstd="t" o:hralign="center">
+            <v:path/>
+            <v:fill on="t" focussize="0,0"/>
+            <v:stroke on="f"/>
+            <v:imagedata o:title=""/>
+            <o:lock v:ext="edit"/>
+            <w10:wrap type="none"/>
+            <w10:anchorlock/>
+          </v:rect>
+        </w:pict>
+      </w:r>
+    </w:p>
+    <w:p>
+      <w:pPr>
+        <w:pStyle w:val="2"/>
+        <w:keepNext w:val="0"/>
+        <w:keepLines w:val="0"/>
+        <w:widowControl/>
+        <w:suppressLineNumbers w:val="0"/>
+      </w:pPr>
+      <w:r>
+        <w:t xml:space="preserve">🧩 </w:t>
+      </w:r>
+      <w:r>
+        <w:rPr>
+          <w:rStyle w:val="11"/>
+          <w:b/>
+          <w:bCs/>
+        </w:rPr>
+        <w:t>index.html</w:t>
+      </w:r>
+    </w:p>
+    <w:p>
+      <w:pPr>
+        <w:pStyle w:val="10"/>
+        <w:keepNext w:val="0"/>
+        <w:keepLines w:val="0"/>
+        <w:widowControl/>
+        <w:suppressLineNumbers w:val="0"/>
+      </w:pPr>
+      <w:r>
+        <w:t xml:space="preserve">This is the </w:t>
+      </w:r>
+      <w:r>
+        <w:rPr>
+          <w:rStyle w:val="11"/>
+        </w:rPr>
+        <w:t>main HTML page</w:t>
+      </w:r>
+      <w:r>
+        <w:t xml:space="preserve"> that React injects your app into.</w:t>
+      </w:r>
+    </w:p>
+    <w:p>
+      <w:pPr>
+        <w:pStyle w:val="10"/>
+        <w:keepNext w:val="0"/>
+        <w:keepLines w:val="0"/>
+        <w:widowControl/>
+        <w:suppressLineNumbers w:val="0"/>
+      </w:pPr>
+      <w:r>
+        <w:t xml:space="preserve">In React (with Vite), this file is in the project root, not </w:t>
+      </w:r>
+      <w:r>
+        <w:rPr>
+          <w:rStyle w:val="7"/>
+        </w:rPr>
+        <w:t>public/</w:t>
+      </w:r>
+      <w:r>
+        <w:t>.</w:t>
+      </w:r>
+    </w:p>
+    <w:p>
+      <w:pPr>
+        <w:pStyle w:val="10"/>
+        <w:keepNext w:val="0"/>
+        <w:keepLines w:val="0"/>
+        <w:widowControl/>
+        <w:suppressLineNumbers w:val="0"/>
+      </w:pPr>
+      <w:r>
+        <w:t xml:space="preserve">Contains a </w:t>
+      </w:r>
+      <w:r>
+        <w:rPr>
+          <w:rStyle w:val="7"/>
+        </w:rPr>
+        <w:t>&lt;div id="root"&gt;&lt;/div&gt;</w:t>
+      </w:r>
+      <w:r>
+        <w:t xml:space="preserve"> where React attaches the entire app.</w:t>
+      </w:r>
+    </w:p>
+    <w:p>
+      <w:pPr>
+        <w:keepNext w:val="0"/>
+        <w:keepLines w:val="0"/>
+        <w:widowControl/>
+        <w:numPr>
+          <w:numId w:val="0"/>
+        </w:numPr>
+        <w:suppressLineNumbers w:val="0"/>
+        <w:spacing w:before="0" w:beforeAutospacing="1" w:after="0" w:afterAutospacing="1"/>
+      </w:pPr>
+    </w:p>
+    <w:p>
+      <w:pPr>
+        <w:pStyle w:val="10"/>
+        <w:keepNext w:val="0"/>
+        <w:keepLines w:val="0"/>
+        <w:widowControl/>
+        <w:suppressLineNumbers w:val="0"/>
+      </w:pPr>
+      <w:r>
+        <w:t>Example:</w:t>
+      </w:r>
+    </w:p>
+    <w:p>
+      <w:pPr>
+        <w:keepNext w:val="0"/>
+        <w:keepLines w:val="0"/>
+        <w:widowControl/>
+        <w:suppressLineNumbers w:val="0"/>
+        <w:bidi w:val="0"/>
+        <w:jc w:val="left"/>
+        <w:rPr>
+          <w:rStyle w:val="7"/>
+          <w:rFonts w:ascii="SimSun" w:hAnsi="SimSun" w:eastAsia="SimSun" w:cs="SimSun"/>
+          <w:kern w:val="0"/>
+          <w:sz w:val="24"/>
+          <w:szCs w:val="24"/>
+          <w:lang w:val="en-US" w:eastAsia="zh-CN" w:bidi="ar"/>
+        </w:rPr>
+      </w:pPr>
+      <w:r>
+        <w:rPr>
+          <w:rFonts w:ascii="SimSun" w:hAnsi="SimSun" w:eastAsia="SimSun" w:cs="SimSun"/>
+          <w:kern w:val="0"/>
+          <w:sz w:val="24"/>
+          <w:szCs w:val="24"/>
+          <w:lang w:val="en-US" w:eastAsia="zh-CN" w:bidi="ar"/>
+        </w:rPr>
+        <w:t>&lt;body</w:t>
+      </w:r>
+      <w:r>
+        <w:rPr>
+          <w:rStyle w:val="7"/>
+          <w:rFonts w:ascii="SimSun" w:hAnsi="SimSun" w:eastAsia="SimSun" w:cs="SimSun"/>
+          <w:kern w:val="0"/>
+          <w:sz w:val="24"/>
+          <w:szCs w:val="24"/>
+          <w:lang w:val="en-US" w:eastAsia="zh-CN" w:bidi="ar"/>
+        </w:rPr>
+        <w:t>&gt;</w:t>
+      </w:r>
+    </w:p>
+    <w:p>
+      <w:pPr>
+        <w:keepNext w:val="0"/>
+        <w:keepLines w:val="0"/>
+        <w:widowControl/>
+        <w:suppressLineNumbers w:val="0"/>
+        <w:bidi w:val="0"/>
+        <w:jc w:val="left"/>
+        <w:rPr>
+          <w:rStyle w:val="7"/>
+          <w:rFonts w:ascii="SimSun" w:hAnsi="SimSun" w:eastAsia="SimSun" w:cs="SimSun"/>
+          <w:kern w:val="0"/>
+          <w:sz w:val="24"/>
+          <w:szCs w:val="24"/>
+          <w:lang w:val="en-US" w:eastAsia="zh-CN" w:bidi="ar"/>
+        </w:rPr>
+      </w:pPr>
+      <w:r>
+        <w:rPr>
+          <w:rStyle w:val="7"/>
+          <w:rFonts w:ascii="SimSun" w:hAnsi="SimSun" w:eastAsia="SimSun" w:cs="SimSun"/>
+          <w:kern w:val="0"/>
+          <w:sz w:val="24"/>
+          <w:szCs w:val="24"/>
+          <w:lang w:val="en-US" w:eastAsia="zh-CN" w:bidi="ar"/>
+        </w:rPr>
+        <w:t xml:space="preserve">  </w:t>
+      </w:r>
+      <w:r>
+        <w:rPr>
+          <w:rFonts w:ascii="SimSun" w:hAnsi="SimSun" w:eastAsia="SimSun" w:cs="SimSun"/>
+          <w:kern w:val="0"/>
+          <w:sz w:val="24"/>
+          <w:szCs w:val="24"/>
+          <w:lang w:val="en-US" w:eastAsia="zh-CN" w:bidi="ar"/>
+        </w:rPr>
+        <w:t>&lt;div</w:t>
+      </w:r>
+      <w:r>
+        <w:rPr>
+          <w:rStyle w:val="7"/>
+          <w:rFonts w:ascii="SimSun" w:hAnsi="SimSun" w:eastAsia="SimSun" w:cs="SimSun"/>
+          <w:kern w:val="0"/>
+          <w:sz w:val="24"/>
+          <w:szCs w:val="24"/>
+          <w:lang w:val="en-US" w:eastAsia="zh-CN" w:bidi="ar"/>
+        </w:rPr>
+        <w:t xml:space="preserve"> </w:t>
+      </w:r>
+      <w:r>
+        <w:rPr>
+          <w:rFonts w:ascii="SimSun" w:hAnsi="SimSun" w:eastAsia="SimSun" w:cs="SimSun"/>
+          <w:kern w:val="0"/>
+          <w:sz w:val="24"/>
+          <w:szCs w:val="24"/>
+          <w:lang w:val="en-US" w:eastAsia="zh-CN" w:bidi="ar"/>
+        </w:rPr>
+        <w:t>id</w:t>
+      </w:r>
+      <w:r>
+        <w:rPr>
+          <w:rStyle w:val="7"/>
+          <w:rFonts w:ascii="SimSun" w:hAnsi="SimSun" w:eastAsia="SimSun" w:cs="SimSun"/>
+          <w:kern w:val="0"/>
+          <w:sz w:val="24"/>
+          <w:szCs w:val="24"/>
+          <w:lang w:val="en-US" w:eastAsia="zh-CN" w:bidi="ar"/>
+        </w:rPr>
+        <w:t>=</w:t>
+      </w:r>
+      <w:r>
+        <w:rPr>
+          <w:rFonts w:ascii="SimSun" w:hAnsi="SimSun" w:eastAsia="SimSun" w:cs="SimSun"/>
+          <w:kern w:val="0"/>
+          <w:sz w:val="24"/>
+          <w:szCs w:val="24"/>
+          <w:lang w:val="en-US" w:eastAsia="zh-CN" w:bidi="ar"/>
+        </w:rPr>
+        <w:t>"root"</w:t>
+      </w:r>
+      <w:r>
+        <w:rPr>
+          <w:rStyle w:val="7"/>
+          <w:rFonts w:ascii="SimSun" w:hAnsi="SimSun" w:eastAsia="SimSun" w:cs="SimSun"/>
+          <w:kern w:val="0"/>
+          <w:sz w:val="24"/>
+          <w:szCs w:val="24"/>
+          <w:lang w:val="en-US" w:eastAsia="zh-CN" w:bidi="ar"/>
+        </w:rPr>
+        <w:t>&gt;</w:t>
+      </w:r>
+      <w:r>
+        <w:rPr>
+          <w:rFonts w:ascii="SimSun" w:hAnsi="SimSun" w:eastAsia="SimSun" w:cs="SimSun"/>
+          <w:kern w:val="0"/>
+          <w:sz w:val="24"/>
+          <w:szCs w:val="24"/>
+          <w:lang w:val="en-US" w:eastAsia="zh-CN" w:bidi="ar"/>
+        </w:rPr>
+        <w:t>&lt;/div</w:t>
+      </w:r>
+      <w:r>
+        <w:rPr>
+          <w:rStyle w:val="7"/>
+          <w:rFonts w:ascii="SimSun" w:hAnsi="SimSun" w:eastAsia="SimSun" w:cs="SimSun"/>
+          <w:kern w:val="0"/>
+          <w:sz w:val="24"/>
+          <w:szCs w:val="24"/>
+          <w:lang w:val="en-US" w:eastAsia="zh-CN" w:bidi="ar"/>
+        </w:rPr>
+        <w:t>&gt;</w:t>
+      </w:r>
+    </w:p>
+    <w:p>
+      <w:pPr>
+        <w:keepNext w:val="0"/>
+        <w:keepLines w:val="0"/>
+        <w:widowControl/>
+        <w:suppressLineNumbers w:val="0"/>
+        <w:bidi w:val="0"/>
+        <w:jc w:val="left"/>
+      </w:pPr>
+      <w:r>
+        <w:rPr>
+          <w:rStyle w:val="7"/>
+          <w:rFonts w:ascii="SimSun" w:hAnsi="SimSun" w:eastAsia="SimSun" w:cs="SimSun"/>
+          <w:kern w:val="0"/>
+          <w:sz w:val="24"/>
+          <w:szCs w:val="24"/>
+          <w:lang w:val="en-US" w:eastAsia="zh-CN" w:bidi="ar"/>
+        </w:rPr>
+        <w:t xml:space="preserve">  </w:t>
+      </w:r>
+      <w:r>
+        <w:rPr>
+          <w:rFonts w:ascii="SimSun" w:hAnsi="SimSun" w:eastAsia="SimSun" w:cs="SimSun"/>
+          <w:kern w:val="0"/>
+          <w:sz w:val="24"/>
+          <w:szCs w:val="24"/>
+          <w:lang w:val="en-US" w:eastAsia="zh-CN" w:bidi="ar"/>
+        </w:rPr>
+        <w:t>&lt;script</w:t>
+      </w:r>
+      <w:r>
+        <w:rPr>
+          <w:rStyle w:val="7"/>
+          <w:rFonts w:ascii="SimSun" w:hAnsi="SimSun" w:eastAsia="SimSun" w:cs="SimSun"/>
+          <w:kern w:val="0"/>
+          <w:sz w:val="24"/>
+          <w:szCs w:val="24"/>
+          <w:lang w:val="en-US" w:eastAsia="zh-CN" w:bidi="ar"/>
+        </w:rPr>
+        <w:t xml:space="preserve"> </w:t>
+      </w:r>
+      <w:r>
+        <w:rPr>
+          <w:rFonts w:ascii="SimSun" w:hAnsi="SimSun" w:eastAsia="SimSun" w:cs="SimSun"/>
+          <w:kern w:val="0"/>
+          <w:sz w:val="24"/>
+          <w:szCs w:val="24"/>
+          <w:lang w:val="en-US" w:eastAsia="zh-CN" w:bidi="ar"/>
+        </w:rPr>
+        <w:t>type</w:t>
+      </w:r>
+      <w:r>
+        <w:rPr>
+          <w:rStyle w:val="7"/>
+          <w:rFonts w:ascii="SimSun" w:hAnsi="SimSun" w:eastAsia="SimSun" w:cs="SimSun"/>
+          <w:kern w:val="0"/>
+          <w:sz w:val="24"/>
+          <w:szCs w:val="24"/>
+          <w:lang w:val="en-US" w:eastAsia="zh-CN" w:bidi="ar"/>
+        </w:rPr>
+        <w:t>=</w:t>
+      </w:r>
+      <w:r>
+        <w:rPr>
+          <w:rFonts w:ascii="SimSun" w:hAnsi="SimSun" w:eastAsia="SimSun" w:cs="SimSun"/>
+          <w:kern w:val="0"/>
+          <w:sz w:val="24"/>
+          <w:szCs w:val="24"/>
+          <w:lang w:val="en-US" w:eastAsia="zh-CN" w:bidi="ar"/>
+        </w:rPr>
+        <w:t>"module"</w:t>
+      </w:r>
+      <w:r>
+        <w:rPr>
+          <w:rStyle w:val="7"/>
+          <w:rFonts w:ascii="SimSun" w:hAnsi="SimSun" w:eastAsia="SimSun" w:cs="SimSun"/>
+          <w:kern w:val="0"/>
+          <w:sz w:val="24"/>
+          <w:szCs w:val="24"/>
+          <w:lang w:val="en-US" w:eastAsia="zh-CN" w:bidi="ar"/>
+        </w:rPr>
+        <w:t xml:space="preserve"> </w:t>
+      </w:r>
+      <w:r>
+        <w:rPr>
+          <w:rFonts w:ascii="SimSun" w:hAnsi="SimSun" w:eastAsia="SimSun" w:cs="SimSun"/>
+          <w:kern w:val="0"/>
+          <w:sz w:val="24"/>
+          <w:szCs w:val="24"/>
+          <w:lang w:val="en-US" w:eastAsia="zh-CN" w:bidi="ar"/>
+        </w:rPr>
+        <w:t>src</w:t>
+      </w:r>
+      <w:r>
+        <w:rPr>
+          <w:rStyle w:val="7"/>
+          <w:rFonts w:ascii="SimSun" w:hAnsi="SimSun" w:eastAsia="SimSun" w:cs="SimSun"/>
+          <w:kern w:val="0"/>
+          <w:sz w:val="24"/>
+          <w:szCs w:val="24"/>
+          <w:lang w:val="en-US" w:eastAsia="zh-CN" w:bidi="ar"/>
+        </w:rPr>
+        <w:t>=</w:t>
+      </w:r>
+      <w:r>
+        <w:rPr>
+          <w:rFonts w:ascii="SimSun" w:hAnsi="SimSun" w:eastAsia="SimSun" w:cs="SimSun"/>
+          <w:kern w:val="0"/>
+          <w:sz w:val="24"/>
+          <w:szCs w:val="24"/>
+          <w:lang w:val="en-US" w:eastAsia="zh-CN" w:bidi="ar"/>
+        </w:rPr>
+        <w:t>"/src/main.jsx"</w:t>
+      </w:r>
+      <w:r>
+        <w:rPr>
+          <w:rStyle w:val="7"/>
+          <w:rFonts w:ascii="SimSun" w:hAnsi="SimSun" w:eastAsia="SimSun" w:cs="SimSun"/>
+          <w:kern w:val="0"/>
+          <w:sz w:val="24"/>
+          <w:szCs w:val="24"/>
+          <w:lang w:val="en-US" w:eastAsia="zh-CN" w:bidi="ar"/>
+        </w:rPr>
+        <w:t>&gt;</w:t>
+      </w:r>
+      <w:r>
+        <w:rPr>
+          <w:rFonts w:ascii="SimSun" w:hAnsi="SimSun" w:eastAsia="SimSun" w:cs="SimSun"/>
+          <w:kern w:val="0"/>
+          <w:sz w:val="24"/>
+          <w:szCs w:val="24"/>
+          <w:lang w:val="en-US" w:eastAsia="zh-CN" w:bidi="ar"/>
+        </w:rPr>
+        <w:t>&lt;/script</w:t>
+      </w:r>
+      <w:r>
+        <w:rPr>
+          <w:rStyle w:val="7"/>
+          <w:rFonts w:ascii="SimSun" w:hAnsi="SimSun" w:eastAsia="SimSun" w:cs="SimSun"/>
+          <w:kern w:val="0"/>
+          <w:sz w:val="24"/>
+          <w:szCs w:val="24"/>
+          <w:lang w:val="en-US" w:eastAsia="zh-CN" w:bidi="ar"/>
+        </w:rPr>
+        <w:t>&gt;</w:t>
+      </w:r>
+      <w:r>
+        <w:rPr>
+          <w:rFonts w:ascii="SimSun" w:hAnsi="SimSun" w:eastAsia="SimSun" w:cs="SimSun"/>
+          <w:kern w:val="0"/>
+          <w:sz w:val="24"/>
+          <w:szCs w:val="24"/>
+          <w:lang w:val="en-US" w:eastAsia="zh-CN" w:bidi="ar"/>
+        </w:rPr>
+        <w:t>&lt;/body</w:t>
+      </w:r>
+      <w:r>
+        <w:rPr>
+          <w:rStyle w:val="7"/>
+          <w:rFonts w:ascii="SimSun" w:hAnsi="SimSun" w:eastAsia="SimSun" w:cs="SimSun"/>
+          <w:kern w:val="0"/>
+          <w:sz w:val="24"/>
+          <w:szCs w:val="24"/>
+          <w:lang w:val="en-US" w:eastAsia="zh-CN" w:bidi="ar"/>
+        </w:rPr>
+        <w:t>&gt;</w:t>
+      </w:r>
+    </w:p>
+    <w:p>
+      <w:pPr>
+        <w:keepNext w:val="0"/>
+        <w:keepLines w:val="0"/>
+        <w:widowControl/>
+        <w:suppressLineNumbers w:val="0"/>
+      </w:pPr>
+      <w:r>
+        <w:pict>
+          <v:rect id="_x0000_i1047" o:spt="1" style="height:1.5pt;width:432pt;" fillcolor="#A0A0A0" filled="t" stroked="f" coordsize="21600,21600" o:hr="t" o:hrstd="t" o:hralign="center">
+            <v:path/>
+            <v:fill on="t" focussize="0,0"/>
+            <v:stroke on="f"/>
+            <v:imagedata o:title=""/>
+            <o:lock v:ext="edit"/>
+            <w10:wrap type="none"/>
+            <w10:anchorlock/>
+          </v:rect>
+        </w:pict>
+      </w:r>
+    </w:p>
+    <w:p>
+      <w:pPr>
+        <w:pStyle w:val="2"/>
+        <w:keepNext w:val="0"/>
+        <w:keepLines w:val="0"/>
+        <w:widowControl/>
+        <w:suppressLineNumbers w:val="0"/>
+      </w:pPr>
+      <w:r>
+        <w:t xml:space="preserve">📜 </w:t>
+      </w:r>
+      <w:r>
+        <w:rPr>
+          <w:rStyle w:val="11"/>
+          <w:b/>
+          <w:bCs/>
+        </w:rPr>
+        <w:t>package.json</w:t>
+      </w:r>
+    </w:p>
+    <w:p>
+      <w:pPr>
+        <w:pStyle w:val="10"/>
+        <w:keepNext w:val="0"/>
+        <w:keepLines w:val="0"/>
+        <w:widowControl/>
+        <w:suppressLineNumbers w:val="0"/>
+      </w:pPr>
+      <w:r>
+        <w:t xml:space="preserve">This is your project’s </w:t>
+      </w:r>
+      <w:r>
+        <w:rPr>
+          <w:rStyle w:val="11"/>
+        </w:rPr>
+        <w:t>configuration file</w:t>
+      </w:r>
+      <w:r>
+        <w:t>.</w:t>
+      </w:r>
+    </w:p>
+    <w:p>
+      <w:pPr>
+        <w:pStyle w:val="10"/>
+        <w:keepNext w:val="0"/>
+        <w:keepLines w:val="0"/>
+        <w:widowControl/>
+        <w:suppressLineNumbers w:val="0"/>
+      </w:pPr>
+      <w:r>
+        <w:t>It lists:</w:t>
+      </w:r>
+    </w:p>
+    <w:p>
+      <w:pPr>
+        <w:pStyle w:val="10"/>
+        <w:keepNext w:val="0"/>
+        <w:keepLines w:val="0"/>
+        <w:widowControl/>
+        <w:suppressLineNumbers w:val="0"/>
+      </w:pPr>
+      <w:r>
+        <w:t>Project name and version</w:t>
+      </w:r>
+    </w:p>
+    <w:p>
+      <w:pPr>
+        <w:pStyle w:val="10"/>
+        <w:keepNext w:val="0"/>
+        <w:keepLines w:val="0"/>
+        <w:widowControl/>
+        <w:suppressLineNumbers w:val="0"/>
+      </w:pPr>
+      <w:r>
+        <w:t>Dependencies (React, Vite, etc.)</w:t>
+      </w:r>
+    </w:p>
+    <w:p>
+      <w:pPr>
+        <w:pStyle w:val="10"/>
+        <w:keepNext w:val="0"/>
+        <w:keepLines w:val="0"/>
+        <w:widowControl/>
+        <w:suppressLineNumbers w:val="0"/>
+      </w:pPr>
+      <w:r>
+        <w:t>Scripts for running or building the app</w:t>
+      </w:r>
+    </w:p>
+    <w:p>
+      <w:pPr>
+        <w:keepNext w:val="0"/>
+        <w:keepLines w:val="0"/>
+        <w:widowControl/>
+        <w:numPr>
+          <w:numId w:val="0"/>
+        </w:numPr>
+        <w:suppressLineNumbers w:val="0"/>
+        <w:spacing w:before="0" w:beforeAutospacing="1" w:after="0" w:afterAutospacing="1"/>
+      </w:pPr>
+    </w:p>
+    <w:p>
+      <w:pPr>
+        <w:pStyle w:val="10"/>
+        <w:keepNext w:val="0"/>
+        <w:keepLines w:val="0"/>
+        <w:widowControl/>
+        <w:suppressLineNumbers w:val="0"/>
+      </w:pPr>
+    </w:p>
+    <w:p>
+      <w:pPr>
+        <w:pStyle w:val="10"/>
+        <w:keepNext w:val="0"/>
+        <w:keepLines w:val="0"/>
+        <w:widowControl/>
+        <w:suppressLineNumbers w:val="0"/>
+      </w:pPr>
+      <w:r>
+        <w:t>Example:</w:t>
+      </w:r>
+    </w:p>
+    <w:p>
+      <w:pPr>
+        <w:keepNext w:val="0"/>
+        <w:keepLines w:val="0"/>
+        <w:widowControl/>
+        <w:suppressLineNumbers w:val="0"/>
+        <w:bidi w:val="0"/>
+        <w:jc w:val="left"/>
+        <w:rPr>
+          <w:rStyle w:val="7"/>
+          <w:rFonts w:ascii="SimSun" w:hAnsi="SimSun" w:eastAsia="SimSun" w:cs="SimSun"/>
+          <w:kern w:val="0"/>
+          <w:sz w:val="24"/>
+          <w:szCs w:val="24"/>
+          <w:lang w:val="en-US" w:eastAsia="zh-CN" w:bidi="ar"/>
+        </w:rPr>
+      </w:pPr>
+      <w:r>
+        <w:rPr>
+          <w:rFonts w:ascii="SimSun" w:hAnsi="SimSun" w:eastAsia="SimSun" w:cs="SimSun"/>
+          <w:kern w:val="0"/>
+          <w:sz w:val="24"/>
+          <w:szCs w:val="24"/>
+          <w:lang w:val="en-US" w:eastAsia="zh-CN" w:bidi="ar"/>
+        </w:rPr>
+        <w:t>"scripts":</w:t>
+      </w:r>
+      <w:r>
+        <w:rPr>
+          <w:rStyle w:val="7"/>
+          <w:rFonts w:ascii="SimSun" w:hAnsi="SimSun" w:eastAsia="SimSun" w:cs="SimSun"/>
+          <w:kern w:val="0"/>
+          <w:sz w:val="24"/>
+          <w:szCs w:val="24"/>
+          <w:lang w:val="en-US" w:eastAsia="zh-CN" w:bidi="ar"/>
+        </w:rPr>
+        <w:t xml:space="preserve"> </w:t>
+      </w:r>
+      <w:r>
+        <w:rPr>
+          <w:rFonts w:ascii="SimSun" w:hAnsi="SimSun" w:eastAsia="SimSun" w:cs="SimSun"/>
+          <w:kern w:val="0"/>
+          <w:sz w:val="24"/>
+          <w:szCs w:val="24"/>
+          <w:lang w:val="en-US" w:eastAsia="zh-CN" w:bidi="ar"/>
+        </w:rPr>
+        <w:t>{</w:t>
+      </w:r>
+    </w:p>
+    <w:p>
+      <w:pPr>
+        <w:keepNext w:val="0"/>
+        <w:keepLines w:val="0"/>
+        <w:widowControl/>
+        <w:suppressLineNumbers w:val="0"/>
+        <w:bidi w:val="0"/>
+        <w:jc w:val="left"/>
+        <w:rPr>
+          <w:rStyle w:val="7"/>
+          <w:rFonts w:ascii="SimSun" w:hAnsi="SimSun" w:eastAsia="SimSun" w:cs="SimSun"/>
+          <w:kern w:val="0"/>
+          <w:sz w:val="24"/>
+          <w:szCs w:val="24"/>
+          <w:lang w:val="en-US" w:eastAsia="zh-CN" w:bidi="ar"/>
+        </w:rPr>
+      </w:pPr>
+      <w:r>
+        <w:rPr>
+          <w:rStyle w:val="7"/>
+          <w:rFonts w:ascii="SimSun" w:hAnsi="SimSun" w:eastAsia="SimSun" w:cs="SimSun"/>
+          <w:kern w:val="0"/>
+          <w:sz w:val="24"/>
+          <w:szCs w:val="24"/>
+          <w:lang w:val="en-US" w:eastAsia="zh-CN" w:bidi="ar"/>
+        </w:rPr>
+        <w:t xml:space="preserve">  </w:t>
+      </w:r>
+      <w:r>
+        <w:rPr>
+          <w:rFonts w:ascii="SimSun" w:hAnsi="SimSun" w:eastAsia="SimSun" w:cs="SimSun"/>
+          <w:kern w:val="0"/>
+          <w:sz w:val="24"/>
+          <w:szCs w:val="24"/>
+          <w:lang w:val="en-US" w:eastAsia="zh-CN" w:bidi="ar"/>
+        </w:rPr>
+        <w:t>"dev":</w:t>
+      </w:r>
+      <w:r>
+        <w:rPr>
+          <w:rStyle w:val="7"/>
+          <w:rFonts w:ascii="SimSun" w:hAnsi="SimSun" w:eastAsia="SimSun" w:cs="SimSun"/>
+          <w:kern w:val="0"/>
+          <w:sz w:val="24"/>
+          <w:szCs w:val="24"/>
+          <w:lang w:val="en-US" w:eastAsia="zh-CN" w:bidi="ar"/>
+        </w:rPr>
+        <w:t xml:space="preserve"> </w:t>
+      </w:r>
+      <w:r>
+        <w:rPr>
+          <w:rFonts w:ascii="SimSun" w:hAnsi="SimSun" w:eastAsia="SimSun" w:cs="SimSun"/>
+          <w:kern w:val="0"/>
+          <w:sz w:val="24"/>
+          <w:szCs w:val="24"/>
+          <w:lang w:val="en-US" w:eastAsia="zh-CN" w:bidi="ar"/>
+        </w:rPr>
+        <w:t>"vite",</w:t>
+      </w:r>
+    </w:p>
+    <w:p>
+      <w:pPr>
+        <w:keepNext w:val="0"/>
+        <w:keepLines w:val="0"/>
+        <w:widowControl/>
+        <w:suppressLineNumbers w:val="0"/>
+        <w:bidi w:val="0"/>
+        <w:jc w:val="left"/>
+        <w:rPr>
+          <w:rStyle w:val="7"/>
+          <w:rFonts w:ascii="SimSun" w:hAnsi="SimSun" w:eastAsia="SimSun" w:cs="SimSun"/>
+          <w:kern w:val="0"/>
+          <w:sz w:val="24"/>
+          <w:szCs w:val="24"/>
+          <w:lang w:val="en-US" w:eastAsia="zh-CN" w:bidi="ar"/>
+        </w:rPr>
+      </w:pPr>
+      <w:r>
+        <w:rPr>
+          <w:rStyle w:val="7"/>
+          <w:rFonts w:ascii="SimSun" w:hAnsi="SimSun" w:eastAsia="SimSun" w:cs="SimSun"/>
+          <w:kern w:val="0"/>
+          <w:sz w:val="24"/>
+          <w:szCs w:val="24"/>
+          <w:lang w:val="en-US" w:eastAsia="zh-CN" w:bidi="ar"/>
+        </w:rPr>
+        <w:t xml:space="preserve">  </w:t>
+      </w:r>
+      <w:r>
+        <w:rPr>
+          <w:rFonts w:ascii="SimSun" w:hAnsi="SimSun" w:eastAsia="SimSun" w:cs="SimSun"/>
+          <w:kern w:val="0"/>
+          <w:sz w:val="24"/>
+          <w:szCs w:val="24"/>
+          <w:lang w:val="en-US" w:eastAsia="zh-CN" w:bidi="ar"/>
+        </w:rPr>
+        <w:t>"build":</w:t>
+      </w:r>
+      <w:r>
+        <w:rPr>
+          <w:rStyle w:val="7"/>
+          <w:rFonts w:ascii="SimSun" w:hAnsi="SimSun" w:eastAsia="SimSun" w:cs="SimSun"/>
+          <w:kern w:val="0"/>
+          <w:sz w:val="24"/>
+          <w:szCs w:val="24"/>
+          <w:lang w:val="en-US" w:eastAsia="zh-CN" w:bidi="ar"/>
+        </w:rPr>
+        <w:t xml:space="preserve"> </w:t>
+      </w:r>
+      <w:r>
+        <w:rPr>
+          <w:rFonts w:ascii="SimSun" w:hAnsi="SimSun" w:eastAsia="SimSun" w:cs="SimSun"/>
+          <w:kern w:val="0"/>
+          <w:sz w:val="24"/>
+          <w:szCs w:val="24"/>
+          <w:lang w:val="en-US" w:eastAsia="zh-CN" w:bidi="ar"/>
+        </w:rPr>
+        <w:t>"vite build",</w:t>
+      </w:r>
+    </w:p>
+    <w:p>
+      <w:pPr>
+        <w:keepNext w:val="0"/>
+        <w:keepLines w:val="0"/>
+        <w:widowControl/>
+        <w:suppressLineNumbers w:val="0"/>
+        <w:bidi w:val="0"/>
+        <w:jc w:val="left"/>
+      </w:pPr>
+      <w:r>
+        <w:rPr>
+          <w:rStyle w:val="7"/>
+          <w:rFonts w:ascii="SimSun" w:hAnsi="SimSun" w:eastAsia="SimSun" w:cs="SimSun"/>
+          <w:kern w:val="0"/>
+          <w:sz w:val="24"/>
+          <w:szCs w:val="24"/>
+          <w:lang w:val="en-US" w:eastAsia="zh-CN" w:bidi="ar"/>
+        </w:rPr>
+        <w:t xml:space="preserve">  </w:t>
+      </w:r>
+      <w:r>
+        <w:rPr>
+          <w:rFonts w:ascii="SimSun" w:hAnsi="SimSun" w:eastAsia="SimSun" w:cs="SimSun"/>
+          <w:kern w:val="0"/>
+          <w:sz w:val="24"/>
+          <w:szCs w:val="24"/>
+          <w:lang w:val="en-US" w:eastAsia="zh-CN" w:bidi="ar"/>
+        </w:rPr>
+        <w:t>"preview":</w:t>
+      </w:r>
+      <w:r>
+        <w:rPr>
+          <w:rStyle w:val="7"/>
+          <w:rFonts w:ascii="SimSun" w:hAnsi="SimSun" w:eastAsia="SimSun" w:cs="SimSun"/>
+          <w:kern w:val="0"/>
+          <w:sz w:val="24"/>
+          <w:szCs w:val="24"/>
+          <w:lang w:val="en-US" w:eastAsia="zh-CN" w:bidi="ar"/>
+        </w:rPr>
+        <w:t xml:space="preserve"> </w:t>
+      </w:r>
+      <w:r>
+        <w:rPr>
+          <w:rFonts w:ascii="SimSun" w:hAnsi="SimSun" w:eastAsia="SimSun" w:cs="SimSun"/>
+          <w:kern w:val="0"/>
+          <w:sz w:val="24"/>
+          <w:szCs w:val="24"/>
+          <w:lang w:val="en-US" w:eastAsia="zh-CN" w:bidi="ar"/>
+        </w:rPr>
+        <w:t>"vite preview"}</w:t>
+      </w:r>
+    </w:p>
+    <w:p>
+      <w:pPr>
+        <w:pStyle w:val="10"/>
+        <w:keepNext w:val="0"/>
+        <w:keepLines w:val="0"/>
+        <w:widowControl/>
+        <w:suppressLineNumbers w:val="0"/>
+      </w:pPr>
+      <w:r>
+        <w:t>You’ll run commands like:</w:t>
+      </w:r>
+    </w:p>
+    <w:p>
+      <w:pPr>
+        <w:keepNext w:val="0"/>
+        <w:keepLines w:val="0"/>
+        <w:widowControl/>
+        <w:suppressLineNumbers w:val="0"/>
+        <w:bidi w:val="0"/>
+        <w:jc w:val="left"/>
+      </w:pPr>
+      <w:r>
+        <w:rPr>
+          <w:rStyle w:val="7"/>
+          <w:rFonts w:ascii="SimSun" w:hAnsi="SimSun" w:eastAsia="SimSun" w:cs="SimSun"/>
+          <w:kern w:val="0"/>
+          <w:sz w:val="24"/>
+          <w:szCs w:val="24"/>
+          <w:lang w:val="en-US" w:eastAsia="zh-CN" w:bidi="ar"/>
+        </w:rPr>
+        <w:t>npm run dev</w:t>
+      </w:r>
+    </w:p>
+    <w:p>
+      <w:pPr>
+        <w:keepNext w:val="0"/>
+        <w:keepLines w:val="0"/>
+        <w:widowControl/>
+        <w:suppressLineNumbers w:val="0"/>
+      </w:pPr>
+      <w:r>
+        <w:pict>
+          <v:rect id="_x0000_i1048" o:spt="1" style="height:1.5pt;width:432pt;" fillcolor="#A0A0A0" filled="t" stroked="f" coordsize="21600,21600" o:hr="t" o:hrstd="t" o:hralign="center">
+            <v:path/>
+            <v:fill on="t" focussize="0,0"/>
+            <v:stroke on="f"/>
+            <v:imagedata o:title=""/>
+            <o:lock v:ext="edit"/>
+            <w10:wrap type="none"/>
+            <w10:anchorlock/>
+          </v:rect>
+        </w:pict>
+      </w:r>
+    </w:p>
+    <w:p>
+      <w:pPr>
+        <w:pStyle w:val="2"/>
+        <w:keepNext w:val="0"/>
+        <w:keepLines w:val="0"/>
+        <w:widowControl/>
+        <w:suppressLineNumbers w:val="0"/>
+      </w:pPr>
+      <w:r>
+        <w:t xml:space="preserve">📦 </w:t>
+      </w:r>
+      <w:r>
+        <w:rPr>
+          <w:rStyle w:val="11"/>
+          <w:b/>
+          <w:bCs/>
+        </w:rPr>
+        <w:t>package-lock.json</w:t>
+      </w:r>
+    </w:p>
+    <w:p>
+      <w:pPr>
+        <w:pStyle w:val="10"/>
+        <w:keepNext w:val="0"/>
+        <w:keepLines w:val="0"/>
+        <w:widowControl/>
+        <w:suppressLineNumbers w:val="0"/>
+      </w:pPr>
+      <w:r>
+        <w:t>Automatically generated by npm.</w:t>
+      </w:r>
+    </w:p>
+    <w:p>
+      <w:pPr>
+        <w:pStyle w:val="10"/>
+        <w:keepNext w:val="0"/>
+        <w:keepLines w:val="0"/>
+        <w:widowControl/>
+        <w:suppressLineNumbers w:val="0"/>
+      </w:pPr>
+      <w:r>
+        <w:t>Locks the exact versions of dependencies to ensure consistency when others install the project.</w:t>
+      </w:r>
+    </w:p>
+    <w:p>
+      <w:pPr>
+        <w:pStyle w:val="10"/>
+        <w:keepNext w:val="0"/>
+        <w:keepLines w:val="0"/>
+        <w:widowControl/>
+        <w:suppressLineNumbers w:val="0"/>
+      </w:pPr>
+      <w:r>
+        <w:t>You don’t manually edit this.</w:t>
+      </w:r>
+    </w:p>
+    <w:p>
+      <w:pPr>
+        <w:keepNext w:val="0"/>
+        <w:keepLines w:val="0"/>
+        <w:widowControl/>
+        <w:numPr>
+          <w:numId w:val="0"/>
+        </w:numPr>
+        <w:suppressLineNumbers w:val="0"/>
+        <w:spacing w:before="0" w:beforeAutospacing="1" w:after="0" w:afterAutospacing="1"/>
+      </w:pPr>
+    </w:p>
+    <w:p>
+      <w:pPr>
+        <w:keepNext w:val="0"/>
+        <w:keepLines w:val="0"/>
+        <w:widowControl/>
+        <w:suppressLineNumbers w:val="0"/>
+      </w:pPr>
+      <w:r>
+        <w:pict>
+          <v:rect id="_x0000_i1049" o:spt="1" style="height:1.5pt;width:432pt;" fillcolor="#A0A0A0" filled="t" stroked="f" coordsize="21600,21600" o:hr="t" o:hrstd="t" o:hralign="center">
+            <v:path/>
+            <v:fill on="t" focussize="0,0"/>
+            <v:stroke on="f"/>
+            <v:imagedata o:title=""/>
+            <o:lock v:ext="edit"/>
+            <w10:wrap type="none"/>
+            <w10:anchorlock/>
+          </v:rect>
+        </w:pict>
+      </w:r>
+    </w:p>
+    <w:p>
+      <w:pPr>
+        <w:pStyle w:val="2"/>
+        <w:keepNext w:val="0"/>
+        <w:keepLines w:val="0"/>
+        <w:widowControl/>
+        <w:suppressLineNumbers w:val="0"/>
+      </w:pPr>
+      <w:r>
+        <w:t xml:space="preserve">📘 </w:t>
+      </w:r>
+      <w:r>
+        <w:rPr>
+          <w:rStyle w:val="11"/>
+          <w:b/>
+          <w:bCs/>
+        </w:rPr>
+        <w:t>README.md</w:t>
+      </w:r>
+    </w:p>
+    <w:p>
+      <w:pPr>
+        <w:pStyle w:val="10"/>
+        <w:keepNext w:val="0"/>
+        <w:keepLines w:val="0"/>
+        <w:widowControl/>
+        <w:suppressLineNumbers w:val="0"/>
+      </w:pPr>
+      <w:r>
+        <w:t>A markdown file describing your project.</w:t>
+      </w:r>
+    </w:p>
+    <w:p>
+      <w:pPr>
+        <w:pStyle w:val="10"/>
+        <w:keepNext w:val="0"/>
+        <w:keepLines w:val="0"/>
+        <w:widowControl/>
+        <w:suppressLineNumbers w:val="0"/>
+      </w:pPr>
+      <w:r>
+        <w:t>Usually contains setup instructions, project overview, and how to run it.</w:t>
+      </w:r>
+    </w:p>
+    <w:p>
+      <w:pPr>
+        <w:keepNext w:val="0"/>
+        <w:keepLines w:val="0"/>
+        <w:widowControl/>
+        <w:numPr>
+          <w:numId w:val="0"/>
+        </w:numPr>
+        <w:suppressLineNumbers w:val="0"/>
+        <w:spacing w:before="0" w:beforeAutospacing="1" w:after="0" w:afterAutospacing="1"/>
+      </w:pPr>
+      <w:bookmarkStart w:id="0" w:name="_GoBack"/>
+      <w:bookmarkEnd w:id="0"/>
+    </w:p>
+    <w:p>
+      <w:pPr>
+        <w:pStyle w:val="2"/>
+        <w:keepNext w:val="0"/>
+        <w:keepLines w:val="0"/>
+        <w:widowControl/>
+        <w:suppressLineNumbers w:val="0"/>
+      </w:pPr>
+      <w:r>
+        <w:t xml:space="preserve">⚡ </w:t>
+      </w:r>
+      <w:r>
+        <w:rPr>
+          <w:rStyle w:val="11"/>
+          <w:b/>
+          <w:bCs/>
+        </w:rPr>
+        <w:t>vite.config.js</w:t>
+      </w:r>
+    </w:p>
+    <w:p>
+      <w:pPr>
+        <w:pStyle w:val="10"/>
+        <w:keepNext w:val="0"/>
+        <w:keepLines w:val="0"/>
+        <w:widowControl/>
+        <w:suppressLineNumbers w:val="0"/>
+      </w:pPr>
+      <w:r>
+        <w:t xml:space="preserve">Vite’s </w:t>
+      </w:r>
+      <w:r>
+        <w:rPr>
+          <w:rStyle w:val="11"/>
+        </w:rPr>
+        <w:t>configuration file</w:t>
+      </w:r>
+      <w:r>
+        <w:t>.</w:t>
+      </w:r>
+    </w:p>
+    <w:p>
+      <w:pPr>
+        <w:pStyle w:val="10"/>
+        <w:keepNext w:val="0"/>
+        <w:keepLines w:val="0"/>
+        <w:widowControl/>
+        <w:suppressLineNumbers w:val="0"/>
+      </w:pPr>
+      <w:r>
+        <w:t>Controls settings like aliases, plugins, and build optimizations.</w:t>
+      </w:r>
+    </w:p>
+    <w:p>
+      <w:pPr>
+        <w:pStyle w:val="10"/>
+        <w:keepNext w:val="0"/>
+        <w:keepLines w:val="0"/>
+        <w:widowControl/>
+        <w:suppressLineNumbers w:val="0"/>
+      </w:pPr>
+      <w:r>
+        <w:t>Example:</w:t>
+      </w:r>
+    </w:p>
+    <w:p>
+      <w:pPr>
+        <w:keepNext w:val="0"/>
+        <w:keepLines w:val="0"/>
+        <w:widowControl/>
+        <w:suppressLineNumbers w:val="0"/>
+        <w:bidi w:val="0"/>
+        <w:jc w:val="left"/>
+        <w:rPr>
+          <w:rStyle w:val="7"/>
+          <w:rFonts w:ascii="SimSun" w:hAnsi="SimSun" w:eastAsia="SimSun" w:cs="SimSun"/>
+          <w:kern w:val="0"/>
+          <w:sz w:val="24"/>
+          <w:szCs w:val="24"/>
+          <w:lang w:val="en-US" w:eastAsia="zh-CN" w:bidi="ar"/>
+        </w:rPr>
+      </w:pPr>
+      <w:r>
+        <w:rPr>
+          <w:rFonts w:ascii="SimSun" w:hAnsi="SimSun" w:eastAsia="SimSun" w:cs="SimSun"/>
+          <w:kern w:val="0"/>
+          <w:sz w:val="24"/>
+          <w:szCs w:val="24"/>
+          <w:lang w:val="en-US" w:eastAsia="zh-CN" w:bidi="ar"/>
+        </w:rPr>
+        <w:t>export</w:t>
+      </w:r>
+      <w:r>
+        <w:rPr>
+          <w:rStyle w:val="7"/>
+          <w:rFonts w:ascii="SimSun" w:hAnsi="SimSun" w:eastAsia="SimSun" w:cs="SimSun"/>
+          <w:kern w:val="0"/>
+          <w:sz w:val="24"/>
+          <w:szCs w:val="24"/>
+          <w:lang w:val="en-US" w:eastAsia="zh-CN" w:bidi="ar"/>
+        </w:rPr>
+        <w:t xml:space="preserve"> </w:t>
+      </w:r>
+      <w:r>
+        <w:rPr>
+          <w:rFonts w:ascii="SimSun" w:hAnsi="SimSun" w:eastAsia="SimSun" w:cs="SimSun"/>
+          <w:kern w:val="0"/>
+          <w:sz w:val="24"/>
+          <w:szCs w:val="24"/>
+          <w:lang w:val="en-US" w:eastAsia="zh-CN" w:bidi="ar"/>
+        </w:rPr>
+        <w:t>default</w:t>
+      </w:r>
+      <w:r>
+        <w:rPr>
+          <w:rStyle w:val="7"/>
+          <w:rFonts w:ascii="SimSun" w:hAnsi="SimSun" w:eastAsia="SimSun" w:cs="SimSun"/>
+          <w:kern w:val="0"/>
+          <w:sz w:val="24"/>
+          <w:szCs w:val="24"/>
+          <w:lang w:val="en-US" w:eastAsia="zh-CN" w:bidi="ar"/>
+        </w:rPr>
+        <w:t xml:space="preserve"> {</w:t>
+      </w:r>
+    </w:p>
+    <w:p>
+      <w:pPr>
+        <w:keepNext w:val="0"/>
+        <w:keepLines w:val="0"/>
+        <w:widowControl/>
+        <w:suppressLineNumbers w:val="0"/>
+        <w:bidi w:val="0"/>
+        <w:ind w:left="720"/>
+        <w:jc w:val="left"/>
+        <w:rPr>
+          <w:rStyle w:val="7"/>
+          <w:rFonts w:ascii="SimSun" w:hAnsi="SimSun" w:eastAsia="SimSun" w:cs="SimSun"/>
+          <w:kern w:val="0"/>
+          <w:sz w:val="24"/>
+          <w:szCs w:val="24"/>
+          <w:lang w:val="en-US" w:eastAsia="zh-CN" w:bidi="ar"/>
+        </w:rPr>
+      </w:pPr>
+      <w:r>
+        <w:rPr>
+          <w:rFonts w:ascii="SimSun" w:hAnsi="SimSun" w:eastAsia="SimSun" w:cs="SimSun"/>
+          <w:kern w:val="0"/>
+          <w:sz w:val="24"/>
+          <w:szCs w:val="24"/>
+          <w:lang w:val="en-US" w:eastAsia="zh-CN" w:bidi="ar"/>
+        </w:rPr>
+        <w:t>server</w:t>
+      </w:r>
+      <w:r>
+        <w:rPr>
+          <w:rStyle w:val="7"/>
+          <w:rFonts w:ascii="SimSun" w:hAnsi="SimSun" w:eastAsia="SimSun" w:cs="SimSun"/>
+          <w:kern w:val="0"/>
+          <w:sz w:val="24"/>
+          <w:szCs w:val="24"/>
+          <w:lang w:val="en-US" w:eastAsia="zh-CN" w:bidi="ar"/>
+        </w:rPr>
+        <w:t>: {</w:t>
+      </w:r>
+    </w:p>
+    <w:p>
+      <w:pPr>
+        <w:keepNext w:val="0"/>
+        <w:keepLines w:val="0"/>
+        <w:widowControl/>
+        <w:suppressLineNumbers w:val="0"/>
+        <w:bidi w:val="0"/>
+        <w:ind w:left="720"/>
+        <w:jc w:val="left"/>
+        <w:rPr>
+          <w:rStyle w:val="7"/>
+          <w:rFonts w:ascii="SimSun" w:hAnsi="SimSun" w:eastAsia="SimSun" w:cs="SimSun"/>
+          <w:kern w:val="0"/>
+          <w:sz w:val="24"/>
+          <w:szCs w:val="24"/>
+          <w:lang w:val="en-US" w:eastAsia="zh-CN" w:bidi="ar"/>
+        </w:rPr>
+      </w:pPr>
+      <w:r>
+        <w:rPr>
+          <w:rStyle w:val="7"/>
+          <w:rFonts w:ascii="SimSun" w:hAnsi="SimSun" w:eastAsia="SimSun" w:cs="SimSun"/>
+          <w:kern w:val="0"/>
+          <w:sz w:val="24"/>
+          <w:szCs w:val="24"/>
+          <w:lang w:val="en-US" w:eastAsia="zh-CN" w:bidi="ar"/>
+        </w:rPr>
+        <w:t xml:space="preserve">    </w:t>
+      </w:r>
+      <w:r>
+        <w:rPr>
+          <w:rFonts w:ascii="SimSun" w:hAnsi="SimSun" w:eastAsia="SimSun" w:cs="SimSun"/>
+          <w:kern w:val="0"/>
+          <w:sz w:val="24"/>
+          <w:szCs w:val="24"/>
+          <w:lang w:val="en-US" w:eastAsia="zh-CN" w:bidi="ar"/>
+        </w:rPr>
+        <w:t>port</w:t>
+      </w:r>
+      <w:r>
+        <w:rPr>
+          <w:rStyle w:val="7"/>
+          <w:rFonts w:ascii="SimSun" w:hAnsi="SimSun" w:eastAsia="SimSun" w:cs="SimSun"/>
+          <w:kern w:val="0"/>
+          <w:sz w:val="24"/>
+          <w:szCs w:val="24"/>
+          <w:lang w:val="en-US" w:eastAsia="zh-CN" w:bidi="ar"/>
+        </w:rPr>
+        <w:t xml:space="preserve">: </w:t>
+      </w:r>
+      <w:r>
+        <w:rPr>
+          <w:rFonts w:ascii="SimSun" w:hAnsi="SimSun" w:eastAsia="SimSun" w:cs="SimSun"/>
+          <w:kern w:val="0"/>
+          <w:sz w:val="24"/>
+          <w:szCs w:val="24"/>
+          <w:lang w:val="en-US" w:eastAsia="zh-CN" w:bidi="ar"/>
+        </w:rPr>
+        <w:t>5173</w:t>
+      </w:r>
+    </w:p>
+    <w:p>
+      <w:pPr>
+        <w:keepNext w:val="0"/>
+        <w:keepLines w:val="0"/>
+        <w:widowControl/>
+        <w:suppressLineNumbers w:val="0"/>
+        <w:bidi w:val="0"/>
+        <w:ind w:left="720"/>
+        <w:jc w:val="left"/>
+        <w:rPr>
+          <w:rStyle w:val="7"/>
+          <w:rFonts w:ascii="SimSun" w:hAnsi="SimSun" w:eastAsia="SimSun" w:cs="SimSun"/>
+          <w:kern w:val="0"/>
+          <w:sz w:val="24"/>
+          <w:szCs w:val="24"/>
+          <w:lang w:val="en-US" w:eastAsia="zh-CN" w:bidi="ar"/>
+        </w:rPr>
+      </w:pPr>
+      <w:r>
+        <w:rPr>
+          <w:rStyle w:val="7"/>
+          <w:rFonts w:ascii="SimSun" w:hAnsi="SimSun" w:eastAsia="SimSun" w:cs="SimSun"/>
+          <w:kern w:val="0"/>
+          <w:sz w:val="24"/>
+          <w:szCs w:val="24"/>
+          <w:lang w:val="en-US" w:eastAsia="zh-CN" w:bidi="ar"/>
+        </w:rPr>
+        <w:t xml:space="preserve">  }</w:t>
+      </w:r>
+    </w:p>
+    <w:p>
+      <w:pPr>
+        <w:keepNext w:val="0"/>
+        <w:keepLines w:val="0"/>
+        <w:widowControl/>
+        <w:suppressLineNumbers w:val="0"/>
+        <w:bidi w:val="0"/>
+        <w:ind w:left="720"/>
+        <w:jc w:val="left"/>
+      </w:pPr>
+      <w:r>
+        <w:rPr>
+          <w:rStyle w:val="7"/>
+          <w:rFonts w:ascii="SimSun" w:hAnsi="SimSun" w:eastAsia="SimSun" w:cs="SimSun"/>
+          <w:kern w:val="0"/>
+          <w:sz w:val="24"/>
+          <w:szCs w:val="24"/>
+          <w:lang w:val="en-US" w:eastAsia="zh-CN" w:bidi="ar"/>
+        </w:rPr>
+        <w:t>}</w:t>
+      </w:r>
+    </w:p>
     <w:p>
       <w:pPr>
         <w:rPr>
@@ -3203,6 +7773,126 @@
     </w:sectPr>
   </w:body>
 </w:document>
+</file>
+
+<file path=word/numbering.xml><?xml version="1.0" encoding="utf-8"?>
+<w:numbering xmlns:wpc="http://schemas.microsoft.com/office/word/2010/wordprocessingCanvas" xmlns:mc="http://schemas.openxmlformats.org/markup-compatibility/2006" xmlns:o="urn:schemas-microsoft-com:office:office" xmlns:r="http://schemas.openxmlformats.org/officeDocument/2006/relationships" xmlns:m="http://schemas.openxmlformats.org/officeDocument/2006/math" xmlns:v="urn:schemas-microsoft-com:vml" xmlns:wp14="http://schemas.microsoft.com/office/word/2010/wordprocessingDrawing" xmlns:wp="http://schemas.openxmlformats.org/drawingml/2006/wordprocessingDrawing" xmlns:w10="urn:schemas-microsoft-com:office:word" xmlns:w="http://schemas.openxmlformats.org/wordprocessingml/2006/main" xmlns:w14="http://schemas.microsoft.com/office/word/2010/wordml" xmlns:wpg="http://schemas.microsoft.com/office/word/2010/wordprocessingGroup" xmlns:wpi="http://schemas.microsoft.com/office/word/2010/wordprocessingInk" xmlns:wne="http://schemas.microsoft.com/office/word/2006/wordml" xmlns:wps="http://schemas.microsoft.com/office/word/2010/wordprocessingShape" xmlns:wpsCustomData="http://www.wps.cn/officeDocument/2013/wpsCustomData" mc:Ignorable="w14 wp14">
+  <w:abstractNum w:abstractNumId="0">
+    <w:nsid w:val="84C83DFD"/>
+    <w:multiLevelType w:val="singleLevel"/>
+    <w:tmpl w:val="84C83DFD"/>
+    <w:lvl w:ilvl="0" w:tentative="0">
+      <w:start w:val="1"/>
+      <w:numFmt w:val="bullet"/>
+      <w:lvlText w:val=""/>
+      <w:lvlJc w:val="left"/>
+      <w:pPr>
+        <w:tabs>
+          <w:tab w:val="left" w:pos="420"/>
+        </w:tabs>
+        <w:ind w:left="420" w:leftChars="0" w:hanging="420" w:firstLineChars="0"/>
+      </w:pPr>
+      <w:rPr>
+        <w:rFonts w:hint="default" w:ascii="Wingdings" w:hAnsi="Wingdings"/>
+      </w:rPr>
+    </w:lvl>
+  </w:abstractNum>
+  <w:abstractNum w:abstractNumId="1">
+    <w:nsid w:val="9D8B1F12"/>
+    <w:multiLevelType w:val="singleLevel"/>
+    <w:tmpl w:val="9D8B1F12"/>
+    <w:lvl w:ilvl="0" w:tentative="0">
+      <w:start w:val="1"/>
+      <w:numFmt w:val="decimal"/>
+      <w:lvlText w:val="%1."/>
+      <w:lvlJc w:val="left"/>
+      <w:pPr>
+        <w:tabs>
+          <w:tab w:val="left" w:pos="425"/>
+        </w:tabs>
+        <w:ind w:left="425" w:leftChars="0" w:hanging="425" w:firstLineChars="0"/>
+      </w:pPr>
+      <w:rPr>
+        <w:rFonts w:hint="default"/>
+      </w:rPr>
+    </w:lvl>
+  </w:abstractNum>
+  <w:abstractNum w:abstractNumId="2">
+    <w:nsid w:val="B0A1B25B"/>
+    <w:multiLevelType w:val="singleLevel"/>
+    <w:tmpl w:val="B0A1B25B"/>
+    <w:lvl w:ilvl="0" w:tentative="0">
+      <w:start w:val="1"/>
+      <w:numFmt w:val="bullet"/>
+      <w:lvlText w:val=""/>
+      <w:lvlJc w:val="left"/>
+      <w:pPr>
+        <w:tabs>
+          <w:tab w:val="left" w:pos="420"/>
+        </w:tabs>
+        <w:ind w:left="420" w:leftChars="0" w:hanging="420" w:firstLineChars="0"/>
+      </w:pPr>
+      <w:rPr>
+        <w:rFonts w:hint="default" w:ascii="Wingdings" w:hAnsi="Wingdings"/>
+      </w:rPr>
+    </w:lvl>
+  </w:abstractNum>
+  <w:abstractNum w:abstractNumId="3">
+    <w:nsid w:val="0FCD7E6C"/>
+    <w:multiLevelType w:val="singleLevel"/>
+    <w:tmpl w:val="0FCD7E6C"/>
+    <w:lvl w:ilvl="0" w:tentative="0">
+      <w:start w:val="1"/>
+      <w:numFmt w:val="bullet"/>
+      <w:lvlText w:val=""/>
+      <w:lvlJc w:val="left"/>
+      <w:pPr>
+        <w:tabs>
+          <w:tab w:val="left" w:pos="420"/>
+        </w:tabs>
+        <w:ind w:left="420" w:leftChars="0" w:hanging="420" w:firstLineChars="0"/>
+      </w:pPr>
+      <w:rPr>
+        <w:rFonts w:hint="default" w:ascii="Wingdings" w:hAnsi="Wingdings"/>
+      </w:rPr>
+    </w:lvl>
+  </w:abstractNum>
+  <w:abstractNum w:abstractNumId="4">
+    <w:nsid w:val="208E7FC5"/>
+    <w:multiLevelType w:val="singleLevel"/>
+    <w:tmpl w:val="208E7FC5"/>
+    <w:lvl w:ilvl="0" w:tentative="0">
+      <w:start w:val="1"/>
+      <w:numFmt w:val="bullet"/>
+      <w:lvlText w:val=""/>
+      <w:lvlJc w:val="left"/>
+      <w:pPr>
+        <w:tabs>
+          <w:tab w:val="left" w:pos="420"/>
+        </w:tabs>
+        <w:ind w:left="420" w:leftChars="0" w:hanging="420" w:firstLineChars="0"/>
+      </w:pPr>
+      <w:rPr>
+        <w:rFonts w:hint="default" w:ascii="Wingdings" w:hAnsi="Wingdings"/>
+      </w:rPr>
+    </w:lvl>
+  </w:abstractNum>
+  <w:num w:numId="1">
+    <w:abstractNumId w:val="4"/>
+  </w:num>
+  <w:num w:numId="2">
+    <w:abstractNumId w:val="1"/>
+  </w:num>
+  <w:num w:numId="3">
+    <w:abstractNumId w:val="2"/>
+  </w:num>
+  <w:num w:numId="4">
+    <w:abstractNumId w:val="0"/>
+  </w:num>
+  <w:num w:numId="5">
+    <w:abstractNumId w:val="3"/>
+  </w:num>
+</w:numbering>
 </file>
 
 <file path=word/styles.xml><?xml version="1.0" encoding="utf-8"?>

--- a/07_React/React.docx
+++ b/07_React/React.docx
@@ -234,7 +234,6 @@
             <w:insideH w:val="none" w:color="auto" w:sz="0" w:space="0"/>
             <w:insideV w:val="none" w:color="auto" w:sz="0" w:space="0"/>
           </w:tblBorders>
-          <w:shd w:val="clear"/>
           <w:tblCellMar>
             <w:top w:w="15" w:type="dxa"/>
             <w:left w:w="15" w:type="dxa"/>
@@ -1524,7 +1523,6 @@
             <w:insideH w:val="none" w:color="auto" w:sz="0" w:space="0"/>
             <w:insideV w:val="none" w:color="auto" w:sz="0" w:space="0"/>
           </w:tblBorders>
-          <w:shd w:val="clear"/>
           <w:tblCellMar>
             <w:top w:w="15" w:type="dxa"/>
             <w:left w:w="15" w:type="dxa"/>
@@ -1624,7 +1622,6 @@
             <w:insideH w:val="none" w:color="auto" w:sz="0" w:space="0"/>
             <w:insideV w:val="none" w:color="auto" w:sz="0" w:space="0"/>
           </w:tblBorders>
-          <w:shd w:val="clear"/>
           <w:tblCellMar>
             <w:top w:w="15" w:type="dxa"/>
             <w:left w:w="15" w:type="dxa"/>
@@ -1977,6 +1974,7 @@
             <w:insideH w:val="none" w:color="auto" w:sz="0" w:space="0"/>
             <w:insideV w:val="none" w:color="auto" w:sz="0" w:space="0"/>
           </w:tblBorders>
+          <w:shd w:val="clear"/>
           <w:tblCellMar>
             <w:top w:w="15" w:type="dxa"/>
             <w:left w:w="15" w:type="dxa"/>
@@ -3838,6 +3836,7 @@
             <w:insideH w:val="none" w:color="auto" w:sz="0" w:space="0"/>
             <w:insideV w:val="none" w:color="auto" w:sz="0" w:space="0"/>
           </w:tblBorders>
+          <w:shd w:val="clear"/>
           <w:tblCellMar>
             <w:top w:w="15" w:type="dxa"/>
             <w:left w:w="15" w:type="dxa"/>
@@ -3937,7 +3936,6 @@
             <w:insideH w:val="none" w:color="auto" w:sz="0" w:space="0"/>
             <w:insideV w:val="none" w:color="auto" w:sz="0" w:space="0"/>
           </w:tblBorders>
-          <w:shd w:val="clear"/>
           <w:tblCellMar>
             <w:top w:w="15" w:type="dxa"/>
             <w:left w:w="15" w:type="dxa"/>
@@ -4137,6 +4135,7 @@
             <w:insideH w:val="none" w:color="auto" w:sz="0" w:space="0"/>
             <w:insideV w:val="none" w:color="auto" w:sz="0" w:space="0"/>
           </w:tblBorders>
+          <w:shd w:val="clear"/>
           <w:tblCellMar>
             <w:top w:w="15" w:type="dxa"/>
             <w:left w:w="15" w:type="dxa"/>
@@ -4336,6 +4335,7 @@
             <w:insideH w:val="none" w:color="auto" w:sz="0" w:space="0"/>
             <w:insideV w:val="none" w:color="auto" w:sz="0" w:space="0"/>
           </w:tblBorders>
+          <w:shd w:val="clear"/>
           <w:tblCellMar>
             <w:top w:w="15" w:type="dxa"/>
             <w:left w:w="15" w:type="dxa"/>
@@ -7476,8 +7476,6 @@
         <w:suppressLineNumbers w:val="0"/>
         <w:spacing w:before="0" w:beforeAutospacing="1" w:after="0" w:afterAutospacing="1"/>
       </w:pPr>
-      <w:bookmarkStart w:id="0" w:name="_GoBack"/>
-      <w:bookmarkEnd w:id="0"/>
     </w:p>
     <w:p>
       <w:pPr>
@@ -7764,6 +7762,2326 @@
           <w:lang w:val="en-US"/>
         </w:rPr>
       </w:pPr>
+    </w:p>
+    <w:p>
+      <w:pPr>
+        <w:numPr>
+          <w:ilvl w:val="0"/>
+          <w:numId w:val="6"/>
+        </w:numPr>
+        <w:ind w:left="420" w:leftChars="0" w:hanging="420" w:firstLineChars="0"/>
+        <w:rPr>
+          <w:rFonts w:hint="default"/>
+          <w:sz w:val="32"/>
+          <w:szCs w:val="32"/>
+          <w:lang w:val="en-US"/>
+        </w:rPr>
+      </w:pPr>
+      <w:r>
+        <w:rPr>
+          <w:rFonts w:hint="default"/>
+          <w:sz w:val="32"/>
+          <w:szCs w:val="32"/>
+          <w:lang w:val="en-US"/>
+        </w:rPr>
+        <w:t>file extension in react</w:t>
+      </w:r>
+    </w:p>
+    <w:p>
+      <w:pPr>
+        <w:pStyle w:val="10"/>
+        <w:keepNext w:val="0"/>
+        <w:keepLines w:val="0"/>
+        <w:widowControl/>
+        <w:suppressLineNumbers w:val="0"/>
+      </w:pPr>
+      <w:r>
+        <w:t xml:space="preserve">let’s go over </w:t>
+      </w:r>
+      <w:r>
+        <w:rPr>
+          <w:rStyle w:val="11"/>
+        </w:rPr>
+        <w:t>file extensions in React</w:t>
+      </w:r>
+      <w:r>
+        <w:t xml:space="preserve">, because understanding them helps you know </w:t>
+      </w:r>
+      <w:r>
+        <w:rPr>
+          <w:rStyle w:val="11"/>
+        </w:rPr>
+        <w:t>where code runs</w:t>
+      </w:r>
+      <w:r>
+        <w:t xml:space="preserve">, </w:t>
+      </w:r>
+      <w:r>
+        <w:rPr>
+          <w:rStyle w:val="11"/>
+        </w:rPr>
+        <w:t>how React files are interpreted</w:t>
+      </w:r>
+      <w:r>
+        <w:t xml:space="preserve">, and </w:t>
+      </w:r>
+      <w:r>
+        <w:rPr>
+          <w:rStyle w:val="11"/>
+        </w:rPr>
+        <w:t>which files are for what purpose</w:t>
+      </w:r>
+      <w:r>
+        <w:t>.</w:t>
+      </w:r>
+    </w:p>
+    <w:p>
+      <w:pPr>
+        <w:keepNext w:val="0"/>
+        <w:keepLines w:val="0"/>
+        <w:widowControl/>
+        <w:suppressLineNumbers w:val="0"/>
+      </w:pPr>
+      <w:r>
+        <w:pict>
+          <v:rect id="_x0000_i1061" o:spt="1" style="height:1.5pt;width:432pt;" fillcolor="#A0A0A0" filled="t" stroked="f" coordsize="21600,21600" o:hr="t" o:hrstd="t" o:hralign="center">
+            <v:path/>
+            <v:fill on="t" focussize="0,0"/>
+            <v:stroke on="f"/>
+            <v:imagedata o:title=""/>
+            <o:lock v:ext="edit"/>
+            <w10:wrap type="none"/>
+            <w10:anchorlock/>
+          </v:rect>
+        </w:pict>
+      </w:r>
+    </w:p>
+    <w:p>
+      <w:pPr>
+        <w:pStyle w:val="2"/>
+        <w:keepNext w:val="0"/>
+        <w:keepLines w:val="0"/>
+        <w:widowControl/>
+        <w:suppressLineNumbers w:val="0"/>
+      </w:pPr>
+      <w:r>
+        <w:t xml:space="preserve">📘 1. </w:t>
+      </w:r>
+      <w:r>
+        <w:rPr>
+          <w:rStyle w:val="11"/>
+          <w:b/>
+          <w:bCs/>
+        </w:rPr>
+        <w:t>.js (JavaScript File)</w:t>
+      </w:r>
+    </w:p>
+    <w:p>
+      <w:pPr>
+        <w:pStyle w:val="10"/>
+        <w:keepNext w:val="0"/>
+        <w:keepLines w:val="0"/>
+        <w:widowControl/>
+        <w:suppressLineNumbers w:val="0"/>
+      </w:pPr>
+      <w:r>
+        <w:rPr>
+          <w:rStyle w:val="11"/>
+        </w:rPr>
+        <w:t>Example:</w:t>
+      </w:r>
+      <w:r>
+        <w:t xml:space="preserve"> </w:t>
+      </w:r>
+      <w:r>
+        <w:rPr>
+          <w:rStyle w:val="7"/>
+        </w:rPr>
+        <w:t>index.js</w:t>
+      </w:r>
+      <w:r>
+        <w:t xml:space="preserve">, </w:t>
+      </w:r>
+      <w:r>
+        <w:rPr>
+          <w:rStyle w:val="7"/>
+        </w:rPr>
+        <w:t>main.js</w:t>
+      </w:r>
+      <w:r>
+        <w:t xml:space="preserve">, </w:t>
+      </w:r>
+      <w:r>
+        <w:rPr>
+          <w:rStyle w:val="7"/>
+        </w:rPr>
+        <w:t>App.js</w:t>
+      </w:r>
+    </w:p>
+    <w:p>
+      <w:pPr>
+        <w:pStyle w:val="10"/>
+        <w:keepNext w:val="0"/>
+        <w:keepLines w:val="0"/>
+        <w:widowControl/>
+        <w:suppressLineNumbers w:val="0"/>
+      </w:pPr>
+      <w:r>
+        <w:t xml:space="preserve">Regular JavaScript files — can contain </w:t>
+      </w:r>
+      <w:r>
+        <w:rPr>
+          <w:rStyle w:val="11"/>
+        </w:rPr>
+        <w:t>React code</w:t>
+      </w:r>
+      <w:r>
+        <w:t>, logic, or helper functions.</w:t>
+      </w:r>
+    </w:p>
+    <w:p>
+      <w:pPr>
+        <w:pStyle w:val="10"/>
+        <w:keepNext w:val="0"/>
+        <w:keepLines w:val="0"/>
+        <w:widowControl/>
+        <w:suppressLineNumbers w:val="0"/>
+      </w:pPr>
+      <w:r>
+        <w:t xml:space="preserve">You can write React in </w:t>
+      </w:r>
+      <w:r>
+        <w:rPr>
+          <w:rStyle w:val="7"/>
+        </w:rPr>
+        <w:t>.js</w:t>
+      </w:r>
+      <w:r>
+        <w:t xml:space="preserve">, but modern setups (like Vite or Create React App) prefer </w:t>
+      </w:r>
+      <w:r>
+        <w:rPr>
+          <w:rStyle w:val="7"/>
+        </w:rPr>
+        <w:t>.jsx</w:t>
+      </w:r>
+      <w:r>
+        <w:t>.</w:t>
+      </w:r>
+    </w:p>
+    <w:p>
+      <w:pPr>
+        <w:pStyle w:val="10"/>
+        <w:keepNext w:val="0"/>
+        <w:keepLines w:val="0"/>
+        <w:widowControl/>
+        <w:suppressLineNumbers w:val="0"/>
+      </w:pPr>
+      <w:r>
+        <w:t xml:space="preserve">These files can also hold </w:t>
+      </w:r>
+      <w:r>
+        <w:rPr>
+          <w:rStyle w:val="11"/>
+        </w:rPr>
+        <w:t>non-React JavaScript</w:t>
+      </w:r>
+      <w:r>
+        <w:t>, such as configuration or utility code.</w:t>
+      </w:r>
+    </w:p>
+    <w:p>
+      <w:pPr>
+        <w:keepNext w:val="0"/>
+        <w:keepLines w:val="0"/>
+        <w:widowControl/>
+        <w:numPr>
+          <w:numId w:val="0"/>
+        </w:numPr>
+        <w:suppressLineNumbers w:val="0"/>
+        <w:spacing w:before="0" w:beforeAutospacing="1" w:after="0" w:afterAutospacing="1"/>
+      </w:pPr>
+    </w:p>
+    <w:p>
+      <w:pPr>
+        <w:pStyle w:val="10"/>
+        <w:keepNext w:val="0"/>
+        <w:keepLines w:val="0"/>
+        <w:widowControl/>
+        <w:suppressLineNumbers w:val="0"/>
+      </w:pPr>
+      <w:r>
+        <w:t>🧩 Example:</w:t>
+      </w:r>
+    </w:p>
+    <w:p>
+      <w:pPr>
+        <w:keepNext w:val="0"/>
+        <w:keepLines w:val="0"/>
+        <w:widowControl/>
+        <w:suppressLineNumbers w:val="0"/>
+        <w:bidi w:val="0"/>
+        <w:jc w:val="left"/>
+        <w:rPr>
+          <w:rStyle w:val="7"/>
+          <w:rFonts w:ascii="SimSun" w:hAnsi="SimSun" w:eastAsia="SimSun" w:cs="SimSun"/>
+          <w:kern w:val="0"/>
+          <w:sz w:val="24"/>
+          <w:szCs w:val="24"/>
+          <w:lang w:val="en-US" w:eastAsia="zh-CN" w:bidi="ar"/>
+        </w:rPr>
+      </w:pPr>
+      <w:r>
+        <w:rPr>
+          <w:rFonts w:ascii="SimSun" w:hAnsi="SimSun" w:eastAsia="SimSun" w:cs="SimSun"/>
+          <w:kern w:val="0"/>
+          <w:sz w:val="24"/>
+          <w:szCs w:val="24"/>
+          <w:lang w:val="en-US" w:eastAsia="zh-CN" w:bidi="ar"/>
+        </w:rPr>
+        <w:t>function</w:t>
+      </w:r>
+      <w:r>
+        <w:rPr>
+          <w:rStyle w:val="7"/>
+          <w:rFonts w:ascii="SimSun" w:hAnsi="SimSun" w:eastAsia="SimSun" w:cs="SimSun"/>
+          <w:kern w:val="0"/>
+          <w:sz w:val="24"/>
+          <w:szCs w:val="24"/>
+          <w:lang w:val="en-US" w:eastAsia="zh-CN" w:bidi="ar"/>
+        </w:rPr>
+        <w:t xml:space="preserve"> </w:t>
+      </w:r>
+      <w:r>
+        <w:rPr>
+          <w:rFonts w:ascii="SimSun" w:hAnsi="SimSun" w:eastAsia="SimSun" w:cs="SimSun"/>
+          <w:kern w:val="0"/>
+          <w:sz w:val="24"/>
+          <w:szCs w:val="24"/>
+          <w:lang w:val="en-US" w:eastAsia="zh-CN" w:bidi="ar"/>
+        </w:rPr>
+        <w:t>add</w:t>
+      </w:r>
+      <w:r>
+        <w:rPr>
+          <w:rStyle w:val="7"/>
+          <w:rFonts w:ascii="SimSun" w:hAnsi="SimSun" w:eastAsia="SimSun" w:cs="SimSun"/>
+          <w:kern w:val="0"/>
+          <w:sz w:val="24"/>
+          <w:szCs w:val="24"/>
+          <w:lang w:val="en-US" w:eastAsia="zh-CN" w:bidi="ar"/>
+        </w:rPr>
+        <w:t>(</w:t>
+      </w:r>
+      <w:r>
+        <w:rPr>
+          <w:rFonts w:ascii="SimSun" w:hAnsi="SimSun" w:eastAsia="SimSun" w:cs="SimSun"/>
+          <w:kern w:val="0"/>
+          <w:sz w:val="24"/>
+          <w:szCs w:val="24"/>
+          <w:lang w:val="en-US" w:eastAsia="zh-CN" w:bidi="ar"/>
+        </w:rPr>
+        <w:t>a, b</w:t>
+      </w:r>
+      <w:r>
+        <w:rPr>
+          <w:rStyle w:val="7"/>
+          <w:rFonts w:ascii="SimSun" w:hAnsi="SimSun" w:eastAsia="SimSun" w:cs="SimSun"/>
+          <w:kern w:val="0"/>
+          <w:sz w:val="24"/>
+          <w:szCs w:val="24"/>
+          <w:lang w:val="en-US" w:eastAsia="zh-CN" w:bidi="ar"/>
+        </w:rPr>
+        <w:t>) {</w:t>
+      </w:r>
+    </w:p>
+    <w:p>
+      <w:pPr>
+        <w:keepNext w:val="0"/>
+        <w:keepLines w:val="0"/>
+        <w:widowControl/>
+        <w:suppressLineNumbers w:val="0"/>
+        <w:bidi w:val="0"/>
+        <w:jc w:val="left"/>
+        <w:rPr>
+          <w:rStyle w:val="7"/>
+          <w:rFonts w:ascii="SimSun" w:hAnsi="SimSun" w:eastAsia="SimSun" w:cs="SimSun"/>
+          <w:kern w:val="0"/>
+          <w:sz w:val="24"/>
+          <w:szCs w:val="24"/>
+          <w:lang w:val="en-US" w:eastAsia="zh-CN" w:bidi="ar"/>
+        </w:rPr>
+      </w:pPr>
+      <w:r>
+        <w:rPr>
+          <w:rStyle w:val="7"/>
+          <w:rFonts w:ascii="SimSun" w:hAnsi="SimSun" w:eastAsia="SimSun" w:cs="SimSun"/>
+          <w:kern w:val="0"/>
+          <w:sz w:val="24"/>
+          <w:szCs w:val="24"/>
+          <w:lang w:val="en-US" w:eastAsia="zh-CN" w:bidi="ar"/>
+        </w:rPr>
+        <w:t xml:space="preserve">  </w:t>
+      </w:r>
+      <w:r>
+        <w:rPr>
+          <w:rFonts w:ascii="SimSun" w:hAnsi="SimSun" w:eastAsia="SimSun" w:cs="SimSun"/>
+          <w:kern w:val="0"/>
+          <w:sz w:val="24"/>
+          <w:szCs w:val="24"/>
+          <w:lang w:val="en-US" w:eastAsia="zh-CN" w:bidi="ar"/>
+        </w:rPr>
+        <w:t>return</w:t>
+      </w:r>
+      <w:r>
+        <w:rPr>
+          <w:rStyle w:val="7"/>
+          <w:rFonts w:ascii="SimSun" w:hAnsi="SimSun" w:eastAsia="SimSun" w:cs="SimSun"/>
+          <w:kern w:val="0"/>
+          <w:sz w:val="24"/>
+          <w:szCs w:val="24"/>
+          <w:lang w:val="en-US" w:eastAsia="zh-CN" w:bidi="ar"/>
+        </w:rPr>
+        <w:t xml:space="preserve"> a + b;</w:t>
+      </w:r>
+    </w:p>
+    <w:p>
+      <w:pPr>
+        <w:keepNext w:val="0"/>
+        <w:keepLines w:val="0"/>
+        <w:widowControl/>
+        <w:suppressLineNumbers w:val="0"/>
+        <w:bidi w:val="0"/>
+        <w:jc w:val="left"/>
+      </w:pPr>
+      <w:r>
+        <w:rPr>
+          <w:rStyle w:val="7"/>
+          <w:rFonts w:ascii="SimSun" w:hAnsi="SimSun" w:eastAsia="SimSun" w:cs="SimSun"/>
+          <w:kern w:val="0"/>
+          <w:sz w:val="24"/>
+          <w:szCs w:val="24"/>
+          <w:lang w:val="en-US" w:eastAsia="zh-CN" w:bidi="ar"/>
+        </w:rPr>
+        <w:t>}</w:t>
+      </w:r>
+      <w:r>
+        <w:rPr>
+          <w:rFonts w:ascii="SimSun" w:hAnsi="SimSun" w:eastAsia="SimSun" w:cs="SimSun"/>
+          <w:kern w:val="0"/>
+          <w:sz w:val="24"/>
+          <w:szCs w:val="24"/>
+          <w:lang w:val="en-US" w:eastAsia="zh-CN" w:bidi="ar"/>
+        </w:rPr>
+        <w:t>export</w:t>
+      </w:r>
+      <w:r>
+        <w:rPr>
+          <w:rStyle w:val="7"/>
+          <w:rFonts w:ascii="SimSun" w:hAnsi="SimSun" w:eastAsia="SimSun" w:cs="SimSun"/>
+          <w:kern w:val="0"/>
+          <w:sz w:val="24"/>
+          <w:szCs w:val="24"/>
+          <w:lang w:val="en-US" w:eastAsia="zh-CN" w:bidi="ar"/>
+        </w:rPr>
+        <w:t xml:space="preserve"> </w:t>
+      </w:r>
+      <w:r>
+        <w:rPr>
+          <w:rFonts w:ascii="SimSun" w:hAnsi="SimSun" w:eastAsia="SimSun" w:cs="SimSun"/>
+          <w:kern w:val="0"/>
+          <w:sz w:val="24"/>
+          <w:szCs w:val="24"/>
+          <w:lang w:val="en-US" w:eastAsia="zh-CN" w:bidi="ar"/>
+        </w:rPr>
+        <w:t>default</w:t>
+      </w:r>
+      <w:r>
+        <w:rPr>
+          <w:rStyle w:val="7"/>
+          <w:rFonts w:ascii="SimSun" w:hAnsi="SimSun" w:eastAsia="SimSun" w:cs="SimSun"/>
+          <w:kern w:val="0"/>
+          <w:sz w:val="24"/>
+          <w:szCs w:val="24"/>
+          <w:lang w:val="en-US" w:eastAsia="zh-CN" w:bidi="ar"/>
+        </w:rPr>
+        <w:t xml:space="preserve"> add;</w:t>
+      </w:r>
+    </w:p>
+    <w:p>
+      <w:pPr>
+        <w:keepNext w:val="0"/>
+        <w:keepLines w:val="0"/>
+        <w:widowControl/>
+        <w:suppressLineNumbers w:val="0"/>
+      </w:pPr>
+      <w:r>
+        <w:pict>
+          <v:rect id="_x0000_i1062" o:spt="1" style="height:1.5pt;width:432pt;" fillcolor="#A0A0A0" filled="t" stroked="f" coordsize="21600,21600" o:hr="t" o:hrstd="t" o:hralign="center">
+            <v:path/>
+            <v:fill on="t" focussize="0,0"/>
+            <v:stroke on="f"/>
+            <v:imagedata o:title=""/>
+            <o:lock v:ext="edit"/>
+            <w10:wrap type="none"/>
+            <w10:anchorlock/>
+          </v:rect>
+        </w:pict>
+      </w:r>
+    </w:p>
+    <w:p>
+      <w:pPr>
+        <w:pStyle w:val="2"/>
+        <w:keepNext w:val="0"/>
+        <w:keepLines w:val="0"/>
+        <w:widowControl/>
+        <w:suppressLineNumbers w:val="0"/>
+      </w:pPr>
+      <w:r>
+        <w:t xml:space="preserve">⚛️ 2. </w:t>
+      </w:r>
+      <w:r>
+        <w:rPr>
+          <w:rStyle w:val="11"/>
+          <w:b/>
+          <w:bCs/>
+        </w:rPr>
+        <w:t>.jsx (JavaScript XML File)</w:t>
+      </w:r>
+    </w:p>
+    <w:p>
+      <w:pPr>
+        <w:pStyle w:val="10"/>
+        <w:keepNext w:val="0"/>
+        <w:keepLines w:val="0"/>
+        <w:widowControl/>
+        <w:suppressLineNumbers w:val="0"/>
+      </w:pPr>
+      <w:r>
+        <w:rPr>
+          <w:rStyle w:val="11"/>
+        </w:rPr>
+        <w:t>Example:</w:t>
+      </w:r>
+      <w:r>
+        <w:t xml:space="preserve"> </w:t>
+      </w:r>
+      <w:r>
+        <w:rPr>
+          <w:rStyle w:val="7"/>
+        </w:rPr>
+        <w:t>App.jsx</w:t>
+      </w:r>
+      <w:r>
+        <w:t xml:space="preserve">, </w:t>
+      </w:r>
+      <w:r>
+        <w:rPr>
+          <w:rStyle w:val="7"/>
+        </w:rPr>
+        <w:t>main.jsx</w:t>
+      </w:r>
+    </w:p>
+    <w:p>
+      <w:pPr>
+        <w:pStyle w:val="10"/>
+        <w:keepNext w:val="0"/>
+        <w:keepLines w:val="0"/>
+        <w:widowControl/>
+        <w:suppressLineNumbers w:val="0"/>
+      </w:pPr>
+      <w:r>
+        <w:t xml:space="preserve">Used for </w:t>
+      </w:r>
+      <w:r>
+        <w:rPr>
+          <w:rStyle w:val="11"/>
+        </w:rPr>
+        <w:t>React components</w:t>
+      </w:r>
+      <w:r>
+        <w:t xml:space="preserve"> — it allows you to mix </w:t>
+      </w:r>
+      <w:r>
+        <w:rPr>
+          <w:rStyle w:val="11"/>
+        </w:rPr>
+        <w:t>HTML-like syntax (JSX)</w:t>
+      </w:r>
+      <w:r>
+        <w:t xml:space="preserve"> with JavaScript.</w:t>
+      </w:r>
+    </w:p>
+    <w:p>
+      <w:pPr>
+        <w:pStyle w:val="10"/>
+        <w:keepNext w:val="0"/>
+        <w:keepLines w:val="0"/>
+        <w:widowControl/>
+        <w:suppressLineNumbers w:val="0"/>
+      </w:pPr>
+      <w:r>
+        <w:t>JSX looks like HTML but runs as JavaScript after being compiled by Babel or Vite.</w:t>
+      </w:r>
+    </w:p>
+    <w:p>
+      <w:pPr>
+        <w:keepNext w:val="0"/>
+        <w:keepLines w:val="0"/>
+        <w:widowControl/>
+        <w:numPr>
+          <w:numId w:val="0"/>
+        </w:numPr>
+        <w:suppressLineNumbers w:val="0"/>
+        <w:spacing w:before="0" w:beforeAutospacing="1" w:after="0" w:afterAutospacing="1"/>
+      </w:pPr>
+    </w:p>
+    <w:p>
+      <w:pPr>
+        <w:pStyle w:val="10"/>
+        <w:keepNext w:val="0"/>
+        <w:keepLines w:val="0"/>
+        <w:widowControl/>
+        <w:suppressLineNumbers w:val="0"/>
+      </w:pPr>
+      <w:r>
+        <w:t>🧩 Example:</w:t>
+      </w:r>
+    </w:p>
+    <w:p>
+      <w:pPr>
+        <w:keepNext w:val="0"/>
+        <w:keepLines w:val="0"/>
+        <w:widowControl/>
+        <w:suppressLineNumbers w:val="0"/>
+        <w:bidi w:val="0"/>
+        <w:jc w:val="left"/>
+        <w:rPr>
+          <w:rStyle w:val="7"/>
+          <w:rFonts w:ascii="SimSun" w:hAnsi="SimSun" w:eastAsia="SimSun" w:cs="SimSun"/>
+          <w:kern w:val="0"/>
+          <w:sz w:val="24"/>
+          <w:szCs w:val="24"/>
+          <w:lang w:val="en-US" w:eastAsia="zh-CN" w:bidi="ar"/>
+        </w:rPr>
+      </w:pPr>
+      <w:r>
+        <w:rPr>
+          <w:rFonts w:ascii="SimSun" w:hAnsi="SimSun" w:eastAsia="SimSun" w:cs="SimSun"/>
+          <w:kern w:val="0"/>
+          <w:sz w:val="24"/>
+          <w:szCs w:val="24"/>
+          <w:lang w:val="en-US" w:eastAsia="zh-CN" w:bidi="ar"/>
+        </w:rPr>
+        <w:t>function</w:t>
+      </w:r>
+      <w:r>
+        <w:rPr>
+          <w:rStyle w:val="7"/>
+          <w:rFonts w:ascii="SimSun" w:hAnsi="SimSun" w:eastAsia="SimSun" w:cs="SimSun"/>
+          <w:kern w:val="0"/>
+          <w:sz w:val="24"/>
+          <w:szCs w:val="24"/>
+          <w:lang w:val="en-US" w:eastAsia="zh-CN" w:bidi="ar"/>
+        </w:rPr>
+        <w:t xml:space="preserve"> </w:t>
+      </w:r>
+      <w:r>
+        <w:rPr>
+          <w:rFonts w:ascii="SimSun" w:hAnsi="SimSun" w:eastAsia="SimSun" w:cs="SimSun"/>
+          <w:kern w:val="0"/>
+          <w:sz w:val="24"/>
+          <w:szCs w:val="24"/>
+          <w:lang w:val="en-US" w:eastAsia="zh-CN" w:bidi="ar"/>
+        </w:rPr>
+        <w:t>App</w:t>
+      </w:r>
+      <w:r>
+        <w:rPr>
+          <w:rStyle w:val="7"/>
+          <w:rFonts w:ascii="SimSun" w:hAnsi="SimSun" w:eastAsia="SimSun" w:cs="SimSun"/>
+          <w:kern w:val="0"/>
+          <w:sz w:val="24"/>
+          <w:szCs w:val="24"/>
+          <w:lang w:val="en-US" w:eastAsia="zh-CN" w:bidi="ar"/>
+        </w:rPr>
+        <w:t>() {</w:t>
+      </w:r>
+    </w:p>
+    <w:p>
+      <w:pPr>
+        <w:keepNext w:val="0"/>
+        <w:keepLines w:val="0"/>
+        <w:widowControl/>
+        <w:suppressLineNumbers w:val="0"/>
+        <w:bidi w:val="0"/>
+        <w:jc w:val="left"/>
+        <w:rPr>
+          <w:rStyle w:val="7"/>
+          <w:rFonts w:ascii="SimSun" w:hAnsi="SimSun" w:eastAsia="SimSun" w:cs="SimSun"/>
+          <w:kern w:val="0"/>
+          <w:sz w:val="24"/>
+          <w:szCs w:val="24"/>
+          <w:lang w:val="en-US" w:eastAsia="zh-CN" w:bidi="ar"/>
+        </w:rPr>
+      </w:pPr>
+      <w:r>
+        <w:rPr>
+          <w:rStyle w:val="7"/>
+          <w:rFonts w:ascii="SimSun" w:hAnsi="SimSun" w:eastAsia="SimSun" w:cs="SimSun"/>
+          <w:kern w:val="0"/>
+          <w:sz w:val="24"/>
+          <w:szCs w:val="24"/>
+          <w:lang w:val="en-US" w:eastAsia="zh-CN" w:bidi="ar"/>
+        </w:rPr>
+        <w:t xml:space="preserve">  </w:t>
+      </w:r>
+      <w:r>
+        <w:rPr>
+          <w:rFonts w:ascii="SimSun" w:hAnsi="SimSun" w:eastAsia="SimSun" w:cs="SimSun"/>
+          <w:kern w:val="0"/>
+          <w:sz w:val="24"/>
+          <w:szCs w:val="24"/>
+          <w:lang w:val="en-US" w:eastAsia="zh-CN" w:bidi="ar"/>
+        </w:rPr>
+        <w:t>return</w:t>
+      </w:r>
+      <w:r>
+        <w:rPr>
+          <w:rStyle w:val="7"/>
+          <w:rFonts w:ascii="SimSun" w:hAnsi="SimSun" w:eastAsia="SimSun" w:cs="SimSun"/>
+          <w:kern w:val="0"/>
+          <w:sz w:val="24"/>
+          <w:szCs w:val="24"/>
+          <w:lang w:val="en-US" w:eastAsia="zh-CN" w:bidi="ar"/>
+        </w:rPr>
+        <w:t xml:space="preserve"> </w:t>
+      </w:r>
+      <w:r>
+        <w:rPr>
+          <w:rFonts w:ascii="SimSun" w:hAnsi="SimSun" w:eastAsia="SimSun" w:cs="SimSun"/>
+          <w:kern w:val="0"/>
+          <w:sz w:val="24"/>
+          <w:szCs w:val="24"/>
+          <w:lang w:val="en-US" w:eastAsia="zh-CN" w:bidi="ar"/>
+        </w:rPr>
+        <w:t>&lt;h1</w:t>
+      </w:r>
+      <w:r>
+        <w:rPr>
+          <w:rStyle w:val="7"/>
+          <w:rFonts w:ascii="SimSun" w:hAnsi="SimSun" w:eastAsia="SimSun" w:cs="SimSun"/>
+          <w:kern w:val="0"/>
+          <w:sz w:val="24"/>
+          <w:szCs w:val="24"/>
+          <w:lang w:val="en-US" w:eastAsia="zh-CN" w:bidi="ar"/>
+        </w:rPr>
+        <w:t>&gt;Hello React!</w:t>
+      </w:r>
+      <w:r>
+        <w:rPr>
+          <w:rFonts w:ascii="SimSun" w:hAnsi="SimSun" w:eastAsia="SimSun" w:cs="SimSun"/>
+          <w:kern w:val="0"/>
+          <w:sz w:val="24"/>
+          <w:szCs w:val="24"/>
+          <w:lang w:val="en-US" w:eastAsia="zh-CN" w:bidi="ar"/>
+        </w:rPr>
+        <w:t>&lt;/h1</w:t>
+      </w:r>
+      <w:r>
+        <w:rPr>
+          <w:rStyle w:val="7"/>
+          <w:rFonts w:ascii="SimSun" w:hAnsi="SimSun" w:eastAsia="SimSun" w:cs="SimSun"/>
+          <w:kern w:val="0"/>
+          <w:sz w:val="24"/>
+          <w:szCs w:val="24"/>
+          <w:lang w:val="en-US" w:eastAsia="zh-CN" w:bidi="ar"/>
+        </w:rPr>
+        <w:t>&gt;;</w:t>
+      </w:r>
+    </w:p>
+    <w:p>
+      <w:pPr>
+        <w:keepNext w:val="0"/>
+        <w:keepLines w:val="0"/>
+        <w:widowControl/>
+        <w:suppressLineNumbers w:val="0"/>
+        <w:bidi w:val="0"/>
+        <w:jc w:val="left"/>
+        <w:rPr>
+          <w:rStyle w:val="7"/>
+          <w:rFonts w:ascii="SimSun" w:hAnsi="SimSun" w:eastAsia="SimSun" w:cs="SimSun"/>
+          <w:kern w:val="0"/>
+          <w:sz w:val="24"/>
+          <w:szCs w:val="24"/>
+          <w:lang w:val="en-US" w:eastAsia="zh-CN" w:bidi="ar"/>
+        </w:rPr>
+      </w:pPr>
+      <w:r>
+        <w:rPr>
+          <w:rStyle w:val="7"/>
+          <w:rFonts w:ascii="SimSun" w:hAnsi="SimSun" w:eastAsia="SimSun" w:cs="SimSun"/>
+          <w:kern w:val="0"/>
+          <w:sz w:val="24"/>
+          <w:szCs w:val="24"/>
+          <w:lang w:val="en-US" w:eastAsia="zh-CN" w:bidi="ar"/>
+        </w:rPr>
+        <w:t>}</w:t>
+      </w:r>
+    </w:p>
+    <w:p>
+      <w:pPr>
+        <w:keepNext w:val="0"/>
+        <w:keepLines w:val="0"/>
+        <w:widowControl/>
+        <w:suppressLineNumbers w:val="0"/>
+        <w:bidi w:val="0"/>
+        <w:jc w:val="left"/>
+      </w:pPr>
+      <w:r>
+        <w:rPr>
+          <w:rFonts w:ascii="SimSun" w:hAnsi="SimSun" w:eastAsia="SimSun" w:cs="SimSun"/>
+          <w:kern w:val="0"/>
+          <w:sz w:val="24"/>
+          <w:szCs w:val="24"/>
+          <w:lang w:val="en-US" w:eastAsia="zh-CN" w:bidi="ar"/>
+        </w:rPr>
+        <w:t>export</w:t>
+      </w:r>
+      <w:r>
+        <w:rPr>
+          <w:rStyle w:val="7"/>
+          <w:rFonts w:ascii="SimSun" w:hAnsi="SimSun" w:eastAsia="SimSun" w:cs="SimSun"/>
+          <w:kern w:val="0"/>
+          <w:sz w:val="24"/>
+          <w:szCs w:val="24"/>
+          <w:lang w:val="en-US" w:eastAsia="zh-CN" w:bidi="ar"/>
+        </w:rPr>
+        <w:t xml:space="preserve"> </w:t>
+      </w:r>
+      <w:r>
+        <w:rPr>
+          <w:rFonts w:ascii="SimSun" w:hAnsi="SimSun" w:eastAsia="SimSun" w:cs="SimSun"/>
+          <w:kern w:val="0"/>
+          <w:sz w:val="24"/>
+          <w:szCs w:val="24"/>
+          <w:lang w:val="en-US" w:eastAsia="zh-CN" w:bidi="ar"/>
+        </w:rPr>
+        <w:t>default</w:t>
+      </w:r>
+      <w:r>
+        <w:rPr>
+          <w:rStyle w:val="7"/>
+          <w:rFonts w:ascii="SimSun" w:hAnsi="SimSun" w:eastAsia="SimSun" w:cs="SimSun"/>
+          <w:kern w:val="0"/>
+          <w:sz w:val="24"/>
+          <w:szCs w:val="24"/>
+          <w:lang w:val="en-US" w:eastAsia="zh-CN" w:bidi="ar"/>
+        </w:rPr>
+        <w:t xml:space="preserve"> </w:t>
+      </w:r>
+      <w:r>
+        <w:rPr>
+          <w:rFonts w:ascii="SimSun" w:hAnsi="SimSun" w:eastAsia="SimSun" w:cs="SimSun"/>
+          <w:kern w:val="0"/>
+          <w:sz w:val="24"/>
+          <w:szCs w:val="24"/>
+          <w:lang w:val="en-US" w:eastAsia="zh-CN" w:bidi="ar"/>
+        </w:rPr>
+        <w:t>App</w:t>
+      </w:r>
+      <w:r>
+        <w:rPr>
+          <w:rStyle w:val="7"/>
+          <w:rFonts w:ascii="SimSun" w:hAnsi="SimSun" w:eastAsia="SimSun" w:cs="SimSun"/>
+          <w:kern w:val="0"/>
+          <w:sz w:val="24"/>
+          <w:szCs w:val="24"/>
+          <w:lang w:val="en-US" w:eastAsia="zh-CN" w:bidi="ar"/>
+        </w:rPr>
+        <w:t>;</w:t>
+      </w:r>
+    </w:p>
+    <w:p>
+      <w:pPr>
+        <w:pStyle w:val="10"/>
+        <w:keepNext w:val="0"/>
+        <w:keepLines w:val="0"/>
+        <w:widowControl/>
+        <w:suppressLineNumbers w:val="0"/>
+      </w:pPr>
+      <w:r>
+        <w:t xml:space="preserve">💡 </w:t>
+      </w:r>
+      <w:r>
+        <w:rPr>
+          <w:rStyle w:val="7"/>
+        </w:rPr>
+        <w:t>.jsx</w:t>
+      </w:r>
+      <w:r>
+        <w:t xml:space="preserve"> helps editors and compilers understand JSX syntax better than plain </w:t>
+      </w:r>
+      <w:r>
+        <w:rPr>
+          <w:rStyle w:val="7"/>
+        </w:rPr>
+        <w:t>.js</w:t>
+      </w:r>
+      <w:r>
+        <w:t>.</w:t>
+      </w:r>
+    </w:p>
+    <w:p>
+      <w:pPr>
+        <w:keepNext w:val="0"/>
+        <w:keepLines w:val="0"/>
+        <w:widowControl/>
+        <w:suppressLineNumbers w:val="0"/>
+      </w:pPr>
+      <w:r>
+        <w:pict>
+          <v:rect id="_x0000_i1063" o:spt="1" style="height:1.5pt;width:432pt;" fillcolor="#A0A0A0" filled="t" stroked="f" coordsize="21600,21600" o:hr="t" o:hrstd="t" o:hralign="center">
+            <v:path/>
+            <v:fill on="t" focussize="0,0"/>
+            <v:stroke on="f"/>
+            <v:imagedata o:title=""/>
+            <o:lock v:ext="edit"/>
+            <w10:wrap type="none"/>
+            <w10:anchorlock/>
+          </v:rect>
+        </w:pict>
+      </w:r>
+    </w:p>
+    <w:p>
+      <w:pPr>
+        <w:pStyle w:val="2"/>
+        <w:keepNext w:val="0"/>
+        <w:keepLines w:val="0"/>
+        <w:widowControl/>
+        <w:suppressLineNumbers w:val="0"/>
+      </w:pPr>
+      <w:r>
+        <w:t xml:space="preserve">🧩 3. </w:t>
+      </w:r>
+      <w:r>
+        <w:rPr>
+          <w:rStyle w:val="11"/>
+          <w:b/>
+          <w:bCs/>
+        </w:rPr>
+        <w:t>.ts (TypeScript File)</w:t>
+      </w:r>
+    </w:p>
+    <w:p>
+      <w:pPr>
+        <w:pStyle w:val="10"/>
+        <w:keepNext w:val="0"/>
+        <w:keepLines w:val="0"/>
+        <w:widowControl/>
+        <w:suppressLineNumbers w:val="0"/>
+      </w:pPr>
+      <w:r>
+        <w:rPr>
+          <w:rStyle w:val="11"/>
+        </w:rPr>
+        <w:t>Example:</w:t>
+      </w:r>
+      <w:r>
+        <w:t xml:space="preserve"> </w:t>
+      </w:r>
+      <w:r>
+        <w:rPr>
+          <w:rStyle w:val="7"/>
+        </w:rPr>
+        <w:t>main.ts</w:t>
+      </w:r>
+      <w:r>
+        <w:t xml:space="preserve">, </w:t>
+      </w:r>
+      <w:r>
+        <w:rPr>
+          <w:rStyle w:val="7"/>
+        </w:rPr>
+        <w:t>helper.ts</w:t>
+      </w:r>
+    </w:p>
+    <w:p>
+      <w:pPr>
+        <w:pStyle w:val="10"/>
+        <w:keepNext w:val="0"/>
+        <w:keepLines w:val="0"/>
+        <w:widowControl/>
+        <w:suppressLineNumbers w:val="0"/>
+      </w:pPr>
+      <w:r>
+        <w:t xml:space="preserve">Similar to </w:t>
+      </w:r>
+      <w:r>
+        <w:rPr>
+          <w:rStyle w:val="7"/>
+        </w:rPr>
+        <w:t>.js</w:t>
+      </w:r>
+      <w:r>
+        <w:t xml:space="preserve"> but uses </w:t>
+      </w:r>
+      <w:r>
+        <w:rPr>
+          <w:rStyle w:val="11"/>
+        </w:rPr>
+        <w:t>TypeScript</w:t>
+      </w:r>
+      <w:r>
+        <w:t xml:space="preserve"> — a superset of JavaScript with </w:t>
+      </w:r>
+      <w:r>
+        <w:rPr>
+          <w:rStyle w:val="11"/>
+        </w:rPr>
+        <w:t>type safety</w:t>
+      </w:r>
+      <w:r>
+        <w:t>.</w:t>
+      </w:r>
+    </w:p>
+    <w:p>
+      <w:pPr>
+        <w:pStyle w:val="10"/>
+        <w:keepNext w:val="0"/>
+        <w:keepLines w:val="0"/>
+        <w:widowControl/>
+        <w:suppressLineNumbers w:val="0"/>
+      </w:pPr>
+      <w:r>
+        <w:t>Adds types like:</w:t>
+      </w:r>
+    </w:p>
+    <w:p>
+      <w:pPr>
+        <w:keepNext w:val="0"/>
+        <w:keepLines w:val="0"/>
+        <w:widowControl/>
+        <w:suppressLineNumbers w:val="0"/>
+        <w:bidi w:val="0"/>
+        <w:jc w:val="left"/>
+        <w:rPr>
+          <w:rStyle w:val="7"/>
+          <w:rFonts w:ascii="SimSun" w:hAnsi="SimSun" w:eastAsia="SimSun" w:cs="SimSun"/>
+          <w:kern w:val="0"/>
+          <w:sz w:val="24"/>
+          <w:szCs w:val="24"/>
+          <w:lang w:val="en-US" w:eastAsia="zh-CN" w:bidi="ar"/>
+        </w:rPr>
+      </w:pPr>
+      <w:r>
+        <w:rPr>
+          <w:rFonts w:ascii="SimSun" w:hAnsi="SimSun" w:eastAsia="SimSun" w:cs="SimSun"/>
+          <w:kern w:val="0"/>
+          <w:sz w:val="24"/>
+          <w:szCs w:val="24"/>
+          <w:lang w:val="en-US" w:eastAsia="zh-CN" w:bidi="ar"/>
+        </w:rPr>
+        <w:t>function</w:t>
+      </w:r>
+      <w:r>
+        <w:rPr>
+          <w:rStyle w:val="7"/>
+          <w:rFonts w:ascii="SimSun" w:hAnsi="SimSun" w:eastAsia="SimSun" w:cs="SimSun"/>
+          <w:kern w:val="0"/>
+          <w:sz w:val="24"/>
+          <w:szCs w:val="24"/>
+          <w:lang w:val="en-US" w:eastAsia="zh-CN" w:bidi="ar"/>
+        </w:rPr>
+        <w:t xml:space="preserve"> </w:t>
+      </w:r>
+      <w:r>
+        <w:rPr>
+          <w:rFonts w:ascii="SimSun" w:hAnsi="SimSun" w:eastAsia="SimSun" w:cs="SimSun"/>
+          <w:kern w:val="0"/>
+          <w:sz w:val="24"/>
+          <w:szCs w:val="24"/>
+          <w:lang w:val="en-US" w:eastAsia="zh-CN" w:bidi="ar"/>
+        </w:rPr>
+        <w:t>greet</w:t>
+      </w:r>
+      <w:r>
+        <w:rPr>
+          <w:rStyle w:val="7"/>
+          <w:rFonts w:ascii="SimSun" w:hAnsi="SimSun" w:eastAsia="SimSun" w:cs="SimSun"/>
+          <w:kern w:val="0"/>
+          <w:sz w:val="24"/>
+          <w:szCs w:val="24"/>
+          <w:lang w:val="en-US" w:eastAsia="zh-CN" w:bidi="ar"/>
+        </w:rPr>
+        <w:t>(</w:t>
+      </w:r>
+      <w:r>
+        <w:rPr>
+          <w:rFonts w:ascii="SimSun" w:hAnsi="SimSun" w:eastAsia="SimSun" w:cs="SimSun"/>
+          <w:kern w:val="0"/>
+          <w:sz w:val="24"/>
+          <w:szCs w:val="24"/>
+          <w:lang w:val="en-US" w:eastAsia="zh-CN" w:bidi="ar"/>
+        </w:rPr>
+        <w:t>name: string</w:t>
+      </w:r>
+      <w:r>
+        <w:rPr>
+          <w:rStyle w:val="7"/>
+          <w:rFonts w:ascii="SimSun" w:hAnsi="SimSun" w:eastAsia="SimSun" w:cs="SimSun"/>
+          <w:kern w:val="0"/>
+          <w:sz w:val="24"/>
+          <w:szCs w:val="24"/>
+          <w:lang w:val="en-US" w:eastAsia="zh-CN" w:bidi="ar"/>
+        </w:rPr>
+        <w:t xml:space="preserve">): </w:t>
+      </w:r>
+      <w:r>
+        <w:rPr>
+          <w:rFonts w:ascii="SimSun" w:hAnsi="SimSun" w:eastAsia="SimSun" w:cs="SimSun"/>
+          <w:kern w:val="0"/>
+          <w:sz w:val="24"/>
+          <w:szCs w:val="24"/>
+          <w:lang w:val="en-US" w:eastAsia="zh-CN" w:bidi="ar"/>
+        </w:rPr>
+        <w:t>void</w:t>
+      </w:r>
+      <w:r>
+        <w:rPr>
+          <w:rStyle w:val="7"/>
+          <w:rFonts w:ascii="SimSun" w:hAnsi="SimSun" w:eastAsia="SimSun" w:cs="SimSun"/>
+          <w:kern w:val="0"/>
+          <w:sz w:val="24"/>
+          <w:szCs w:val="24"/>
+          <w:lang w:val="en-US" w:eastAsia="zh-CN" w:bidi="ar"/>
+        </w:rPr>
+        <w:t xml:space="preserve"> {</w:t>
+      </w:r>
+    </w:p>
+    <w:p>
+      <w:pPr>
+        <w:keepNext w:val="0"/>
+        <w:keepLines w:val="0"/>
+        <w:widowControl/>
+        <w:suppressLineNumbers w:val="0"/>
+        <w:bidi w:val="0"/>
+        <w:ind w:left="720"/>
+        <w:jc w:val="left"/>
+        <w:rPr>
+          <w:rStyle w:val="7"/>
+          <w:rFonts w:ascii="SimSun" w:hAnsi="SimSun" w:eastAsia="SimSun" w:cs="SimSun"/>
+          <w:kern w:val="0"/>
+          <w:sz w:val="24"/>
+          <w:szCs w:val="24"/>
+          <w:lang w:val="en-US" w:eastAsia="zh-CN" w:bidi="ar"/>
+        </w:rPr>
+      </w:pPr>
+      <w:r>
+        <w:rPr>
+          <w:rStyle w:val="7"/>
+          <w:rFonts w:ascii="SimSun" w:hAnsi="SimSun" w:eastAsia="SimSun" w:cs="SimSun"/>
+          <w:kern w:val="0"/>
+          <w:sz w:val="24"/>
+          <w:szCs w:val="24"/>
+          <w:lang w:val="en-US" w:eastAsia="zh-CN" w:bidi="ar"/>
+        </w:rPr>
+        <w:t xml:space="preserve">  </w:t>
+      </w:r>
+      <w:r>
+        <w:rPr>
+          <w:rFonts w:ascii="SimSun" w:hAnsi="SimSun" w:eastAsia="SimSun" w:cs="SimSun"/>
+          <w:kern w:val="0"/>
+          <w:sz w:val="24"/>
+          <w:szCs w:val="24"/>
+          <w:lang w:val="en-US" w:eastAsia="zh-CN" w:bidi="ar"/>
+        </w:rPr>
+        <w:t>console</w:t>
+      </w:r>
+      <w:r>
+        <w:rPr>
+          <w:rStyle w:val="7"/>
+          <w:rFonts w:ascii="SimSun" w:hAnsi="SimSun" w:eastAsia="SimSun" w:cs="SimSun"/>
+          <w:kern w:val="0"/>
+          <w:sz w:val="24"/>
+          <w:szCs w:val="24"/>
+          <w:lang w:val="en-US" w:eastAsia="zh-CN" w:bidi="ar"/>
+        </w:rPr>
+        <w:t>.</w:t>
+      </w:r>
+      <w:r>
+        <w:rPr>
+          <w:rFonts w:ascii="SimSun" w:hAnsi="SimSun" w:eastAsia="SimSun" w:cs="SimSun"/>
+          <w:kern w:val="0"/>
+          <w:sz w:val="24"/>
+          <w:szCs w:val="24"/>
+          <w:lang w:val="en-US" w:eastAsia="zh-CN" w:bidi="ar"/>
+        </w:rPr>
+        <w:t>log</w:t>
+      </w:r>
+      <w:r>
+        <w:rPr>
+          <w:rStyle w:val="7"/>
+          <w:rFonts w:ascii="SimSun" w:hAnsi="SimSun" w:eastAsia="SimSun" w:cs="SimSun"/>
+          <w:kern w:val="0"/>
+          <w:sz w:val="24"/>
+          <w:szCs w:val="24"/>
+          <w:lang w:val="en-US" w:eastAsia="zh-CN" w:bidi="ar"/>
+        </w:rPr>
+        <w:t>(</w:t>
+      </w:r>
+      <w:r>
+        <w:rPr>
+          <w:rFonts w:ascii="SimSun" w:hAnsi="SimSun" w:eastAsia="SimSun" w:cs="SimSun"/>
+          <w:kern w:val="0"/>
+          <w:sz w:val="24"/>
+          <w:szCs w:val="24"/>
+          <w:lang w:val="en-US" w:eastAsia="zh-CN" w:bidi="ar"/>
+        </w:rPr>
+        <w:t>"Hello "</w:t>
+      </w:r>
+      <w:r>
+        <w:rPr>
+          <w:rStyle w:val="7"/>
+          <w:rFonts w:ascii="SimSun" w:hAnsi="SimSun" w:eastAsia="SimSun" w:cs="SimSun"/>
+          <w:kern w:val="0"/>
+          <w:sz w:val="24"/>
+          <w:szCs w:val="24"/>
+          <w:lang w:val="en-US" w:eastAsia="zh-CN" w:bidi="ar"/>
+        </w:rPr>
+        <w:t xml:space="preserve"> + name);</w:t>
+      </w:r>
+    </w:p>
+    <w:p>
+      <w:pPr>
+        <w:keepNext w:val="0"/>
+        <w:keepLines w:val="0"/>
+        <w:widowControl/>
+        <w:suppressLineNumbers w:val="0"/>
+        <w:bidi w:val="0"/>
+        <w:ind w:left="720"/>
+        <w:jc w:val="left"/>
+      </w:pPr>
+      <w:r>
+        <w:rPr>
+          <w:rStyle w:val="7"/>
+          <w:rFonts w:ascii="SimSun" w:hAnsi="SimSun" w:eastAsia="SimSun" w:cs="SimSun"/>
+          <w:kern w:val="0"/>
+          <w:sz w:val="24"/>
+          <w:szCs w:val="24"/>
+          <w:lang w:val="en-US" w:eastAsia="zh-CN" w:bidi="ar"/>
+        </w:rPr>
+        <w:t>}</w:t>
+      </w:r>
+    </w:p>
+    <w:p>
+      <w:pPr>
+        <w:keepNext w:val="0"/>
+        <w:keepLines w:val="0"/>
+        <w:widowControl/>
+        <w:numPr>
+          <w:numId w:val="0"/>
+        </w:numPr>
+        <w:suppressLineNumbers w:val="0"/>
+        <w:spacing w:before="0" w:beforeAutospacing="1" w:after="0" w:afterAutospacing="1"/>
+      </w:pPr>
+    </w:p>
+    <w:p>
+      <w:pPr>
+        <w:keepNext w:val="0"/>
+        <w:keepLines w:val="0"/>
+        <w:widowControl/>
+        <w:suppressLineNumbers w:val="0"/>
+      </w:pPr>
+      <w:r>
+        <w:pict>
+          <v:rect id="_x0000_i1064" o:spt="1" style="height:1.5pt;width:432pt;" fillcolor="#A0A0A0" filled="t" stroked="f" coordsize="21600,21600" o:hr="t" o:hrstd="t" o:hralign="center">
+            <v:path/>
+            <v:fill on="t" focussize="0,0"/>
+            <v:stroke on="f"/>
+            <v:imagedata o:title=""/>
+            <o:lock v:ext="edit"/>
+            <w10:wrap type="none"/>
+            <w10:anchorlock/>
+          </v:rect>
+        </w:pict>
+      </w:r>
+    </w:p>
+    <w:p>
+      <w:pPr>
+        <w:pStyle w:val="2"/>
+        <w:keepNext w:val="0"/>
+        <w:keepLines w:val="0"/>
+        <w:widowControl/>
+        <w:suppressLineNumbers w:val="0"/>
+      </w:pPr>
+      <w:r>
+        <w:t xml:space="preserve">⚛️ 4. </w:t>
+      </w:r>
+      <w:r>
+        <w:rPr>
+          <w:rStyle w:val="11"/>
+          <w:b/>
+          <w:bCs/>
+        </w:rPr>
+        <w:t>.tsx (TypeScript + JSX File)</w:t>
+      </w:r>
+    </w:p>
+    <w:p>
+      <w:pPr>
+        <w:pStyle w:val="10"/>
+        <w:keepNext w:val="0"/>
+        <w:keepLines w:val="0"/>
+        <w:widowControl/>
+        <w:suppressLineNumbers w:val="0"/>
+      </w:pPr>
+      <w:r>
+        <w:rPr>
+          <w:rStyle w:val="11"/>
+        </w:rPr>
+        <w:t>Example:</w:t>
+      </w:r>
+      <w:r>
+        <w:t xml:space="preserve"> </w:t>
+      </w:r>
+      <w:r>
+        <w:rPr>
+          <w:rStyle w:val="7"/>
+        </w:rPr>
+        <w:t>App.tsx</w:t>
+      </w:r>
+      <w:r>
+        <w:t xml:space="preserve">, </w:t>
+      </w:r>
+      <w:r>
+        <w:rPr>
+          <w:rStyle w:val="7"/>
+        </w:rPr>
+        <w:t>Home.tsx</w:t>
+      </w:r>
+    </w:p>
+    <w:p>
+      <w:pPr>
+        <w:pStyle w:val="10"/>
+        <w:keepNext w:val="0"/>
+        <w:keepLines w:val="0"/>
+        <w:widowControl/>
+        <w:suppressLineNumbers w:val="0"/>
+      </w:pPr>
+      <w:r>
+        <w:t xml:space="preserve">Used when writing </w:t>
+      </w:r>
+      <w:r>
+        <w:rPr>
+          <w:rStyle w:val="11"/>
+        </w:rPr>
+        <w:t>React components</w:t>
+      </w:r>
+      <w:r>
+        <w:t xml:space="preserve"> in </w:t>
+      </w:r>
+      <w:r>
+        <w:rPr>
+          <w:rStyle w:val="11"/>
+        </w:rPr>
+        <w:t>TypeScript</w:t>
+      </w:r>
+      <w:r>
+        <w:t>.</w:t>
+      </w:r>
+    </w:p>
+    <w:p>
+      <w:pPr>
+        <w:pStyle w:val="10"/>
+        <w:keepNext w:val="0"/>
+        <w:keepLines w:val="0"/>
+        <w:widowControl/>
+        <w:suppressLineNumbers w:val="0"/>
+      </w:pPr>
+      <w:r>
+        <w:t>Combines JSX + type safety.</w:t>
+      </w:r>
+    </w:p>
+    <w:p>
+      <w:pPr>
+        <w:keepNext w:val="0"/>
+        <w:keepLines w:val="0"/>
+        <w:widowControl/>
+        <w:numPr>
+          <w:numId w:val="0"/>
+        </w:numPr>
+        <w:suppressLineNumbers w:val="0"/>
+        <w:spacing w:before="0" w:beforeAutospacing="1" w:after="0" w:afterAutospacing="1"/>
+      </w:pPr>
+    </w:p>
+    <w:p>
+      <w:pPr>
+        <w:pStyle w:val="10"/>
+        <w:keepNext w:val="0"/>
+        <w:keepLines w:val="0"/>
+        <w:widowControl/>
+        <w:suppressLineNumbers w:val="0"/>
+      </w:pPr>
+      <w:r>
+        <w:t>🧩 Example:</w:t>
+      </w:r>
+    </w:p>
+    <w:p>
+      <w:pPr>
+        <w:keepNext w:val="0"/>
+        <w:keepLines w:val="0"/>
+        <w:widowControl/>
+        <w:suppressLineNumbers w:val="0"/>
+        <w:bidi w:val="0"/>
+        <w:jc w:val="left"/>
+        <w:rPr>
+          <w:rStyle w:val="7"/>
+          <w:rFonts w:ascii="SimSun" w:hAnsi="SimSun" w:eastAsia="SimSun" w:cs="SimSun"/>
+          <w:kern w:val="0"/>
+          <w:sz w:val="24"/>
+          <w:szCs w:val="24"/>
+          <w:lang w:val="en-US" w:eastAsia="zh-CN" w:bidi="ar"/>
+        </w:rPr>
+      </w:pPr>
+      <w:r>
+        <w:rPr>
+          <w:rFonts w:ascii="SimSun" w:hAnsi="SimSun" w:eastAsia="SimSun" w:cs="SimSun"/>
+          <w:kern w:val="0"/>
+          <w:sz w:val="24"/>
+          <w:szCs w:val="24"/>
+          <w:lang w:val="en-US" w:eastAsia="zh-CN" w:bidi="ar"/>
+        </w:rPr>
+        <w:t>type</w:t>
+      </w:r>
+      <w:r>
+        <w:rPr>
+          <w:rStyle w:val="7"/>
+          <w:rFonts w:ascii="SimSun" w:hAnsi="SimSun" w:eastAsia="SimSun" w:cs="SimSun"/>
+          <w:kern w:val="0"/>
+          <w:sz w:val="24"/>
+          <w:szCs w:val="24"/>
+          <w:lang w:val="en-US" w:eastAsia="zh-CN" w:bidi="ar"/>
+        </w:rPr>
+        <w:t xml:space="preserve"> </w:t>
+      </w:r>
+      <w:r>
+        <w:rPr>
+          <w:rFonts w:ascii="SimSun" w:hAnsi="SimSun" w:eastAsia="SimSun" w:cs="SimSun"/>
+          <w:kern w:val="0"/>
+          <w:sz w:val="24"/>
+          <w:szCs w:val="24"/>
+          <w:lang w:val="en-US" w:eastAsia="zh-CN" w:bidi="ar"/>
+        </w:rPr>
+        <w:t>Props</w:t>
+      </w:r>
+      <w:r>
+        <w:rPr>
+          <w:rStyle w:val="7"/>
+          <w:rFonts w:ascii="SimSun" w:hAnsi="SimSun" w:eastAsia="SimSun" w:cs="SimSun"/>
+          <w:kern w:val="0"/>
+          <w:sz w:val="24"/>
+          <w:szCs w:val="24"/>
+          <w:lang w:val="en-US" w:eastAsia="zh-CN" w:bidi="ar"/>
+        </w:rPr>
+        <w:t xml:space="preserve"> = { </w:t>
+      </w:r>
+      <w:r>
+        <w:rPr>
+          <w:rFonts w:ascii="SimSun" w:hAnsi="SimSun" w:eastAsia="SimSun" w:cs="SimSun"/>
+          <w:kern w:val="0"/>
+          <w:sz w:val="24"/>
+          <w:szCs w:val="24"/>
+          <w:lang w:val="en-US" w:eastAsia="zh-CN" w:bidi="ar"/>
+        </w:rPr>
+        <w:t>name</w:t>
+      </w:r>
+      <w:r>
+        <w:rPr>
+          <w:rStyle w:val="7"/>
+          <w:rFonts w:ascii="SimSun" w:hAnsi="SimSun" w:eastAsia="SimSun" w:cs="SimSun"/>
+          <w:kern w:val="0"/>
+          <w:sz w:val="24"/>
+          <w:szCs w:val="24"/>
+          <w:lang w:val="en-US" w:eastAsia="zh-CN" w:bidi="ar"/>
+        </w:rPr>
+        <w:t xml:space="preserve">: </w:t>
+      </w:r>
+      <w:r>
+        <w:rPr>
+          <w:rFonts w:ascii="SimSun" w:hAnsi="SimSun" w:eastAsia="SimSun" w:cs="SimSun"/>
+          <w:kern w:val="0"/>
+          <w:sz w:val="24"/>
+          <w:szCs w:val="24"/>
+          <w:lang w:val="en-US" w:eastAsia="zh-CN" w:bidi="ar"/>
+        </w:rPr>
+        <w:t>string</w:t>
+      </w:r>
+      <w:r>
+        <w:rPr>
+          <w:rStyle w:val="7"/>
+          <w:rFonts w:ascii="SimSun" w:hAnsi="SimSun" w:eastAsia="SimSun" w:cs="SimSun"/>
+          <w:kern w:val="0"/>
+          <w:sz w:val="24"/>
+          <w:szCs w:val="24"/>
+          <w:lang w:val="en-US" w:eastAsia="zh-CN" w:bidi="ar"/>
+        </w:rPr>
+        <w:t xml:space="preserve"> };</w:t>
+      </w:r>
+    </w:p>
+    <w:p>
+      <w:pPr>
+        <w:keepNext w:val="0"/>
+        <w:keepLines w:val="0"/>
+        <w:widowControl/>
+        <w:suppressLineNumbers w:val="0"/>
+        <w:bidi w:val="0"/>
+        <w:jc w:val="left"/>
+        <w:rPr>
+          <w:rStyle w:val="7"/>
+          <w:rFonts w:ascii="SimSun" w:hAnsi="SimSun" w:eastAsia="SimSun" w:cs="SimSun"/>
+          <w:kern w:val="0"/>
+          <w:sz w:val="24"/>
+          <w:szCs w:val="24"/>
+          <w:lang w:val="en-US" w:eastAsia="zh-CN" w:bidi="ar"/>
+        </w:rPr>
+      </w:pPr>
+      <w:r>
+        <w:rPr>
+          <w:rFonts w:ascii="SimSun" w:hAnsi="SimSun" w:eastAsia="SimSun" w:cs="SimSun"/>
+          <w:kern w:val="0"/>
+          <w:sz w:val="24"/>
+          <w:szCs w:val="24"/>
+          <w:lang w:val="en-US" w:eastAsia="zh-CN" w:bidi="ar"/>
+        </w:rPr>
+        <w:t>function</w:t>
+      </w:r>
+      <w:r>
+        <w:rPr>
+          <w:rStyle w:val="7"/>
+          <w:rFonts w:ascii="SimSun" w:hAnsi="SimSun" w:eastAsia="SimSun" w:cs="SimSun"/>
+          <w:kern w:val="0"/>
+          <w:sz w:val="24"/>
+          <w:szCs w:val="24"/>
+          <w:lang w:val="en-US" w:eastAsia="zh-CN" w:bidi="ar"/>
+        </w:rPr>
+        <w:t xml:space="preserve"> </w:t>
+      </w:r>
+      <w:r>
+        <w:rPr>
+          <w:rFonts w:ascii="SimSun" w:hAnsi="SimSun" w:eastAsia="SimSun" w:cs="SimSun"/>
+          <w:kern w:val="0"/>
+          <w:sz w:val="24"/>
+          <w:szCs w:val="24"/>
+          <w:lang w:val="en-US" w:eastAsia="zh-CN" w:bidi="ar"/>
+        </w:rPr>
+        <w:t>Welcome</w:t>
+      </w:r>
+      <w:r>
+        <w:rPr>
+          <w:rStyle w:val="7"/>
+          <w:rFonts w:ascii="SimSun" w:hAnsi="SimSun" w:eastAsia="SimSun" w:cs="SimSun"/>
+          <w:kern w:val="0"/>
+          <w:sz w:val="24"/>
+          <w:szCs w:val="24"/>
+          <w:lang w:val="en-US" w:eastAsia="zh-CN" w:bidi="ar"/>
+        </w:rPr>
+        <w:t>(</w:t>
+      </w:r>
+      <w:r>
+        <w:rPr>
+          <w:rFonts w:ascii="SimSun" w:hAnsi="SimSun" w:eastAsia="SimSun" w:cs="SimSun"/>
+          <w:kern w:val="0"/>
+          <w:sz w:val="24"/>
+          <w:szCs w:val="24"/>
+          <w:lang w:val="en-US" w:eastAsia="zh-CN" w:bidi="ar"/>
+        </w:rPr>
+        <w:t>{ name }: Props</w:t>
+      </w:r>
+      <w:r>
+        <w:rPr>
+          <w:rStyle w:val="7"/>
+          <w:rFonts w:ascii="SimSun" w:hAnsi="SimSun" w:eastAsia="SimSun" w:cs="SimSun"/>
+          <w:kern w:val="0"/>
+          <w:sz w:val="24"/>
+          <w:szCs w:val="24"/>
+          <w:lang w:val="en-US" w:eastAsia="zh-CN" w:bidi="ar"/>
+        </w:rPr>
+        <w:t>) {</w:t>
+      </w:r>
+    </w:p>
+    <w:p>
+      <w:pPr>
+        <w:keepNext w:val="0"/>
+        <w:keepLines w:val="0"/>
+        <w:widowControl/>
+        <w:suppressLineNumbers w:val="0"/>
+        <w:bidi w:val="0"/>
+        <w:jc w:val="left"/>
+        <w:rPr>
+          <w:rStyle w:val="7"/>
+          <w:rFonts w:ascii="SimSun" w:hAnsi="SimSun" w:eastAsia="SimSun" w:cs="SimSun"/>
+          <w:kern w:val="0"/>
+          <w:sz w:val="24"/>
+          <w:szCs w:val="24"/>
+          <w:lang w:val="en-US" w:eastAsia="zh-CN" w:bidi="ar"/>
+        </w:rPr>
+      </w:pPr>
+      <w:r>
+        <w:rPr>
+          <w:rStyle w:val="7"/>
+          <w:rFonts w:ascii="SimSun" w:hAnsi="SimSun" w:eastAsia="SimSun" w:cs="SimSun"/>
+          <w:kern w:val="0"/>
+          <w:sz w:val="24"/>
+          <w:szCs w:val="24"/>
+          <w:lang w:val="en-US" w:eastAsia="zh-CN" w:bidi="ar"/>
+        </w:rPr>
+        <w:t xml:space="preserve">  </w:t>
+      </w:r>
+      <w:r>
+        <w:rPr>
+          <w:rFonts w:ascii="SimSun" w:hAnsi="SimSun" w:eastAsia="SimSun" w:cs="SimSun"/>
+          <w:kern w:val="0"/>
+          <w:sz w:val="24"/>
+          <w:szCs w:val="24"/>
+          <w:lang w:val="en-US" w:eastAsia="zh-CN" w:bidi="ar"/>
+        </w:rPr>
+        <w:t>return</w:t>
+      </w:r>
+      <w:r>
+        <w:rPr>
+          <w:rStyle w:val="7"/>
+          <w:rFonts w:ascii="SimSun" w:hAnsi="SimSun" w:eastAsia="SimSun" w:cs="SimSun"/>
+          <w:kern w:val="0"/>
+          <w:sz w:val="24"/>
+          <w:szCs w:val="24"/>
+          <w:lang w:val="en-US" w:eastAsia="zh-CN" w:bidi="ar"/>
+        </w:rPr>
+        <w:t xml:space="preserve"> </w:t>
+      </w:r>
+      <w:r>
+        <w:rPr>
+          <w:rFonts w:ascii="SimSun" w:hAnsi="SimSun" w:eastAsia="SimSun" w:cs="SimSun"/>
+          <w:kern w:val="0"/>
+          <w:sz w:val="24"/>
+          <w:szCs w:val="24"/>
+          <w:lang w:val="en-US" w:eastAsia="zh-CN" w:bidi="ar"/>
+        </w:rPr>
+        <w:t>&lt;h1</w:t>
+      </w:r>
+      <w:r>
+        <w:rPr>
+          <w:rStyle w:val="7"/>
+          <w:rFonts w:ascii="SimSun" w:hAnsi="SimSun" w:eastAsia="SimSun" w:cs="SimSun"/>
+          <w:kern w:val="0"/>
+          <w:sz w:val="24"/>
+          <w:szCs w:val="24"/>
+          <w:lang w:val="en-US" w:eastAsia="zh-CN" w:bidi="ar"/>
+        </w:rPr>
+        <w:t>&gt;Hello {name}</w:t>
+      </w:r>
+      <w:r>
+        <w:rPr>
+          <w:rFonts w:ascii="SimSun" w:hAnsi="SimSun" w:eastAsia="SimSun" w:cs="SimSun"/>
+          <w:kern w:val="0"/>
+          <w:sz w:val="24"/>
+          <w:szCs w:val="24"/>
+          <w:lang w:val="en-US" w:eastAsia="zh-CN" w:bidi="ar"/>
+        </w:rPr>
+        <w:t>&lt;/h1</w:t>
+      </w:r>
+      <w:r>
+        <w:rPr>
+          <w:rStyle w:val="7"/>
+          <w:rFonts w:ascii="SimSun" w:hAnsi="SimSun" w:eastAsia="SimSun" w:cs="SimSun"/>
+          <w:kern w:val="0"/>
+          <w:sz w:val="24"/>
+          <w:szCs w:val="24"/>
+          <w:lang w:val="en-US" w:eastAsia="zh-CN" w:bidi="ar"/>
+        </w:rPr>
+        <w:t>&gt;;</w:t>
+      </w:r>
+    </w:p>
+    <w:p>
+      <w:pPr>
+        <w:keepNext w:val="0"/>
+        <w:keepLines w:val="0"/>
+        <w:widowControl/>
+        <w:suppressLineNumbers w:val="0"/>
+        <w:bidi w:val="0"/>
+        <w:jc w:val="left"/>
+        <w:rPr>
+          <w:rStyle w:val="7"/>
+          <w:rFonts w:ascii="SimSun" w:hAnsi="SimSun" w:eastAsia="SimSun" w:cs="SimSun"/>
+          <w:kern w:val="0"/>
+          <w:sz w:val="24"/>
+          <w:szCs w:val="24"/>
+          <w:lang w:val="en-US" w:eastAsia="zh-CN" w:bidi="ar"/>
+        </w:rPr>
+      </w:pPr>
+      <w:r>
+        <w:rPr>
+          <w:rStyle w:val="7"/>
+          <w:rFonts w:ascii="SimSun" w:hAnsi="SimSun" w:eastAsia="SimSun" w:cs="SimSun"/>
+          <w:kern w:val="0"/>
+          <w:sz w:val="24"/>
+          <w:szCs w:val="24"/>
+          <w:lang w:val="en-US" w:eastAsia="zh-CN" w:bidi="ar"/>
+        </w:rPr>
+        <w:t>}</w:t>
+      </w:r>
+    </w:p>
+    <w:p>
+      <w:pPr>
+        <w:keepNext w:val="0"/>
+        <w:keepLines w:val="0"/>
+        <w:widowControl/>
+        <w:suppressLineNumbers w:val="0"/>
+        <w:bidi w:val="0"/>
+        <w:jc w:val="left"/>
+      </w:pPr>
+      <w:r>
+        <w:rPr>
+          <w:rFonts w:ascii="SimSun" w:hAnsi="SimSun" w:eastAsia="SimSun" w:cs="SimSun"/>
+          <w:kern w:val="0"/>
+          <w:sz w:val="24"/>
+          <w:szCs w:val="24"/>
+          <w:lang w:val="en-US" w:eastAsia="zh-CN" w:bidi="ar"/>
+        </w:rPr>
+        <w:t>export</w:t>
+      </w:r>
+      <w:r>
+        <w:rPr>
+          <w:rStyle w:val="7"/>
+          <w:rFonts w:ascii="SimSun" w:hAnsi="SimSun" w:eastAsia="SimSun" w:cs="SimSun"/>
+          <w:kern w:val="0"/>
+          <w:sz w:val="24"/>
+          <w:szCs w:val="24"/>
+          <w:lang w:val="en-US" w:eastAsia="zh-CN" w:bidi="ar"/>
+        </w:rPr>
+        <w:t xml:space="preserve"> </w:t>
+      </w:r>
+      <w:r>
+        <w:rPr>
+          <w:rFonts w:ascii="SimSun" w:hAnsi="SimSun" w:eastAsia="SimSun" w:cs="SimSun"/>
+          <w:kern w:val="0"/>
+          <w:sz w:val="24"/>
+          <w:szCs w:val="24"/>
+          <w:lang w:val="en-US" w:eastAsia="zh-CN" w:bidi="ar"/>
+        </w:rPr>
+        <w:t>default</w:t>
+      </w:r>
+      <w:r>
+        <w:rPr>
+          <w:rStyle w:val="7"/>
+          <w:rFonts w:ascii="SimSun" w:hAnsi="SimSun" w:eastAsia="SimSun" w:cs="SimSun"/>
+          <w:kern w:val="0"/>
+          <w:sz w:val="24"/>
+          <w:szCs w:val="24"/>
+          <w:lang w:val="en-US" w:eastAsia="zh-CN" w:bidi="ar"/>
+        </w:rPr>
+        <w:t xml:space="preserve"> </w:t>
+      </w:r>
+      <w:r>
+        <w:rPr>
+          <w:rFonts w:ascii="SimSun" w:hAnsi="SimSun" w:eastAsia="SimSun" w:cs="SimSun"/>
+          <w:kern w:val="0"/>
+          <w:sz w:val="24"/>
+          <w:szCs w:val="24"/>
+          <w:lang w:val="en-US" w:eastAsia="zh-CN" w:bidi="ar"/>
+        </w:rPr>
+        <w:t>Welcome</w:t>
+      </w:r>
+      <w:r>
+        <w:rPr>
+          <w:rStyle w:val="7"/>
+          <w:rFonts w:ascii="SimSun" w:hAnsi="SimSun" w:eastAsia="SimSun" w:cs="SimSun"/>
+          <w:kern w:val="0"/>
+          <w:sz w:val="24"/>
+          <w:szCs w:val="24"/>
+          <w:lang w:val="en-US" w:eastAsia="zh-CN" w:bidi="ar"/>
+        </w:rPr>
+        <w:t>;</w:t>
+      </w:r>
+    </w:p>
+    <w:p>
+      <w:pPr>
+        <w:keepNext w:val="0"/>
+        <w:keepLines w:val="0"/>
+        <w:widowControl/>
+        <w:suppressLineNumbers w:val="0"/>
+      </w:pPr>
+      <w:r>
+        <w:pict>
+          <v:rect id="_x0000_i1065" o:spt="1" style="height:1.5pt;width:432pt;" fillcolor="#A0A0A0" filled="t" stroked="f" coordsize="21600,21600" o:hr="t" o:hrstd="t" o:hralign="center">
+            <v:path/>
+            <v:fill on="t" focussize="0,0"/>
+            <v:stroke on="f"/>
+            <v:imagedata o:title=""/>
+            <o:lock v:ext="edit"/>
+            <w10:wrap type="none"/>
+            <w10:anchorlock/>
+          </v:rect>
+        </w:pict>
+      </w:r>
+    </w:p>
+    <w:p>
+      <w:pPr>
+        <w:pStyle w:val="2"/>
+        <w:keepNext w:val="0"/>
+        <w:keepLines w:val="0"/>
+        <w:widowControl/>
+        <w:suppressLineNumbers w:val="0"/>
+      </w:pPr>
+      <w:r>
+        <w:t xml:space="preserve">🎨 5. </w:t>
+      </w:r>
+      <w:r>
+        <w:rPr>
+          <w:rStyle w:val="11"/>
+          <w:b/>
+          <w:bCs/>
+        </w:rPr>
+        <w:t>.css (Cascading Style Sheets)</w:t>
+      </w:r>
+    </w:p>
+    <w:p>
+      <w:pPr>
+        <w:pStyle w:val="10"/>
+        <w:keepNext w:val="0"/>
+        <w:keepLines w:val="0"/>
+        <w:widowControl/>
+        <w:suppressLineNumbers w:val="0"/>
+      </w:pPr>
+      <w:r>
+        <w:rPr>
+          <w:rStyle w:val="11"/>
+        </w:rPr>
+        <w:t>Example:</w:t>
+      </w:r>
+      <w:r>
+        <w:t xml:space="preserve"> </w:t>
+      </w:r>
+      <w:r>
+        <w:rPr>
+          <w:rStyle w:val="7"/>
+        </w:rPr>
+        <w:t>App.css</w:t>
+      </w:r>
+      <w:r>
+        <w:t xml:space="preserve">, </w:t>
+      </w:r>
+      <w:r>
+        <w:rPr>
+          <w:rStyle w:val="7"/>
+        </w:rPr>
+        <w:t>index.css</w:t>
+      </w:r>
+    </w:p>
+    <w:p>
+      <w:pPr>
+        <w:pStyle w:val="10"/>
+        <w:keepNext w:val="0"/>
+        <w:keepLines w:val="0"/>
+        <w:widowControl/>
+        <w:suppressLineNumbers w:val="0"/>
+      </w:pPr>
+      <w:r>
+        <w:t>Used for styling components or pages.</w:t>
+      </w:r>
+    </w:p>
+    <w:p>
+      <w:pPr>
+        <w:pStyle w:val="10"/>
+        <w:keepNext w:val="0"/>
+        <w:keepLines w:val="0"/>
+        <w:widowControl/>
+        <w:suppressLineNumbers w:val="0"/>
+      </w:pPr>
+      <w:r>
+        <w:t>Can be imported inside React files:</w:t>
+      </w:r>
+    </w:p>
+    <w:p>
+      <w:pPr>
+        <w:keepNext w:val="0"/>
+        <w:keepLines w:val="0"/>
+        <w:widowControl/>
+        <w:suppressLineNumbers w:val="0"/>
+        <w:bidi w:val="0"/>
+        <w:jc w:val="left"/>
+      </w:pPr>
+      <w:r>
+        <w:rPr>
+          <w:rFonts w:ascii="SimSun" w:hAnsi="SimSun" w:eastAsia="SimSun" w:cs="SimSun"/>
+          <w:kern w:val="0"/>
+          <w:sz w:val="24"/>
+          <w:szCs w:val="24"/>
+          <w:lang w:val="en-US" w:eastAsia="zh-CN" w:bidi="ar"/>
+        </w:rPr>
+        <w:t>import</w:t>
+      </w:r>
+      <w:r>
+        <w:rPr>
+          <w:rStyle w:val="7"/>
+          <w:rFonts w:ascii="SimSun" w:hAnsi="SimSun" w:eastAsia="SimSun" w:cs="SimSun"/>
+          <w:kern w:val="0"/>
+          <w:sz w:val="24"/>
+          <w:szCs w:val="24"/>
+          <w:lang w:val="en-US" w:eastAsia="zh-CN" w:bidi="ar"/>
+        </w:rPr>
+        <w:t xml:space="preserve"> </w:t>
+      </w:r>
+      <w:r>
+        <w:rPr>
+          <w:rFonts w:ascii="SimSun" w:hAnsi="SimSun" w:eastAsia="SimSun" w:cs="SimSun"/>
+          <w:kern w:val="0"/>
+          <w:sz w:val="24"/>
+          <w:szCs w:val="24"/>
+          <w:lang w:val="en-US" w:eastAsia="zh-CN" w:bidi="ar"/>
+        </w:rPr>
+        <w:t>'./App.css'</w:t>
+      </w:r>
+      <w:r>
+        <w:rPr>
+          <w:rStyle w:val="7"/>
+          <w:rFonts w:ascii="SimSun" w:hAnsi="SimSun" w:eastAsia="SimSun" w:cs="SimSun"/>
+          <w:kern w:val="0"/>
+          <w:sz w:val="24"/>
+          <w:szCs w:val="24"/>
+          <w:lang w:val="en-US" w:eastAsia="zh-CN" w:bidi="ar"/>
+        </w:rPr>
+        <w:t>;</w:t>
+      </w:r>
+    </w:p>
+    <w:p>
+      <w:pPr>
+        <w:keepNext w:val="0"/>
+        <w:keepLines w:val="0"/>
+        <w:widowControl/>
+        <w:numPr>
+          <w:numId w:val="0"/>
+        </w:numPr>
+        <w:suppressLineNumbers w:val="0"/>
+        <w:spacing w:before="0" w:beforeAutospacing="1" w:after="0" w:afterAutospacing="1"/>
+      </w:pPr>
+    </w:p>
+    <w:p>
+      <w:pPr>
+        <w:keepNext w:val="0"/>
+        <w:keepLines w:val="0"/>
+        <w:widowControl/>
+        <w:suppressLineNumbers w:val="0"/>
+      </w:pPr>
+      <w:r>
+        <w:pict>
+          <v:rect id="_x0000_i1066" o:spt="1" style="height:1.5pt;width:432pt;" fillcolor="#A0A0A0" filled="t" stroked="f" coordsize="21600,21600" o:hr="t" o:hrstd="t" o:hralign="center">
+            <v:path/>
+            <v:fill on="t" focussize="0,0"/>
+            <v:stroke on="f"/>
+            <v:imagedata o:title=""/>
+            <o:lock v:ext="edit"/>
+            <w10:wrap type="none"/>
+            <w10:anchorlock/>
+          </v:rect>
+        </w:pict>
+      </w:r>
+    </w:p>
+    <w:p>
+      <w:pPr>
+        <w:pStyle w:val="2"/>
+        <w:keepNext w:val="0"/>
+        <w:keepLines w:val="0"/>
+        <w:widowControl/>
+        <w:suppressLineNumbers w:val="0"/>
+      </w:pPr>
+      <w:r>
+        <w:t xml:space="preserve">🧾 6. </w:t>
+      </w:r>
+      <w:r>
+        <w:rPr>
+          <w:rStyle w:val="11"/>
+          <w:b/>
+          <w:bCs/>
+        </w:rPr>
+        <w:t>.json (JavaScript Object Notation)</w:t>
+      </w:r>
+    </w:p>
+    <w:p>
+      <w:pPr>
+        <w:pStyle w:val="10"/>
+        <w:keepNext w:val="0"/>
+        <w:keepLines w:val="0"/>
+        <w:widowControl/>
+        <w:suppressLineNumbers w:val="0"/>
+      </w:pPr>
+      <w:r>
+        <w:rPr>
+          <w:rStyle w:val="11"/>
+        </w:rPr>
+        <w:t>Example:</w:t>
+      </w:r>
+      <w:r>
+        <w:t xml:space="preserve"> </w:t>
+      </w:r>
+      <w:r>
+        <w:rPr>
+          <w:rStyle w:val="7"/>
+        </w:rPr>
+        <w:t>package.json</w:t>
+      </w:r>
+      <w:r>
+        <w:t xml:space="preserve">, </w:t>
+      </w:r>
+      <w:r>
+        <w:rPr>
+          <w:rStyle w:val="7"/>
+        </w:rPr>
+        <w:t>data.json</w:t>
+      </w:r>
+    </w:p>
+    <w:p>
+      <w:pPr>
+        <w:pStyle w:val="10"/>
+        <w:keepNext w:val="0"/>
+        <w:keepLines w:val="0"/>
+        <w:widowControl/>
+        <w:suppressLineNumbers w:val="0"/>
+      </w:pPr>
+      <w:r>
+        <w:t>Used for configuration or storing structured data.</w:t>
+      </w:r>
+    </w:p>
+    <w:p>
+      <w:pPr>
+        <w:pStyle w:val="10"/>
+        <w:keepNext w:val="0"/>
+        <w:keepLines w:val="0"/>
+        <w:widowControl/>
+        <w:suppressLineNumbers w:val="0"/>
+      </w:pPr>
+      <w:r>
+        <w:t>Commonly:</w:t>
+      </w:r>
+    </w:p>
+    <w:p>
+      <w:pPr>
+        <w:pStyle w:val="10"/>
+        <w:keepNext w:val="0"/>
+        <w:keepLines w:val="0"/>
+        <w:widowControl/>
+        <w:suppressLineNumbers w:val="0"/>
+      </w:pPr>
+      <w:r>
+        <w:rPr>
+          <w:rStyle w:val="7"/>
+        </w:rPr>
+        <w:t>package.json</w:t>
+      </w:r>
+      <w:r>
+        <w:t xml:space="preserve"> → defines project dependencies.</w:t>
+      </w:r>
+    </w:p>
+    <w:p>
+      <w:pPr>
+        <w:pStyle w:val="10"/>
+        <w:keepNext w:val="0"/>
+        <w:keepLines w:val="0"/>
+        <w:widowControl/>
+        <w:suppressLineNumbers w:val="0"/>
+      </w:pPr>
+      <w:r>
+        <w:rPr>
+          <w:rStyle w:val="7"/>
+        </w:rPr>
+        <w:t>data.json</w:t>
+      </w:r>
+      <w:r>
+        <w:t xml:space="preserve"> → holds static data to import into components.</w:t>
+      </w:r>
+    </w:p>
+    <w:p>
+      <w:pPr>
+        <w:keepNext w:val="0"/>
+        <w:keepLines w:val="0"/>
+        <w:widowControl/>
+        <w:numPr>
+          <w:numId w:val="0"/>
+        </w:numPr>
+        <w:suppressLineNumbers w:val="0"/>
+        <w:spacing w:before="0" w:beforeAutospacing="1" w:after="0" w:afterAutospacing="1"/>
+      </w:pPr>
+    </w:p>
+    <w:p>
+      <w:pPr>
+        <w:pStyle w:val="10"/>
+        <w:keepNext w:val="0"/>
+        <w:keepLines w:val="0"/>
+        <w:widowControl/>
+        <w:suppressLineNumbers w:val="0"/>
+      </w:pPr>
+      <w:r>
+        <w:t>Example:</w:t>
+      </w:r>
+    </w:p>
+    <w:p>
+      <w:pPr>
+        <w:keepNext w:val="0"/>
+        <w:keepLines w:val="0"/>
+        <w:widowControl/>
+        <w:suppressLineNumbers w:val="0"/>
+        <w:bidi w:val="0"/>
+        <w:jc w:val="left"/>
+        <w:rPr>
+          <w:rStyle w:val="7"/>
+          <w:rFonts w:ascii="SimSun" w:hAnsi="SimSun" w:eastAsia="SimSun" w:cs="SimSun"/>
+          <w:kern w:val="0"/>
+          <w:sz w:val="24"/>
+          <w:szCs w:val="24"/>
+          <w:lang w:val="en-US" w:eastAsia="zh-CN" w:bidi="ar"/>
+        </w:rPr>
+      </w:pPr>
+      <w:r>
+        <w:rPr>
+          <w:rFonts w:ascii="SimSun" w:hAnsi="SimSun" w:eastAsia="SimSun" w:cs="SimSun"/>
+          <w:kern w:val="0"/>
+          <w:sz w:val="24"/>
+          <w:szCs w:val="24"/>
+          <w:lang w:val="en-US" w:eastAsia="zh-CN" w:bidi="ar"/>
+        </w:rPr>
+        <w:t>{</w:t>
+      </w:r>
+    </w:p>
+    <w:p>
+      <w:pPr>
+        <w:keepNext w:val="0"/>
+        <w:keepLines w:val="0"/>
+        <w:widowControl/>
+        <w:suppressLineNumbers w:val="0"/>
+        <w:bidi w:val="0"/>
+        <w:jc w:val="left"/>
+        <w:rPr>
+          <w:rStyle w:val="7"/>
+          <w:rFonts w:ascii="SimSun" w:hAnsi="SimSun" w:eastAsia="SimSun" w:cs="SimSun"/>
+          <w:kern w:val="0"/>
+          <w:sz w:val="24"/>
+          <w:szCs w:val="24"/>
+          <w:lang w:val="en-US" w:eastAsia="zh-CN" w:bidi="ar"/>
+        </w:rPr>
+      </w:pPr>
+      <w:r>
+        <w:rPr>
+          <w:rStyle w:val="7"/>
+          <w:rFonts w:ascii="SimSun" w:hAnsi="SimSun" w:eastAsia="SimSun" w:cs="SimSun"/>
+          <w:kern w:val="0"/>
+          <w:sz w:val="24"/>
+          <w:szCs w:val="24"/>
+          <w:lang w:val="en-US" w:eastAsia="zh-CN" w:bidi="ar"/>
+        </w:rPr>
+        <w:t xml:space="preserve">  </w:t>
+      </w:r>
+      <w:r>
+        <w:rPr>
+          <w:rFonts w:ascii="SimSun" w:hAnsi="SimSun" w:eastAsia="SimSun" w:cs="SimSun"/>
+          <w:kern w:val="0"/>
+          <w:sz w:val="24"/>
+          <w:szCs w:val="24"/>
+          <w:lang w:val="en-US" w:eastAsia="zh-CN" w:bidi="ar"/>
+        </w:rPr>
+        <w:t>"name":</w:t>
+      </w:r>
+      <w:r>
+        <w:rPr>
+          <w:rStyle w:val="7"/>
+          <w:rFonts w:ascii="SimSun" w:hAnsi="SimSun" w:eastAsia="SimSun" w:cs="SimSun"/>
+          <w:kern w:val="0"/>
+          <w:sz w:val="24"/>
+          <w:szCs w:val="24"/>
+          <w:lang w:val="en-US" w:eastAsia="zh-CN" w:bidi="ar"/>
+        </w:rPr>
+        <w:t xml:space="preserve"> </w:t>
+      </w:r>
+      <w:r>
+        <w:rPr>
+          <w:rFonts w:ascii="SimSun" w:hAnsi="SimSun" w:eastAsia="SimSun" w:cs="SimSun"/>
+          <w:kern w:val="0"/>
+          <w:sz w:val="24"/>
+          <w:szCs w:val="24"/>
+          <w:lang w:val="en-US" w:eastAsia="zh-CN" w:bidi="ar"/>
+        </w:rPr>
+        <w:t>"my-react-app",</w:t>
+      </w:r>
+    </w:p>
+    <w:p>
+      <w:pPr>
+        <w:keepNext w:val="0"/>
+        <w:keepLines w:val="0"/>
+        <w:widowControl/>
+        <w:suppressLineNumbers w:val="0"/>
+        <w:bidi w:val="0"/>
+        <w:jc w:val="left"/>
+      </w:pPr>
+      <w:r>
+        <w:rPr>
+          <w:rStyle w:val="7"/>
+          <w:rFonts w:ascii="SimSun" w:hAnsi="SimSun" w:eastAsia="SimSun" w:cs="SimSun"/>
+          <w:kern w:val="0"/>
+          <w:sz w:val="24"/>
+          <w:szCs w:val="24"/>
+          <w:lang w:val="en-US" w:eastAsia="zh-CN" w:bidi="ar"/>
+        </w:rPr>
+        <w:t xml:space="preserve">  </w:t>
+      </w:r>
+      <w:r>
+        <w:rPr>
+          <w:rFonts w:ascii="SimSun" w:hAnsi="SimSun" w:eastAsia="SimSun" w:cs="SimSun"/>
+          <w:kern w:val="0"/>
+          <w:sz w:val="24"/>
+          <w:szCs w:val="24"/>
+          <w:lang w:val="en-US" w:eastAsia="zh-CN" w:bidi="ar"/>
+        </w:rPr>
+        <w:t>"version":</w:t>
+      </w:r>
+      <w:r>
+        <w:rPr>
+          <w:rStyle w:val="7"/>
+          <w:rFonts w:ascii="SimSun" w:hAnsi="SimSun" w:eastAsia="SimSun" w:cs="SimSun"/>
+          <w:kern w:val="0"/>
+          <w:sz w:val="24"/>
+          <w:szCs w:val="24"/>
+          <w:lang w:val="en-US" w:eastAsia="zh-CN" w:bidi="ar"/>
+        </w:rPr>
+        <w:t xml:space="preserve"> </w:t>
+      </w:r>
+      <w:r>
+        <w:rPr>
+          <w:rFonts w:ascii="SimSun" w:hAnsi="SimSun" w:eastAsia="SimSun" w:cs="SimSun"/>
+          <w:kern w:val="0"/>
+          <w:sz w:val="24"/>
+          <w:szCs w:val="24"/>
+          <w:lang w:val="en-US" w:eastAsia="zh-CN" w:bidi="ar"/>
+        </w:rPr>
+        <w:t>"1.0.0"}</w:t>
+      </w:r>
+    </w:p>
+    <w:p>
+      <w:pPr>
+        <w:keepNext w:val="0"/>
+        <w:keepLines w:val="0"/>
+        <w:widowControl/>
+        <w:suppressLineNumbers w:val="0"/>
+      </w:pPr>
+      <w:r>
+        <w:pict>
+          <v:rect id="_x0000_i1067" o:spt="1" style="height:1.5pt;width:432pt;" fillcolor="#A0A0A0" filled="t" stroked="f" coordsize="21600,21600" o:hr="t" o:hrstd="t" o:hralign="center">
+            <v:path/>
+            <v:fill on="t" focussize="0,0"/>
+            <v:stroke on="f"/>
+            <v:imagedata o:title=""/>
+            <o:lock v:ext="edit"/>
+            <w10:wrap type="none"/>
+            <w10:anchorlock/>
+          </v:rect>
+        </w:pict>
+      </w:r>
+    </w:p>
+    <w:p>
+      <w:pPr>
+        <w:pStyle w:val="2"/>
+        <w:keepNext w:val="0"/>
+        <w:keepLines w:val="0"/>
+        <w:widowControl/>
+        <w:suppressLineNumbers w:val="0"/>
+      </w:pPr>
+      <w:r>
+        <w:t xml:space="preserve">⚙️ 7. </w:t>
+      </w:r>
+      <w:r>
+        <w:rPr>
+          <w:rStyle w:val="11"/>
+          <w:b/>
+          <w:bCs/>
+        </w:rPr>
+        <w:t>.config.js / .config.ts</w:t>
+      </w:r>
+    </w:p>
+    <w:p>
+      <w:pPr>
+        <w:pStyle w:val="10"/>
+        <w:keepNext w:val="0"/>
+        <w:keepLines w:val="0"/>
+        <w:widowControl/>
+        <w:suppressLineNumbers w:val="0"/>
+      </w:pPr>
+      <w:r>
+        <w:rPr>
+          <w:rStyle w:val="11"/>
+        </w:rPr>
+        <w:t>Example:</w:t>
+      </w:r>
+      <w:r>
+        <w:t xml:space="preserve"> </w:t>
+      </w:r>
+      <w:r>
+        <w:rPr>
+          <w:rStyle w:val="7"/>
+        </w:rPr>
+        <w:t>vite.config.js</w:t>
+      </w:r>
+      <w:r>
+        <w:t xml:space="preserve">, </w:t>
+      </w:r>
+      <w:r>
+        <w:rPr>
+          <w:rStyle w:val="7"/>
+        </w:rPr>
+        <w:t>eslint.config.js</w:t>
+      </w:r>
+    </w:p>
+    <w:p>
+      <w:pPr>
+        <w:pStyle w:val="10"/>
+        <w:keepNext w:val="0"/>
+        <w:keepLines w:val="0"/>
+        <w:widowControl/>
+        <w:suppressLineNumbers w:val="0"/>
+      </w:pPr>
+      <w:r>
+        <w:t>Configuration files for build tools or linters.</w:t>
+      </w:r>
+    </w:p>
+    <w:p>
+      <w:pPr>
+        <w:pStyle w:val="10"/>
+        <w:keepNext w:val="0"/>
+        <w:keepLines w:val="0"/>
+        <w:widowControl/>
+        <w:suppressLineNumbers w:val="0"/>
+      </w:pPr>
+      <w:r>
+        <w:t>Used by Vite, ESLint, Babel, etc.</w:t>
+      </w:r>
+    </w:p>
+    <w:p>
+      <w:pPr>
+        <w:pStyle w:val="10"/>
+        <w:keepNext w:val="0"/>
+        <w:keepLines w:val="0"/>
+        <w:widowControl/>
+        <w:suppressLineNumbers w:val="0"/>
+      </w:pPr>
+      <w:r>
+        <w:t>Not part of your React code, but control how your app runs/builds.</w:t>
+      </w:r>
+    </w:p>
+    <w:p>
+      <w:pPr>
+        <w:rPr>
+          <w:rFonts w:hint="default"/>
+          <w:lang w:val="en-US"/>
+        </w:rPr>
+      </w:pPr>
+      <w:bookmarkStart w:id="0" w:name="_GoBack"/>
+      <w:bookmarkEnd w:id="0"/>
     </w:p>
     <w:sectPr>
       <w:pgSz w:w="11906" w:h="16838"/>
@@ -7838,6 +10156,26 @@
     </w:lvl>
   </w:abstractNum>
   <w:abstractNum w:abstractNumId="3">
+    <w:nsid w:val="CBCE256B"/>
+    <w:multiLevelType w:val="singleLevel"/>
+    <w:tmpl w:val="CBCE256B"/>
+    <w:lvl w:ilvl="0" w:tentative="0">
+      <w:start w:val="1"/>
+      <w:numFmt w:val="bullet"/>
+      <w:lvlText w:val=""/>
+      <w:lvlJc w:val="left"/>
+      <w:pPr>
+        <w:tabs>
+          <w:tab w:val="left" w:pos="420"/>
+        </w:tabs>
+        <w:ind w:left="420" w:leftChars="0" w:hanging="420" w:firstLineChars="0"/>
+      </w:pPr>
+      <w:rPr>
+        <w:rFonts w:hint="default" w:ascii="Wingdings" w:hAnsi="Wingdings"/>
+      </w:rPr>
+    </w:lvl>
+  </w:abstractNum>
+  <w:abstractNum w:abstractNumId="4">
     <w:nsid w:val="0FCD7E6C"/>
     <w:multiLevelType w:val="singleLevel"/>
     <w:tmpl w:val="0FCD7E6C"/>
@@ -7857,7 +10195,7 @@
       </w:rPr>
     </w:lvl>
   </w:abstractNum>
-  <w:abstractNum w:abstractNumId="4">
+  <w:abstractNum w:abstractNumId="5">
     <w:nsid w:val="208E7FC5"/>
     <w:multiLevelType w:val="singleLevel"/>
     <w:tmpl w:val="208E7FC5"/>
@@ -7878,7 +10216,7 @@
     </w:lvl>
   </w:abstractNum>
   <w:num w:numId="1">
-    <w:abstractNumId w:val="4"/>
+    <w:abstractNumId w:val="5"/>
   </w:num>
   <w:num w:numId="2">
     <w:abstractNumId w:val="1"/>
@@ -7890,6 +10228,9 @@
     <w:abstractNumId w:val="0"/>
   </w:num>
   <w:num w:numId="5">
+    <w:abstractNumId w:val="4"/>
+  </w:num>
+  <w:num w:numId="6">
     <w:abstractNumId w:val="3"/>
   </w:num>
 </w:numbering>
